--- a/flow/20230914_vu_template/drafts/2024-08-u/15-ЧТ-Успення.docx
+++ b/flow/20230914_vu_template/drafts/2024-08-u/15-ЧТ-Успення.docx
@@ -10984,30 +10984,19 @@
       </w:pPr>
       <w:r>
         <w:rPr>
-          <w:rFonts w:ascii="Times New Roman" w:hAnsi="Times New Roman" w:cs="Times New Roman"/>
-          <w:i/>
-          <w:color w:val="FF0000"/>
-          <w:sz w:val="24"/>
-          <w:szCs w:val="24"/>
+          <w:rFonts w:ascii="Times New Roman" w:hAnsi="Times New Roman"/>
+          <w:i/>
+          <w:color w:val="FF4400"/>
+          <w:sz w:val="24"/>
         </w:rPr>
         <w:t>Священик:</w:t>
       </w:r>
       <w:r>
         <w:rPr>
-          <w:rFonts w:ascii="Times New Roman" w:hAnsi="Times New Roman" w:cs="Times New Roman"/>
-          <w:color w:val="FF0000"/>
-          <w:sz w:val="24"/>
-          <w:szCs w:val="24"/>
-        </w:rPr>
-        <w:t xml:space="preserve"> </w:t>
-      </w:r>
-      <w:r>
-        <w:rPr>
-          <w:rFonts w:ascii="Times New Roman" w:hAnsi="Times New Roman" w:cs="Times New Roman"/>
-          <w:sz w:val="24"/>
-          <w:szCs w:val="24"/>
-        </w:rPr>
-        <w:t>Мир всім.</w:t>
+          <w:rFonts w:ascii="Times New Roman" w:hAnsi="Times New Roman"/>
+          <w:sz w:val="24"/>
+        </w:rPr>
+        <w:t xml:space="preserve"> Мир всім.</w:t>
       </w:r>
     </w:p>
     <w:p>
@@ -14112,16 +14101,43 @@
       </w:pPr>
       <w:r>
         <w:rPr>
-          <w:rFonts w:ascii="Times New Roman" w:hAnsi="Times New Roman" w:cs="Times New Roman"/>
-          <w:i/>
-          <w:color w:val="FF0000"/>
-          <w:sz w:val="24"/>
-          <w:szCs w:val="24"/>
+          <w:rFonts w:ascii="Times New Roman" w:hAnsi="Times New Roman"/>
+          <w:i/>
+          <w:color w:val="FF4400"/>
+          <w:sz w:val="24"/>
         </w:rPr>
         <w:t>Священик:</w:t>
       </w:r>
       <w:r>
         <w:rPr>
+          <w:rFonts w:ascii="Times New Roman" w:hAnsi="Times New Roman"/>
+          <w:sz w:val="24"/>
+        </w:rPr>
+        <w:t xml:space="preserve"> Бо Ти – Бог милости, ласк і людинолюбности, і Тобі славу віддаємо, Отцю, і Сину, і Святому Духові, нині, і повсякчас, і на віки віків.</w:t>
+      </w:r>
+    </w:p>
+    <w:p>
+      <w:pPr>
+        <w:spacing w:after="120"/>
+        <w:jc w:val="both"/>
+        <w:rPr>
+          <w:rFonts w:ascii="Times New Roman" w:hAnsi="Times New Roman" w:cs="Times New Roman"/>
+          <w:sz w:val="24"/>
+          <w:szCs w:val="24"/>
+        </w:rPr>
+      </w:pPr>
+      <w:r>
+        <w:rPr>
+          <w:rFonts w:ascii="Times New Roman" w:hAnsi="Times New Roman" w:cs="Times New Roman"/>
+          <w:i/>
+          <w:color w:val="FF0000"/>
+          <w:sz w:val="24"/>
+          <w:szCs w:val="24"/>
+        </w:rPr>
+        <w:t>Вірні:</w:t>
+      </w:r>
+      <w:r>
+        <w:rPr>
           <w:rFonts w:ascii="Times New Roman" w:hAnsi="Times New Roman" w:cs="Times New Roman"/>
           <w:color w:val="FF0000"/>
           <w:sz w:val="24"/>
@@ -14132,51 +14148,37 @@
       <w:r>
         <w:rPr>
           <w:rFonts w:ascii="Times New Roman" w:hAnsi="Times New Roman" w:cs="Times New Roman"/>
-          <w:color w:val="000000"/>
-          <w:sz w:val="24"/>
-          <w:szCs w:val="24"/>
-        </w:rPr>
-        <w:t xml:space="preserve">Бо Ти – Бог милости, </w:t>
-      </w:r>
-      <w:proofErr w:type="spellStart"/>
-      <w:r>
-        <w:rPr>
-          <w:rFonts w:ascii="Times New Roman" w:hAnsi="Times New Roman" w:cs="Times New Roman"/>
-          <w:color w:val="000000"/>
-          <w:sz w:val="24"/>
-          <w:szCs w:val="24"/>
-        </w:rPr>
-        <w:t>ласк</w:t>
-      </w:r>
-      <w:proofErr w:type="spellEnd"/>
-      <w:r>
-        <w:rPr>
-          <w:rFonts w:ascii="Times New Roman" w:hAnsi="Times New Roman" w:cs="Times New Roman"/>
-          <w:color w:val="000000"/>
-          <w:sz w:val="24"/>
-          <w:szCs w:val="24"/>
-        </w:rPr>
-        <w:t xml:space="preserve"> і </w:t>
-      </w:r>
-      <w:proofErr w:type="spellStart"/>
-      <w:r>
-        <w:rPr>
-          <w:rFonts w:ascii="Times New Roman" w:hAnsi="Times New Roman" w:cs="Times New Roman"/>
-          <w:color w:val="000000"/>
-          <w:sz w:val="24"/>
-          <w:szCs w:val="24"/>
-        </w:rPr>
-        <w:t>людинолюбности</w:t>
-      </w:r>
-      <w:proofErr w:type="spellEnd"/>
-      <w:r>
-        <w:rPr>
-          <w:rFonts w:ascii="Times New Roman" w:hAnsi="Times New Roman" w:cs="Times New Roman"/>
-          <w:color w:val="000000"/>
-          <w:sz w:val="24"/>
-          <w:szCs w:val="24"/>
-        </w:rPr>
-        <w:t>, і Тобі славу віддаємо, Отцю, і Сину, і Святому Духові, нині, і повсякчас, і на віки віків.</w:t>
+          <w:sz w:val="24"/>
+          <w:szCs w:val="24"/>
+        </w:rPr>
+        <w:t>Амінь.</w:t>
+      </w:r>
+    </w:p>
+    <w:p>
+      <w:pPr>
+        <w:spacing w:after="120"/>
+        <w:jc w:val="both"/>
+        <w:rPr>
+          <w:rFonts w:ascii="Times New Roman" w:hAnsi="Times New Roman" w:cs="Times New Roman"/>
+          <w:sz w:val="24"/>
+          <w:szCs w:val="24"/>
+        </w:rPr>
+      </w:pPr>
+      <w:r>
+        <w:rPr>
+          <w:rFonts w:ascii="Times New Roman" w:hAnsi="Times New Roman"/>
+          <w:i/>
+          <w:color w:val="FF4400"/>
+          <w:sz w:val="24"/>
+        </w:rPr>
+        <w:t>Священик:</w:t>
+      </w:r>
+      <w:r>
+        <w:rPr>
+          <w:rFonts w:ascii="Times New Roman" w:hAnsi="Times New Roman"/>
+          <w:sz w:val="24"/>
+        </w:rPr>
+        <w:t xml:space="preserve"> Мир всім.</w:t>
       </w:r>
     </w:p>
     <w:p>
@@ -14214,200 +14216,115 @@
           <w:sz w:val="24"/>
           <w:szCs w:val="24"/>
         </w:rPr>
-        <w:t>Амінь.</w:t>
-      </w:r>
-    </w:p>
-    <w:p>
-      <w:pPr>
-        <w:spacing w:after="120"/>
-        <w:jc w:val="both"/>
-        <w:rPr>
-          <w:rFonts w:ascii="Times New Roman" w:hAnsi="Times New Roman" w:cs="Times New Roman"/>
-          <w:sz w:val="24"/>
-          <w:szCs w:val="24"/>
-        </w:rPr>
-      </w:pPr>
-      <w:r>
-        <w:rPr>
-          <w:rFonts w:ascii="Times New Roman" w:hAnsi="Times New Roman" w:cs="Times New Roman"/>
-          <w:i/>
-          <w:color w:val="FF0000"/>
-          <w:sz w:val="24"/>
-          <w:szCs w:val="24"/>
+        <w:t>І духові твоєму.</w:t>
+      </w:r>
+    </w:p>
+    <w:p>
+      <w:pPr>
+        <w:spacing w:after="120"/>
+        <w:jc w:val="both"/>
+        <w:rPr>
+          <w:rFonts w:ascii="Times New Roman" w:hAnsi="Times New Roman" w:cs="Times New Roman"/>
+          <w:sz w:val="24"/>
+          <w:szCs w:val="24"/>
+        </w:rPr>
+      </w:pPr>
+      <w:r>
+        <w:rPr>
+          <w:rFonts w:ascii="Times New Roman" w:hAnsi="Times New Roman" w:cs="Times New Roman"/>
+          <w:sz w:val="24"/>
+          <w:szCs w:val="24"/>
+        </w:rPr>
+        <w:t>Голови ваші перед Господом схиліть.</w:t>
+      </w:r>
+    </w:p>
+    <w:p>
+      <w:pPr>
+        <w:spacing w:after="120"/>
+        <w:jc w:val="both"/>
+        <w:rPr>
+          <w:rFonts w:ascii="Times New Roman" w:hAnsi="Times New Roman" w:cs="Times New Roman"/>
+          <w:sz w:val="24"/>
+          <w:szCs w:val="24"/>
+        </w:rPr>
+      </w:pPr>
+      <w:r>
+        <w:rPr>
+          <w:rFonts w:ascii="Times New Roman" w:hAnsi="Times New Roman" w:cs="Times New Roman"/>
+          <w:i/>
+          <w:color w:val="FF0000"/>
+          <w:sz w:val="24"/>
+          <w:szCs w:val="24"/>
+        </w:rPr>
+        <w:t>Вірні:</w:t>
+      </w:r>
+      <w:r>
+        <w:rPr>
+          <w:rFonts w:ascii="Times New Roman" w:hAnsi="Times New Roman" w:cs="Times New Roman"/>
+          <w:color w:val="FF0000"/>
+          <w:sz w:val="24"/>
+          <w:szCs w:val="24"/>
+        </w:rPr>
+        <w:t xml:space="preserve"> </w:t>
+      </w:r>
+      <w:r>
+        <w:rPr>
+          <w:rFonts w:ascii="Times New Roman" w:hAnsi="Times New Roman" w:cs="Times New Roman"/>
+          <w:sz w:val="24"/>
+          <w:szCs w:val="24"/>
+        </w:rPr>
+        <w:t>Тобі, Господи.</w:t>
+      </w:r>
+    </w:p>
+    <w:p>
+      <w:pPr>
+        <w:spacing w:after="120"/>
+        <w:jc w:val="both"/>
+        <w:rPr>
+          <w:rFonts w:ascii="Times New Roman" w:hAnsi="Times New Roman" w:cs="Times New Roman"/>
+          <w:sz w:val="24"/>
+          <w:szCs w:val="24"/>
+        </w:rPr>
+      </w:pPr>
+      <w:r>
+        <w:rPr>
+          <w:rFonts w:ascii="Times New Roman" w:hAnsi="Times New Roman" w:cs="Times New Roman"/>
+          <w:i/>
+          <w:color w:val="FF0000"/>
+          <w:sz w:val="24"/>
+          <w:szCs w:val="24"/>
+        </w:rPr>
+        <w:t>Священик читає молитву:</w:t>
+      </w:r>
+      <w:r>
+        <w:rPr>
+          <w:rFonts w:ascii="Times New Roman" w:hAnsi="Times New Roman" w:cs="Times New Roman"/>
+          <w:sz w:val="24"/>
+          <w:szCs w:val="24"/>
+        </w:rPr>
+        <w:t xml:space="preserve"> Господи, Боже наш, що прихилив небо і зійшов на спасіння людського роду! Зглянься на слуг твоїх і на спадкоємство твоє, бо перед тобою, страшним і людинолюбним Суддею, слуги твої схилили свої голови і зігнули свої шиї, не від людей очікуючи допомоги, але на твою надіючись милість і твого очікуючи спасіння; тож оберігай їх повсякчасно, і в цей вечір, і в прийдешню ніч збережи від усякого ворога, і від будь-якого зазіхання диявольського, і від думок марних, і спогадів лукавих.</w:t>
+      </w:r>
+    </w:p>
+    <w:p>
+      <w:pPr>
+        <w:pStyle w:val="a"/>
+        <w:spacing w:after="120"/>
+      </w:pPr>
+      <w:r>
+        <w:rPr>
+          <w:rFonts w:ascii="Times New Roman" w:hAnsi="Times New Roman"/>
+          <w:i/>
+          <w:color w:val="FF4400"/>
+          <w:sz w:val="24"/>
         </w:rPr>
         <w:t>Священик:</w:t>
       </w:r>
       <w:r>
         <w:rPr>
-          <w:rFonts w:ascii="Times New Roman" w:hAnsi="Times New Roman" w:cs="Times New Roman"/>
-          <w:color w:val="FF0000"/>
-          <w:sz w:val="24"/>
-          <w:szCs w:val="24"/>
-        </w:rPr>
-        <w:t xml:space="preserve"> </w:t>
-      </w:r>
-      <w:r>
-        <w:rPr>
-          <w:rFonts w:ascii="Times New Roman" w:hAnsi="Times New Roman" w:cs="Times New Roman"/>
-          <w:sz w:val="24"/>
-          <w:szCs w:val="24"/>
-        </w:rPr>
-        <w:t>Мир всім.</w:t>
-      </w:r>
-    </w:p>
-    <w:p>
-      <w:pPr>
-        <w:spacing w:after="120"/>
-        <w:jc w:val="both"/>
-        <w:rPr>
-          <w:rFonts w:ascii="Times New Roman" w:hAnsi="Times New Roman" w:cs="Times New Roman"/>
-          <w:sz w:val="24"/>
-          <w:szCs w:val="24"/>
-        </w:rPr>
-      </w:pPr>
-      <w:r>
-        <w:rPr>
-          <w:rFonts w:ascii="Times New Roman" w:hAnsi="Times New Roman" w:cs="Times New Roman"/>
-          <w:i/>
-          <w:color w:val="FF0000"/>
-          <w:sz w:val="24"/>
-          <w:szCs w:val="24"/>
-        </w:rPr>
-        <w:t>Вірні:</w:t>
-      </w:r>
-      <w:r>
-        <w:rPr>
-          <w:rFonts w:ascii="Times New Roman" w:hAnsi="Times New Roman" w:cs="Times New Roman"/>
-          <w:color w:val="FF0000"/>
-          <w:sz w:val="24"/>
-          <w:szCs w:val="24"/>
-        </w:rPr>
-        <w:t xml:space="preserve"> </w:t>
-      </w:r>
-      <w:r>
-        <w:rPr>
-          <w:rFonts w:ascii="Times New Roman" w:hAnsi="Times New Roman" w:cs="Times New Roman"/>
-          <w:sz w:val="24"/>
-          <w:szCs w:val="24"/>
-        </w:rPr>
-        <w:t>І духові твоєму.</w:t>
-      </w:r>
-    </w:p>
-    <w:p>
-      <w:pPr>
-        <w:spacing w:after="120"/>
-        <w:jc w:val="both"/>
-        <w:rPr>
-          <w:rFonts w:ascii="Times New Roman" w:hAnsi="Times New Roman" w:cs="Times New Roman"/>
-          <w:sz w:val="24"/>
-          <w:szCs w:val="24"/>
-        </w:rPr>
-      </w:pPr>
-      <w:r>
-        <w:rPr>
-          <w:rFonts w:ascii="Times New Roman" w:hAnsi="Times New Roman" w:cs="Times New Roman"/>
-          <w:sz w:val="24"/>
-          <w:szCs w:val="24"/>
-        </w:rPr>
-        <w:t>Голови ваші перед Господом схиліть.</w:t>
-      </w:r>
-    </w:p>
-    <w:p>
-      <w:pPr>
-        <w:spacing w:after="120"/>
-        <w:jc w:val="both"/>
-        <w:rPr>
-          <w:rFonts w:ascii="Times New Roman" w:hAnsi="Times New Roman" w:cs="Times New Roman"/>
-          <w:sz w:val="24"/>
-          <w:szCs w:val="24"/>
-        </w:rPr>
-      </w:pPr>
-      <w:r>
-        <w:rPr>
-          <w:rFonts w:ascii="Times New Roman" w:hAnsi="Times New Roman" w:cs="Times New Roman"/>
-          <w:i/>
-          <w:color w:val="FF0000"/>
-          <w:sz w:val="24"/>
-          <w:szCs w:val="24"/>
-        </w:rPr>
-        <w:t>Вірні:</w:t>
-      </w:r>
-      <w:r>
-        <w:rPr>
-          <w:rFonts w:ascii="Times New Roman" w:hAnsi="Times New Roman" w:cs="Times New Roman"/>
-          <w:color w:val="FF0000"/>
-          <w:sz w:val="24"/>
-          <w:szCs w:val="24"/>
-        </w:rPr>
-        <w:t xml:space="preserve"> </w:t>
-      </w:r>
-      <w:r>
-        <w:rPr>
-          <w:rFonts w:ascii="Times New Roman" w:hAnsi="Times New Roman" w:cs="Times New Roman"/>
-          <w:sz w:val="24"/>
-          <w:szCs w:val="24"/>
-        </w:rPr>
-        <w:t>Тобі, Господи.</w:t>
-      </w:r>
-    </w:p>
-    <w:p>
-      <w:pPr>
-        <w:spacing w:after="120"/>
-        <w:jc w:val="both"/>
-        <w:rPr>
-          <w:rFonts w:ascii="Times New Roman" w:hAnsi="Times New Roman" w:cs="Times New Roman"/>
-          <w:sz w:val="24"/>
-          <w:szCs w:val="24"/>
-        </w:rPr>
-      </w:pPr>
-      <w:r>
-        <w:rPr>
-          <w:rFonts w:ascii="Times New Roman" w:hAnsi="Times New Roman" w:cs="Times New Roman"/>
-          <w:i/>
-          <w:color w:val="FF0000"/>
-          <w:sz w:val="24"/>
-          <w:szCs w:val="24"/>
-        </w:rPr>
-        <w:t>Священик читає молитву:</w:t>
-      </w:r>
-      <w:r>
-        <w:rPr>
-          <w:rFonts w:ascii="Times New Roman" w:hAnsi="Times New Roman" w:cs="Times New Roman"/>
-          <w:sz w:val="24"/>
-          <w:szCs w:val="24"/>
-        </w:rPr>
-        <w:t xml:space="preserve"> Господи, Боже наш, що прихилив небо і зійшов на спасіння людського роду! Зглянься на слуг твоїх і на спадкоємство твоє, бо перед тобою, страшним і людинолюбним Суддею, слуги твої схилили свої голови і зігнули свої шиї, не від людей очікуючи допомоги, але на твою надіючись милість і твого очікуючи спасіння; тож оберігай їх повсякчасно, і в цей вечір, і в прийдешню ніч збережи від усякого ворога, і від будь-якого зазіхання диявольського, і від думок марних, і спогадів лукавих.</w:t>
-      </w:r>
-    </w:p>
-    <w:p>
-      <w:pPr>
-        <w:pStyle w:val="a"/>
-        <w:spacing w:after="120"/>
-      </w:pPr>
-      <w:r>
-        <w:rPr>
-          <w:rFonts w:ascii="Times New Roman" w:hAnsi="Times New Roman"/>
-          <w:i/>
-          <w:color w:val="FF0000"/>
-          <w:sz w:val="24"/>
-        </w:rPr>
-        <w:t>Священик:</w:t>
-      </w:r>
-      <w:r>
-        <w:rPr>
-          <w:rFonts w:ascii="Times New Roman" w:hAnsi="Times New Roman"/>
-          <w:color w:val="FF0000"/>
-          <w:sz w:val="24"/>
-        </w:rPr>
-        <w:t xml:space="preserve"> </w:t>
-      </w:r>
-      <w:r>
-        <w:rPr>
-          <w:rFonts w:ascii="Times New Roman" w:hAnsi="Times New Roman"/>
-          <w:color w:val="000000"/>
-          <w:sz w:val="24"/>
-        </w:rPr>
-        <w:t>Нехай буде влада царства Твого благословенна і дуже прославлена: Отця, і Сина, і Святого Духа, нині і повсякчас, і на віки віків.</w:t>
+          <w:rFonts w:ascii="Times New Roman" w:hAnsi="Times New Roman"/>
+          <w:sz w:val="24"/>
+        </w:rPr>
+        <w:t xml:space="preserve"> Нехай буде влада царства Твого благословенна і дуже прославлена: Отця, і Сина, і Святого Духа, нині і повсякчас, і на віки віків.</w:t>
       </w:r>
     </w:p>
     <w:p>
@@ -17060,19 +16977,17 @@
       </w:pPr>
       <w:r>
         <w:rPr>
-          <w:rFonts w:ascii="Times New Roman" w:hAnsi="Times New Roman" w:cs="Times New Roman"/>
-          <w:i/>
-          <w:color w:val="FF0000"/>
-          <w:sz w:val="24"/>
-          <w:szCs w:val="24"/>
+          <w:rFonts w:ascii="Times New Roman" w:hAnsi="Times New Roman"/>
+          <w:i/>
+          <w:color w:val="FF4400"/>
+          <w:sz w:val="24"/>
         </w:rPr>
         <w:t>Священик:</w:t>
       </w:r>
       <w:r>
         <w:rPr>
-          <w:rFonts w:ascii="Times New Roman" w:hAnsi="Times New Roman" w:cs="Times New Roman"/>
-          <w:sz w:val="24"/>
-          <w:szCs w:val="24"/>
+          <w:rFonts w:ascii="Times New Roman" w:hAnsi="Times New Roman"/>
+          <w:sz w:val="24"/>
         </w:rPr>
         <w:t xml:space="preserve"> Вислухай нас, Боже, Спасителю наш, надіє всіх людей на землі і тих, що далеко на морі та в повітрі; будь, Владико, ласкавий нам у гріхах наших, і помилуй нас. Милостивий бо і людинолюбний Бог єси, і тобі славу віддаємо: Отцю, і Сину, і Святому Духові, нині і повсякчас, і на віки віків.</w:t>
       </w:r>
@@ -17118,30 +17033,19 @@
       </w:pPr>
       <w:r>
         <w:rPr>
-          <w:rFonts w:ascii="Times New Roman" w:hAnsi="Times New Roman" w:cs="Times New Roman"/>
-          <w:i/>
-          <w:color w:val="FF0000"/>
-          <w:sz w:val="24"/>
-          <w:szCs w:val="24"/>
+          <w:rFonts w:ascii="Times New Roman" w:hAnsi="Times New Roman"/>
+          <w:i/>
+          <w:color w:val="FF4400"/>
+          <w:sz w:val="24"/>
         </w:rPr>
         <w:t>Священик:</w:t>
       </w:r>
       <w:r>
         <w:rPr>
-          <w:rFonts w:ascii="Times New Roman" w:hAnsi="Times New Roman" w:cs="Times New Roman"/>
-          <w:i/>
-          <w:sz w:val="24"/>
-          <w:szCs w:val="24"/>
-        </w:rPr>
-        <w:t xml:space="preserve"> </w:t>
-      </w:r>
-      <w:r>
-        <w:rPr>
-          <w:rFonts w:ascii="Times New Roman" w:hAnsi="Times New Roman" w:cs="Times New Roman"/>
-          <w:sz w:val="24"/>
-          <w:szCs w:val="24"/>
-        </w:rPr>
-        <w:t>Мир всім.</w:t>
+          <w:rFonts w:ascii="Times New Roman" w:hAnsi="Times New Roman"/>
+          <w:sz w:val="24"/>
+        </w:rPr>
+        <w:t xml:space="preserve"> Мир всім.</w:t>
       </w:r>
     </w:p>
     <w:p>
@@ -17233,75 +17137,35 @@
       </w:pPr>
       <w:r>
         <w:rPr>
-          <w:rFonts w:ascii="Times New Roman" w:hAnsi="Times New Roman" w:cs="Times New Roman"/>
-          <w:i/>
-          <w:color w:val="FF0000"/>
-          <w:sz w:val="24"/>
-          <w:szCs w:val="24"/>
+          <w:rFonts w:ascii="Times New Roman" w:hAnsi="Times New Roman"/>
+          <w:i/>
+          <w:color w:val="FF4400"/>
+          <w:sz w:val="24"/>
         </w:rPr>
         <w:t>Священик:</w:t>
       </w:r>
       <w:r>
         <w:rPr>
-          <w:rFonts w:ascii="Times New Roman" w:hAnsi="Times New Roman" w:cs="Times New Roman"/>
-          <w:sz w:val="24"/>
-          <w:szCs w:val="24"/>
-        </w:rPr>
-        <w:t xml:space="preserve"> Владико многомилостивий, Господи Ісусе Христе, Боже наш! Молитвами пречистої Владичиці нашої Богородиці і Приснодіви Марії, якої Успення світлий празник днесь урочисто святкуємо, і святого </w:t>
-      </w:r>
-      <w:r>
-        <w:rPr>
-          <w:rFonts w:ascii="Times New Roman" w:hAnsi="Times New Roman" w:cs="Times New Roman"/>
-          <w:i/>
-          <w:sz w:val="24"/>
-          <w:szCs w:val="24"/>
-        </w:rPr>
-        <w:t>(</w:t>
-      </w:r>
-      <w:r>
-        <w:rPr>
-          <w:rFonts w:ascii="Times New Roman" w:hAnsi="Times New Roman" w:cs="Times New Roman"/>
-          <w:i/>
-          <w:color w:val="FF0000"/>
-          <w:sz w:val="24"/>
-          <w:szCs w:val="24"/>
-        </w:rPr>
-        <w:t>ім'я, якого є храм</w:t>
-      </w:r>
-      <w:r>
-        <w:rPr>
-          <w:rFonts w:ascii="Times New Roman" w:hAnsi="Times New Roman" w:cs="Times New Roman"/>
-          <w:i/>
-          <w:sz w:val="24"/>
-          <w:szCs w:val="24"/>
-        </w:rPr>
-        <w:t>)</w:t>
-      </w:r>
-      <w:r>
-        <w:rPr>
-          <w:rFonts w:ascii="Times New Roman" w:eastAsia="Gungsuh" w:hAnsi="Times New Roman" w:cs="Times New Roman"/>
-          <w:sz w:val="24"/>
-          <w:szCs w:val="24"/>
-        </w:rPr>
-        <w:t xml:space="preserve"> і всіх святих, − приємну вчини молитву нашу, даруй нам прощення гріхів наших, покрий нас ласкою своєю, віджени від нас усякого ворога й супротивника. </w:t>
-      </w:r>
-      <w:proofErr w:type="spellStart"/>
-      <w:r>
-        <w:rPr>
-          <w:rFonts w:ascii="Times New Roman" w:eastAsia="Gungsuh" w:hAnsi="Times New Roman" w:cs="Times New Roman"/>
-          <w:sz w:val="24"/>
-          <w:szCs w:val="24"/>
-        </w:rPr>
-        <w:t>Втихомир</w:t>
-      </w:r>
-      <w:proofErr w:type="spellEnd"/>
-      <w:r>
-        <w:rPr>
-          <w:rFonts w:ascii="Times New Roman" w:eastAsia="Gungsuh" w:hAnsi="Times New Roman" w:cs="Times New Roman"/>
-          <w:sz w:val="24"/>
-          <w:szCs w:val="24"/>
-        </w:rPr>
-        <w:t xml:space="preserve"> наше життя, Господи, помилуй нас і світ твій, і спаси душі наші, як благий і людинолюбний.</w:t>
+          <w:rFonts w:ascii="Times New Roman" w:hAnsi="Times New Roman"/>
+          <w:sz w:val="24"/>
+        </w:rPr>
+        <w:t xml:space="preserve"> Владико многомилостивий, Господи Ісусе Христе, Боже наш! Молитвами пречистої Владичиці нашої Богородиці і Приснодіви Марії, якої Успення світлий празник днесь урочисто святкуємо, і святого (ім'я, </w:t>
+      </w:r>
+      <w:r>
+        <w:rPr>
+          <w:rFonts w:ascii="Times New Roman" w:hAnsi="Times New Roman"/>
+          <w:i/>
+          <w:color w:val="FF4400"/>
+          <w:sz w:val="24"/>
+        </w:rPr>
+        <w:t>якого є храм</w:t>
+      </w:r>
+      <w:r>
+        <w:rPr>
+          <w:rFonts w:ascii="Times New Roman" w:hAnsi="Times New Roman"/>
+          <w:sz w:val="24"/>
+        </w:rPr>
+        <w:t>) і всіх святих, − приємну вчини молитву нашу, даруй нам прощення гріхів наших, покрий нас ласкою своєю, віджени від нас усякого ворога й супротивника. Втихомир наше життя, Господи, помилуй нас і світ твій, і спаси душі наші, як благий і людинолюбний.</w:t>
       </w:r>
     </w:p>
     <w:p>
@@ -18503,66 +18367,19 @@
       </w:pPr>
       <w:r>
         <w:rPr>
-          <w:rFonts w:ascii="Times New Roman" w:hAnsi="Times New Roman" w:cs="Times New Roman"/>
-          <w:i/>
-          <w:color w:val="FF0000"/>
-          <w:sz w:val="24"/>
-          <w:szCs w:val="24"/>
-        </w:rPr>
-        <w:t>Священик</w:t>
-      </w:r>
-      <w:r>
-        <w:rPr>
-          <w:rFonts w:ascii="Times New Roman" w:hAnsi="Times New Roman" w:cs="Times New Roman"/>
-          <w:color w:val="FF0000"/>
-          <w:sz w:val="24"/>
-          <w:szCs w:val="24"/>
-        </w:rPr>
-        <w:t xml:space="preserve">: </w:t>
-      </w:r>
-      <w:r>
-        <w:rPr>
-          <w:rFonts w:ascii="Times New Roman" w:hAnsi="Times New Roman" w:cs="Times New Roman"/>
-          <w:sz w:val="24"/>
-          <w:szCs w:val="24"/>
-        </w:rPr>
-        <w:t xml:space="preserve">Господи Ісусе Христе, Боже наш, що благословив п'ять хлібів і п'ять тисяч народу нагодував! Сам благослови † і хліби ці †, пшеницю †, вино † і оливу, і </w:t>
-      </w:r>
-      <w:proofErr w:type="spellStart"/>
-      <w:r>
-        <w:rPr>
-          <w:rFonts w:ascii="Times New Roman" w:hAnsi="Times New Roman" w:cs="Times New Roman"/>
-          <w:sz w:val="24"/>
-          <w:szCs w:val="24"/>
-        </w:rPr>
-        <w:t>умножи</w:t>
-      </w:r>
-      <w:proofErr w:type="spellEnd"/>
-      <w:r>
-        <w:rPr>
-          <w:rFonts w:ascii="Times New Roman" w:hAnsi="Times New Roman" w:cs="Times New Roman"/>
-          <w:sz w:val="24"/>
-          <w:szCs w:val="24"/>
-        </w:rPr>
-        <w:t xml:space="preserve"> їх у цім місті (селі, обителі) і по всім світі твоїм, та й вірних, що споживають їх, освяти. Бо ти благословиш і освячуєш усе, Христе Боже наш, і тобі славу віддаємо із споконвічним Отцем твоїм, із </w:t>
-      </w:r>
-      <w:proofErr w:type="spellStart"/>
-      <w:r>
-        <w:rPr>
-          <w:rFonts w:ascii="Times New Roman" w:hAnsi="Times New Roman" w:cs="Times New Roman"/>
-          <w:sz w:val="24"/>
-          <w:szCs w:val="24"/>
-        </w:rPr>
-        <w:t>всесвятим</w:t>
-      </w:r>
-      <w:proofErr w:type="spellEnd"/>
-      <w:r>
-        <w:rPr>
-          <w:rFonts w:ascii="Times New Roman" w:hAnsi="Times New Roman" w:cs="Times New Roman"/>
-          <w:sz w:val="24"/>
-          <w:szCs w:val="24"/>
-        </w:rPr>
-        <w:t>, ласкавим і животворящим твоїм Духом, нині і повсякчас, і на віки віків.</w:t>
+          <w:rFonts w:ascii="Times New Roman" w:hAnsi="Times New Roman"/>
+          <w:i/>
+          <w:color w:val="FF4400"/>
+          <w:sz w:val="24"/>
+        </w:rPr>
+        <w:t>Священик:</w:t>
+      </w:r>
+      <w:r>
+        <w:rPr>
+          <w:rFonts w:ascii="Times New Roman" w:hAnsi="Times New Roman"/>
+          <w:sz w:val="24"/>
+        </w:rPr>
+        <w:t xml:space="preserve"> Господи Ісусе Христе, Боже наш, що благословив п'ять хлібів і п'ять тисяч народу нагодував! Сам благослови † і хліби ці †, пшеницю †, вино † і оливу, і умножи їх у цім місті (селі, обителі) і по всім світі твоїм, та й вірних, що споживають їх, освяти. Бо ти благословиш і освячуєш усе, Христе Боже наш, і тобі славу віддаємо із споконвічним Отцем твоїм, із всесвятим, ласкавим і животворящим твоїм Духом, нині і повсякчас, і на віки віків.</w:t>
       </w:r>
     </w:p>
     <w:p>
@@ -18862,39 +18679,19 @@
       </w:pPr>
       <w:r>
         <w:rPr>
-          <w:rFonts w:ascii="Times New Roman" w:hAnsi="Times New Roman" w:cs="Times New Roman"/>
-          <w:i/>
-          <w:color w:val="FF0000"/>
-          <w:sz w:val="24"/>
-          <w:szCs w:val="24"/>
+          <w:rFonts w:ascii="Times New Roman" w:hAnsi="Times New Roman"/>
+          <w:i/>
+          <w:color w:val="FF4400"/>
+          <w:sz w:val="24"/>
         </w:rPr>
         <w:t>Священик:</w:t>
       </w:r>
       <w:r>
         <w:rPr>
-          <w:rFonts w:ascii="Times New Roman" w:hAnsi="Times New Roman" w:cs="Times New Roman"/>
-          <w:sz w:val="24"/>
-          <w:szCs w:val="24"/>
-        </w:rPr>
-        <w:t xml:space="preserve"> Благословення Господнє на вас, з його благодаттю і </w:t>
-      </w:r>
-      <w:proofErr w:type="spellStart"/>
-      <w:r>
-        <w:rPr>
-          <w:rFonts w:ascii="Times New Roman" w:hAnsi="Times New Roman" w:cs="Times New Roman"/>
-          <w:sz w:val="24"/>
-          <w:szCs w:val="24"/>
-        </w:rPr>
-        <w:t>людинолюб'ям</w:t>
-      </w:r>
-      <w:proofErr w:type="spellEnd"/>
-      <w:r>
-        <w:rPr>
-          <w:rFonts w:ascii="Times New Roman" w:hAnsi="Times New Roman" w:cs="Times New Roman"/>
-          <w:sz w:val="24"/>
-          <w:szCs w:val="24"/>
-        </w:rPr>
-        <w:t>, завжди, нині і повсякчас, і на віки віків.</w:t>
+          <w:rFonts w:ascii="Times New Roman" w:hAnsi="Times New Roman"/>
+          <w:sz w:val="24"/>
+        </w:rPr>
+        <w:t xml:space="preserve"> Благословення Господнє на вас, з його благодаттю і людинолюб'ям, завжди, нині і повсякчас, і на віки віків.</w:t>
       </w:r>
     </w:p>
     <w:p>
@@ -19038,16 +18835,43 @@
       </w:pPr>
       <w:r>
         <w:rPr>
-          <w:rFonts w:ascii="Times New Roman" w:hAnsi="Times New Roman" w:cs="Times New Roman"/>
-          <w:i/>
-          <w:color w:val="FF0000"/>
-          <w:sz w:val="24"/>
-          <w:szCs w:val="24"/>
+          <w:rFonts w:ascii="Times New Roman" w:hAnsi="Times New Roman"/>
+          <w:i/>
+          <w:color w:val="FF4400"/>
+          <w:sz w:val="24"/>
         </w:rPr>
         <w:t>Священик:</w:t>
       </w:r>
       <w:r>
         <w:rPr>
+          <w:rFonts w:ascii="Times New Roman" w:hAnsi="Times New Roman"/>
+          <w:sz w:val="24"/>
+        </w:rPr>
+        <w:t xml:space="preserve"> Благословенний Христос, Бог наш, завжди, нині і повсякчас, і на віки віків.</w:t>
+      </w:r>
+    </w:p>
+    <w:p>
+      <w:pPr>
+        <w:spacing w:after="120"/>
+        <w:jc w:val="both"/>
+        <w:rPr>
+          <w:rFonts w:ascii="Times New Roman" w:hAnsi="Times New Roman" w:cs="Times New Roman"/>
+          <w:sz w:val="24"/>
+          <w:szCs w:val="24"/>
+        </w:rPr>
+      </w:pPr>
+      <w:r>
+        <w:rPr>
+          <w:rFonts w:ascii="Times New Roman" w:hAnsi="Times New Roman" w:cs="Times New Roman"/>
+          <w:i/>
+          <w:color w:val="FF0000"/>
+          <w:sz w:val="24"/>
+          <w:szCs w:val="24"/>
+        </w:rPr>
+        <w:t>Вірні:</w:t>
+      </w:r>
+      <w:r>
+        <w:rPr>
           <w:rFonts w:ascii="Times New Roman" w:hAnsi="Times New Roman" w:cs="Times New Roman"/>
           <w:color w:val="FF0000"/>
           <w:sz w:val="24"/>
@@ -19061,7 +18885,34 @@
           <w:sz w:val="24"/>
           <w:szCs w:val="24"/>
         </w:rPr>
-        <w:t>Благословенний Христос, Бог наш, завжди, нині і повсякчас, і на віки віків.</w:t>
+        <w:t>Амінь. Утверди, Боже, святу православну віру на віки віків.</w:t>
+      </w:r>
+    </w:p>
+    <w:p>
+      <w:pPr>
+        <w:spacing w:after="120"/>
+        <w:jc w:val="both"/>
+        <w:rPr>
+          <w:rFonts w:ascii="Times New Roman" w:hAnsi="Times New Roman" w:cs="Times New Roman"/>
+          <w:sz w:val="24"/>
+          <w:szCs w:val="24"/>
+        </w:rPr>
+      </w:pPr>
+      <w:r>
+        <w:rPr>
+          <w:rFonts w:ascii="Times New Roman" w:hAnsi="Times New Roman"/>
+          <w:i/>
+          <w:color w:val="FF4400"/>
+          <w:sz w:val="24"/>
+        </w:rPr>
+        <w:t>Священик:</w:t>
+      </w:r>
+      <w:r>
+        <w:rPr>
+          <w:rFonts w:ascii="Times New Roman" w:hAnsi="Times New Roman"/>
+          <w:sz w:val="24"/>
+        </w:rPr>
+        <w:t xml:space="preserve"> Пресвята Богородице, спаси нас.</w:t>
       </w:r>
     </w:p>
     <w:p>
@@ -19087,57 +18938,37 @@
       <w:r>
         <w:rPr>
           <w:rFonts w:ascii="Times New Roman" w:hAnsi="Times New Roman" w:cs="Times New Roman"/>
-          <w:color w:val="FF0000"/>
-          <w:sz w:val="24"/>
-          <w:szCs w:val="24"/>
-        </w:rPr>
-        <w:t xml:space="preserve"> </w:t>
-      </w:r>
-      <w:r>
-        <w:rPr>
-          <w:rFonts w:ascii="Times New Roman" w:hAnsi="Times New Roman" w:cs="Times New Roman"/>
-          <w:sz w:val="24"/>
-          <w:szCs w:val="24"/>
-        </w:rPr>
-        <w:t>Амінь. Утверди, Боже, святу православну віру на віки віків.</w:t>
-      </w:r>
-    </w:p>
-    <w:p>
-      <w:pPr>
-        <w:spacing w:after="120"/>
-        <w:jc w:val="both"/>
-        <w:rPr>
-          <w:rFonts w:ascii="Times New Roman" w:hAnsi="Times New Roman" w:cs="Times New Roman"/>
-          <w:sz w:val="24"/>
-          <w:szCs w:val="24"/>
-        </w:rPr>
-      </w:pPr>
-      <w:r>
-        <w:rPr>
-          <w:rFonts w:ascii="Times New Roman" w:hAnsi="Times New Roman" w:cs="Times New Roman"/>
-          <w:i/>
-          <w:color w:val="FF0000"/>
-          <w:sz w:val="24"/>
-          <w:szCs w:val="24"/>
+          <w:sz w:val="24"/>
+          <w:szCs w:val="24"/>
+        </w:rPr>
+        <w:t xml:space="preserve"> Чеснішу від херувимів і незрівнянно славнішу від серафимів, що без зотління Бога Слово породила, сущу Богородицю, тебе величаємо.</w:t>
+      </w:r>
+    </w:p>
+    <w:p>
+      <w:pPr>
+        <w:spacing w:after="120"/>
+        <w:jc w:val="both"/>
+        <w:rPr>
+          <w:rFonts w:ascii="Times New Roman" w:hAnsi="Times New Roman" w:cs="Times New Roman"/>
+          <w:sz w:val="24"/>
+          <w:szCs w:val="24"/>
+        </w:rPr>
+      </w:pPr>
+      <w:r>
+        <w:rPr>
+          <w:rFonts w:ascii="Times New Roman" w:hAnsi="Times New Roman"/>
+          <w:i/>
+          <w:color w:val="FF4400"/>
+          <w:sz w:val="24"/>
         </w:rPr>
         <w:t>Священик:</w:t>
       </w:r>
       <w:r>
         <w:rPr>
-          <w:rFonts w:ascii="Times New Roman" w:hAnsi="Times New Roman" w:cs="Times New Roman"/>
-          <w:color w:val="FF0000"/>
-          <w:sz w:val="24"/>
-          <w:szCs w:val="24"/>
-        </w:rPr>
-        <w:t xml:space="preserve"> </w:t>
-      </w:r>
-      <w:r>
-        <w:rPr>
-          <w:rFonts w:ascii="Times New Roman" w:hAnsi="Times New Roman" w:cs="Times New Roman"/>
-          <w:sz w:val="24"/>
-          <w:szCs w:val="24"/>
-        </w:rPr>
-        <w:t>Пресвята Богородице, спаси нас.</w:t>
+          <w:rFonts w:ascii="Times New Roman" w:hAnsi="Times New Roman"/>
+          <w:sz w:val="24"/>
+        </w:rPr>
+        <w:t xml:space="preserve"> Слава тобі, Христе Боже, надіє наша, слава тобі!</w:t>
       </w:r>
     </w:p>
     <w:p>
@@ -19166,148 +18997,52 @@
           <w:sz w:val="24"/>
           <w:szCs w:val="24"/>
         </w:rPr>
-        <w:t xml:space="preserve"> Чеснішу від херувимів і незрівнянно славнішу від серафимів, що без зотління Бога Слово породила, сущу Богородицю, тебе величаємо.</w:t>
-      </w:r>
-    </w:p>
-    <w:p>
-      <w:pPr>
-        <w:spacing w:after="120"/>
-        <w:jc w:val="both"/>
-        <w:rPr>
-          <w:rFonts w:ascii="Times New Roman" w:hAnsi="Times New Roman" w:cs="Times New Roman"/>
-          <w:sz w:val="24"/>
-          <w:szCs w:val="24"/>
-        </w:rPr>
-      </w:pPr>
-      <w:r>
-        <w:rPr>
-          <w:rFonts w:ascii="Times New Roman" w:hAnsi="Times New Roman" w:cs="Times New Roman"/>
-          <w:i/>
-          <w:color w:val="FF0000"/>
-          <w:sz w:val="24"/>
-          <w:szCs w:val="24"/>
+        <w:t xml:space="preserve"> Слава Отцю і Сину, і Святому Духові, і нині і повсякчас, і на віки віків. Амінь. Господи, помилуй </w:t>
+      </w:r>
+      <w:r>
+        <w:rPr>
+          <w:rFonts w:ascii="Times New Roman" w:hAnsi="Times New Roman" w:cs="Times New Roman"/>
+          <w:i/>
+          <w:color w:val="FF0000"/>
+          <w:sz w:val="24"/>
+          <w:szCs w:val="24"/>
+        </w:rPr>
+        <w:t>(3 р.)</w:t>
+      </w:r>
+      <w:r>
+        <w:rPr>
+          <w:rFonts w:ascii="Times New Roman" w:hAnsi="Times New Roman" w:cs="Times New Roman"/>
+          <w:i/>
+          <w:sz w:val="24"/>
+          <w:szCs w:val="24"/>
+        </w:rPr>
+        <w:t>.</w:t>
+      </w:r>
+      <w:r>
+        <w:rPr>
+          <w:rFonts w:ascii="Times New Roman" w:hAnsi="Times New Roman" w:cs="Times New Roman"/>
+          <w:sz w:val="24"/>
+          <w:szCs w:val="24"/>
+        </w:rPr>
+        <w:t xml:space="preserve"> Благослови.</w:t>
+      </w:r>
+    </w:p>
+    <w:p>
+      <w:r>
+        <w:rPr>
+          <w:rFonts w:ascii="Times New Roman" w:hAnsi="Times New Roman"/>
+          <w:i/>
+          <w:color w:val="FF4400"/>
+          <w:sz w:val="24"/>
         </w:rPr>
         <w:t>Священик:</w:t>
       </w:r>
       <w:r>
         <w:rPr>
-          <w:rFonts w:ascii="Times New Roman" w:hAnsi="Times New Roman" w:cs="Times New Roman"/>
-          <w:color w:val="FF0000"/>
-          <w:sz w:val="24"/>
-          <w:szCs w:val="24"/>
-        </w:rPr>
-        <w:t xml:space="preserve"> </w:t>
-      </w:r>
-      <w:r>
-        <w:rPr>
-          <w:rFonts w:ascii="Times New Roman" w:hAnsi="Times New Roman" w:cs="Times New Roman"/>
-          <w:sz w:val="24"/>
-          <w:szCs w:val="24"/>
-        </w:rPr>
-        <w:t>Слава тобі, Христе Боже, надіє наша, слава тобі!</w:t>
-      </w:r>
-    </w:p>
-    <w:p>
-      <w:pPr>
-        <w:spacing w:after="120"/>
-        <w:jc w:val="both"/>
-        <w:rPr>
-          <w:rFonts w:ascii="Times New Roman" w:hAnsi="Times New Roman" w:cs="Times New Roman"/>
-          <w:sz w:val="24"/>
-          <w:szCs w:val="24"/>
-        </w:rPr>
-      </w:pPr>
-      <w:r>
-        <w:rPr>
-          <w:rFonts w:ascii="Times New Roman" w:hAnsi="Times New Roman" w:cs="Times New Roman"/>
-          <w:i/>
-          <w:color w:val="FF0000"/>
-          <w:sz w:val="24"/>
-          <w:szCs w:val="24"/>
-        </w:rPr>
-        <w:t>Вірні:</w:t>
-      </w:r>
-      <w:r>
-        <w:rPr>
-          <w:rFonts w:ascii="Times New Roman" w:hAnsi="Times New Roman" w:cs="Times New Roman"/>
-          <w:sz w:val="24"/>
-          <w:szCs w:val="24"/>
-        </w:rPr>
-        <w:t xml:space="preserve"> Слава Отцю і Сину, і Святому Духові, і нині і повсякчас, і на віки віків. Амінь. Господи, помилуй </w:t>
-      </w:r>
-      <w:r>
-        <w:rPr>
-          <w:rFonts w:ascii="Times New Roman" w:hAnsi="Times New Roman" w:cs="Times New Roman"/>
-          <w:i/>
-          <w:color w:val="FF0000"/>
-          <w:sz w:val="24"/>
-          <w:szCs w:val="24"/>
-        </w:rPr>
-        <w:t>(3 р.)</w:t>
-      </w:r>
-      <w:r>
-        <w:rPr>
-          <w:rFonts w:ascii="Times New Roman" w:hAnsi="Times New Roman" w:cs="Times New Roman"/>
-          <w:i/>
-          <w:sz w:val="24"/>
-          <w:szCs w:val="24"/>
-        </w:rPr>
-        <w:t>.</w:t>
-      </w:r>
-      <w:r>
-        <w:rPr>
-          <w:rFonts w:ascii="Times New Roman" w:hAnsi="Times New Roman" w:cs="Times New Roman"/>
-          <w:sz w:val="24"/>
-          <w:szCs w:val="24"/>
-        </w:rPr>
-        <w:t xml:space="preserve"> Благослови.</w:t>
-      </w:r>
-    </w:p>
-    <w:p>
-      <w:pPr>
-        <w:spacing w:after="120"/>
-        <w:jc w:val="both"/>
-        <w:rPr>
-          <w:rFonts w:ascii="Times New Roman" w:hAnsi="Times New Roman" w:cs="Times New Roman"/>
-          <w:sz w:val="24"/>
-          <w:szCs w:val="24"/>
-        </w:rPr>
-      </w:pPr>
-      <w:r>
-        <w:rPr>
-          <w:rFonts w:ascii="Times New Roman" w:hAnsi="Times New Roman" w:cs="Times New Roman"/>
-          <w:i/>
-          <w:color w:val="FF0000"/>
-          <w:sz w:val="24"/>
-          <w:szCs w:val="24"/>
-        </w:rPr>
-        <w:t>Священик:</w:t>
-      </w:r>
-      <w:r>
-        <w:rPr>
-          <w:rFonts w:ascii="Times New Roman" w:hAnsi="Times New Roman" w:cs="Times New Roman"/>
-          <w:sz w:val="24"/>
-          <w:szCs w:val="24"/>
-        </w:rPr>
-        <w:t xml:space="preserve"> Христос, істинний Бог наш, молитвами пречистої своєї Матері, якої Успення світлий празник днесь урочисто святкуємо, святих, славних і всехвальних апостолів, і святого </w:t>
-      </w:r>
-      <w:r>
-        <w:rPr>
-          <w:rFonts w:ascii="Times New Roman" w:hAnsi="Times New Roman" w:cs="Times New Roman"/>
-          <w:i/>
-          <w:color w:val="FF0000"/>
-          <w:sz w:val="24"/>
-          <w:szCs w:val="24"/>
-        </w:rPr>
-        <w:t>(ім'я, якого є храм)</w:t>
-      </w:r>
-      <w:r>
-        <w:rPr>
-          <w:rFonts w:ascii="Times New Roman" w:hAnsi="Times New Roman" w:cs="Times New Roman"/>
-          <w:sz w:val="24"/>
-          <w:szCs w:val="24"/>
-        </w:rPr>
-        <w:t>, і всіх святих, помилує і спасе нас, як благий і людинолюбний.</w:t>
+          <w:rFonts w:ascii="Times New Roman" w:hAnsi="Times New Roman"/>
+          <w:sz w:val="24"/>
+        </w:rPr>
+        <w:t xml:space="preserve"> Христос, істинний Бог наш - молитвами пречистої Своєї Матері, якої Успіння сьогодні торжественне свято світло звершуємо, святих славних і всехвальних апостолів, і всіх святих - помилує і спасе нас як благий і людинолюбний.</w:t>
       </w:r>
     </w:p>
     <w:p>
@@ -19710,48 +19445,19 @@
       </w:pPr>
       <w:r>
         <w:rPr>
-          <w:rFonts w:ascii="Times New Roman" w:hAnsi="Times New Roman" w:cs="Times New Roman"/>
-          <w:i/>
-          <w:color w:val="FF0000"/>
-          <w:sz w:val="24"/>
-          <w:szCs w:val="24"/>
+          <w:rFonts w:ascii="Times New Roman" w:hAnsi="Times New Roman"/>
+          <w:i/>
+          <w:color w:val="FF4400"/>
+          <w:sz w:val="24"/>
         </w:rPr>
         <w:t>Священик:</w:t>
       </w:r>
       <w:r>
         <w:rPr>
-          <w:rFonts w:ascii="Times New Roman" w:hAnsi="Times New Roman" w:cs="Times New Roman"/>
-          <w:color w:val="FF0000"/>
-          <w:sz w:val="24"/>
-          <w:szCs w:val="24"/>
-        </w:rPr>
-        <w:t xml:space="preserve"> </w:t>
-      </w:r>
-      <w:r>
-        <w:rPr>
-          <w:rFonts w:ascii="Times New Roman" w:hAnsi="Times New Roman" w:cs="Times New Roman"/>
-          <w:sz w:val="24"/>
-          <w:szCs w:val="24"/>
-        </w:rPr>
-        <w:t xml:space="preserve">Слава святій, </w:t>
-      </w:r>
-      <w:proofErr w:type="spellStart"/>
-      <w:r>
-        <w:rPr>
-          <w:rFonts w:ascii="Times New Roman" w:hAnsi="Times New Roman" w:cs="Times New Roman"/>
-          <w:sz w:val="24"/>
-          <w:szCs w:val="24"/>
-        </w:rPr>
-        <w:t>одноістотній</w:t>
-      </w:r>
-      <w:proofErr w:type="spellEnd"/>
-      <w:r>
-        <w:rPr>
-          <w:rFonts w:ascii="Times New Roman" w:hAnsi="Times New Roman" w:cs="Times New Roman"/>
-          <w:sz w:val="24"/>
-          <w:szCs w:val="24"/>
-        </w:rPr>
-        <w:t>, животворящій і нероздільній Тройці, завжди, нині і повсякчас, і на віки віків.</w:t>
+          <w:rFonts w:ascii="Times New Roman" w:hAnsi="Times New Roman"/>
+          <w:sz w:val="24"/>
+        </w:rPr>
+        <w:t xml:space="preserve"> Слава святій, одноістотній, животворящій і нероздільній Тройці, завжди, нині і повсякчас, і на віки віків.</w:t>
       </w:r>
     </w:p>
     <w:p>
@@ -26608,30 +26314,19 @@
       </w:pPr>
       <w:r>
         <w:rPr>
-          <w:rFonts w:ascii="Times New Roman" w:hAnsi="Times New Roman" w:cs="Times New Roman"/>
-          <w:i/>
-          <w:color w:val="FF0000"/>
-          <w:sz w:val="24"/>
-          <w:szCs w:val="24"/>
-        </w:rPr>
-        <w:t>Священик: </w:t>
-      </w:r>
-      <w:r>
-        <w:rPr>
-          <w:rFonts w:ascii="Times New Roman" w:hAnsi="Times New Roman" w:cs="Times New Roman"/>
-          <w:color w:val="000000"/>
-          <w:sz w:val="24"/>
-          <w:szCs w:val="24"/>
-        </w:rPr>
-        <w:t>Бо благословилося і прославилося ім’я Твоє Отця, і Сина, і Святого Духа</w:t>
-      </w:r>
-      <w:r>
-        <w:rPr>
-          <w:rFonts w:ascii="Times New Roman" w:hAnsi="Times New Roman" w:cs="Times New Roman"/>
-          <w:sz w:val="24"/>
-          <w:szCs w:val="24"/>
-        </w:rPr>
-        <w:t>, нині і повсякчас, і на віки віків.</w:t>
+          <w:rFonts w:ascii="Times New Roman" w:hAnsi="Times New Roman"/>
+          <w:i/>
+          <w:color w:val="FF4400"/>
+          <w:sz w:val="24"/>
+        </w:rPr>
+        <w:t>Священик:</w:t>
+      </w:r>
+      <w:r>
+        <w:rPr>
+          <w:rFonts w:ascii="Times New Roman" w:hAnsi="Times New Roman"/>
+          <w:sz w:val="24"/>
+        </w:rPr>
+        <w:t xml:space="preserve"> Бо благословилося і прославилося ім’я Твоє Отця, і Сина, і Святого Духа, нині і повсякчас, і на віки віків.</w:t>
       </w:r>
     </w:p>
     <w:p>
@@ -26978,19 +26673,17 @@
       </w:pPr>
       <w:r>
         <w:rPr>
-          <w:rFonts w:ascii="Times New Roman" w:hAnsi="Times New Roman" w:cs="Times New Roman"/>
-          <w:i/>
-          <w:color w:val="FF0000"/>
-          <w:sz w:val="24"/>
-          <w:szCs w:val="24"/>
+          <w:rFonts w:ascii="Times New Roman" w:hAnsi="Times New Roman"/>
+          <w:i/>
+          <w:color w:val="FF4400"/>
+          <w:sz w:val="24"/>
         </w:rPr>
         <w:t>Священик:</w:t>
       </w:r>
       <w:r>
         <w:rPr>
-          <w:rFonts w:ascii="Times New Roman" w:hAnsi="Times New Roman" w:cs="Times New Roman"/>
-          <w:sz w:val="24"/>
-          <w:szCs w:val="24"/>
+          <w:rFonts w:ascii="Times New Roman" w:hAnsi="Times New Roman"/>
+          <w:sz w:val="24"/>
         </w:rPr>
         <w:t xml:space="preserve"> Мир всім.</w:t>
       </w:r>
@@ -27256,7 +26949,7 @@
         <w:rPr>
           <w:rFonts w:ascii="Times New Roman" w:hAnsi="Times New Roman"/>
           <w:i/>
-          <w:color w:val="FF0000"/>
+          <w:color w:val="FF4400"/>
           <w:sz w:val="24"/>
         </w:rPr>
         <w:t>Священик:</w:t>
@@ -27264,7 +26957,6 @@
       <w:r>
         <w:rPr>
           <w:rFonts w:ascii="Times New Roman" w:hAnsi="Times New Roman"/>
-          <w:color w:val="000000"/>
           <w:sz w:val="24"/>
         </w:rPr>
         <w:t xml:space="preserve"> Бо Ти святий єси, Боже наш, і в святині перебуваєш, і ми Тобі славу віддаємо: Отцю, і Сину, і Святому Духові, нині і повсякчас, і на віки віків.</w:t>
@@ -27572,30 +27264,19 @@
       </w:pPr>
       <w:r>
         <w:rPr>
-          <w:rFonts w:ascii="Times New Roman" w:hAnsi="Times New Roman" w:cs="Times New Roman"/>
-          <w:i/>
-          <w:color w:val="FF0000"/>
-          <w:sz w:val="24"/>
-          <w:szCs w:val="24"/>
+          <w:rFonts w:ascii="Times New Roman" w:hAnsi="Times New Roman"/>
+          <w:i/>
+          <w:color w:val="FF4400"/>
+          <w:sz w:val="24"/>
         </w:rPr>
         <w:t>Священик:</w:t>
       </w:r>
       <w:r>
         <w:rPr>
-          <w:rFonts w:ascii="Times New Roman" w:hAnsi="Times New Roman" w:cs="Times New Roman"/>
-          <w:color w:val="FF0000"/>
-          <w:sz w:val="24"/>
-          <w:szCs w:val="24"/>
-        </w:rPr>
-        <w:t xml:space="preserve"> </w:t>
-      </w:r>
-      <w:r>
-        <w:rPr>
-          <w:rFonts w:ascii="Times New Roman" w:hAnsi="Times New Roman" w:cs="Times New Roman"/>
-          <w:sz w:val="24"/>
-          <w:szCs w:val="24"/>
-        </w:rPr>
-        <w:t>Мир всім!</w:t>
+          <w:rFonts w:ascii="Times New Roman" w:hAnsi="Times New Roman"/>
+          <w:sz w:val="24"/>
+        </w:rPr>
+        <w:t xml:space="preserve"> Мир всім!</w:t>
       </w:r>
     </w:p>
     <w:p>
@@ -27639,30 +27320,19 @@
       </w:pPr>
       <w:r>
         <w:rPr>
-          <w:rFonts w:ascii="Times New Roman" w:hAnsi="Times New Roman" w:cs="Times New Roman"/>
-          <w:i/>
-          <w:color w:val="FF0000"/>
-          <w:sz w:val="24"/>
-          <w:szCs w:val="24"/>
+          <w:rFonts w:ascii="Times New Roman" w:hAnsi="Times New Roman"/>
+          <w:i/>
+          <w:color w:val="FF4400"/>
+          <w:sz w:val="24"/>
         </w:rPr>
         <w:t>Священик:</w:t>
       </w:r>
       <w:r>
         <w:rPr>
-          <w:rFonts w:ascii="Times New Roman" w:hAnsi="Times New Roman" w:cs="Times New Roman"/>
-          <w:color w:val="FF0000"/>
-          <w:sz w:val="24"/>
-          <w:szCs w:val="24"/>
-        </w:rPr>
-        <w:t xml:space="preserve"> </w:t>
-      </w:r>
-      <w:r>
-        <w:rPr>
-          <w:rFonts w:ascii="Times New Roman" w:hAnsi="Times New Roman" w:cs="Times New Roman"/>
-          <w:sz w:val="24"/>
-          <w:szCs w:val="24"/>
-        </w:rPr>
-        <w:t>Від Луки святого Євангелія читання.</w:t>
+          <w:rFonts w:ascii="Times New Roman" w:hAnsi="Times New Roman"/>
+          <w:sz w:val="24"/>
+        </w:rPr>
+        <w:t xml:space="preserve"> Від Луки святого Євангелія читання.</w:t>
       </w:r>
     </w:p>
     <w:p>
@@ -33807,30 +33477,19 @@
       </w:pPr>
       <w:r>
         <w:rPr>
-          <w:rFonts w:ascii="Times New Roman" w:hAnsi="Times New Roman" w:cs="Times New Roman"/>
-          <w:i/>
-          <w:color w:val="FF0000"/>
-          <w:sz w:val="24"/>
-          <w:szCs w:val="24"/>
-        </w:rPr>
-        <w:t>Священик: </w:t>
-      </w:r>
-      <w:r>
-        <w:rPr>
-          <w:rFonts w:ascii="Times New Roman" w:hAnsi="Times New Roman" w:cs="Times New Roman"/>
-          <w:color w:val="000000"/>
-          <w:sz w:val="24"/>
-          <w:szCs w:val="24"/>
-        </w:rPr>
-        <w:t>Бо Тебе хвалять усі сили небесні і Тобі славу возсилаємо: Отцю, і Сину, і Святому Духові</w:t>
-      </w:r>
-      <w:r>
-        <w:rPr>
-          <w:rFonts w:ascii="Times New Roman" w:hAnsi="Times New Roman" w:cs="Times New Roman"/>
-          <w:sz w:val="24"/>
-          <w:szCs w:val="24"/>
-        </w:rPr>
-        <w:t>, нині і повсякчас, і на віки віків.</w:t>
+          <w:rFonts w:ascii="Times New Roman" w:hAnsi="Times New Roman"/>
+          <w:i/>
+          <w:color w:val="FF4400"/>
+          <w:sz w:val="24"/>
+        </w:rPr>
+        <w:t>Священик:</w:t>
+      </w:r>
+      <w:r>
+        <w:rPr>
+          <w:rFonts w:ascii="Times New Roman" w:hAnsi="Times New Roman"/>
+          <w:sz w:val="24"/>
+        </w:rPr>
+        <w:t xml:space="preserve"> Бо Тебе хвалять усі сили небесні і Тобі славу возсилаємо: Отцю, і Сину, і Святому Духові, нині і повсякчас, і на віки віків.</w:t>
       </w:r>
     </w:p>
     <w:p>
@@ -35041,20 +34700,17 @@
       </w:pPr>
       <w:r>
         <w:rPr>
-          <w:rFonts w:ascii="Times New Roman" w:hAnsi="Times New Roman" w:cs="Times New Roman"/>
-          <w:i/>
-          <w:color w:val="FF0000"/>
-          <w:sz w:val="24"/>
-          <w:szCs w:val="24"/>
+          <w:rFonts w:ascii="Times New Roman" w:hAnsi="Times New Roman"/>
+          <w:i/>
+          <w:color w:val="FF4400"/>
+          <w:sz w:val="24"/>
         </w:rPr>
         <w:t>Священик:</w:t>
       </w:r>
       <w:r>
         <w:rPr>
-          <w:rFonts w:ascii="Times New Roman" w:hAnsi="Times New Roman" w:cs="Times New Roman"/>
-          <w:color w:val="000000"/>
-          <w:sz w:val="24"/>
-          <w:szCs w:val="24"/>
+          <w:rFonts w:ascii="Times New Roman" w:hAnsi="Times New Roman"/>
+          <w:sz w:val="24"/>
         </w:rPr>
         <w:t xml:space="preserve"> Слава Тобі, що Світло нам показав! </w:t>
       </w:r>
@@ -36932,16 +36588,43 @@
       </w:pPr>
       <w:r>
         <w:rPr>
-          <w:rFonts w:ascii="Times New Roman" w:hAnsi="Times New Roman" w:cs="Times New Roman"/>
-          <w:i/>
-          <w:color w:val="FF0000"/>
-          <w:sz w:val="24"/>
-          <w:szCs w:val="24"/>
+          <w:rFonts w:ascii="Times New Roman" w:hAnsi="Times New Roman"/>
+          <w:i/>
+          <w:color w:val="FF4400"/>
+          <w:sz w:val="24"/>
         </w:rPr>
         <w:t>Священик:</w:t>
       </w:r>
       <w:r>
         <w:rPr>
+          <w:rFonts w:ascii="Times New Roman" w:hAnsi="Times New Roman"/>
+          <w:sz w:val="24"/>
+        </w:rPr>
+        <w:t xml:space="preserve"> Бо Ти – Бог милости, ласк і людинолюбности, і Тобі славу віддаємо, Отцю, і Сину, і Святому Духові, нині, і повсякчас, і на віки віків.</w:t>
+      </w:r>
+    </w:p>
+    <w:p>
+      <w:pPr>
+        <w:spacing w:after="120"/>
+        <w:jc w:val="both"/>
+        <w:rPr>
+          <w:rFonts w:ascii="Times New Roman" w:hAnsi="Times New Roman" w:cs="Times New Roman"/>
+          <w:sz w:val="24"/>
+          <w:szCs w:val="24"/>
+        </w:rPr>
+      </w:pPr>
+      <w:r>
+        <w:rPr>
+          <w:rFonts w:ascii="Times New Roman" w:hAnsi="Times New Roman" w:cs="Times New Roman"/>
+          <w:i/>
+          <w:color w:val="FF0000"/>
+          <w:sz w:val="24"/>
+          <w:szCs w:val="24"/>
+        </w:rPr>
+        <w:t>Вірні:</w:t>
+      </w:r>
+      <w:r>
+        <w:rPr>
           <w:rFonts w:ascii="Times New Roman" w:hAnsi="Times New Roman" w:cs="Times New Roman"/>
           <w:color w:val="FF0000"/>
           <w:sz w:val="24"/>
@@ -36952,85 +36635,6 @@
       <w:r>
         <w:rPr>
           <w:rFonts w:ascii="Times New Roman" w:hAnsi="Times New Roman" w:cs="Times New Roman"/>
-          <w:color w:val="000000"/>
-          <w:sz w:val="24"/>
-          <w:szCs w:val="24"/>
-        </w:rPr>
-        <w:t xml:space="preserve">Бо Ти – Бог милости, </w:t>
-      </w:r>
-      <w:proofErr w:type="spellStart"/>
-      <w:r>
-        <w:rPr>
-          <w:rFonts w:ascii="Times New Roman" w:hAnsi="Times New Roman" w:cs="Times New Roman"/>
-          <w:color w:val="000000"/>
-          <w:sz w:val="24"/>
-          <w:szCs w:val="24"/>
-        </w:rPr>
-        <w:t>ласк</w:t>
-      </w:r>
-      <w:proofErr w:type="spellEnd"/>
-      <w:r>
-        <w:rPr>
-          <w:rFonts w:ascii="Times New Roman" w:hAnsi="Times New Roman" w:cs="Times New Roman"/>
-          <w:color w:val="000000"/>
-          <w:sz w:val="24"/>
-          <w:szCs w:val="24"/>
-        </w:rPr>
-        <w:t xml:space="preserve"> і </w:t>
-      </w:r>
-      <w:proofErr w:type="spellStart"/>
-      <w:r>
-        <w:rPr>
-          <w:rFonts w:ascii="Times New Roman" w:hAnsi="Times New Roman" w:cs="Times New Roman"/>
-          <w:color w:val="000000"/>
-          <w:sz w:val="24"/>
-          <w:szCs w:val="24"/>
-        </w:rPr>
-        <w:t>людинолюбности</w:t>
-      </w:r>
-      <w:proofErr w:type="spellEnd"/>
-      <w:r>
-        <w:rPr>
-          <w:rFonts w:ascii="Times New Roman" w:hAnsi="Times New Roman" w:cs="Times New Roman"/>
-          <w:color w:val="000000"/>
-          <w:sz w:val="24"/>
-          <w:szCs w:val="24"/>
-        </w:rPr>
-        <w:t>, і Тобі славу віддаємо, Отцю, і Сину, і Святому Духові, нині, і повсякчас, і на віки віків.</w:t>
-      </w:r>
-    </w:p>
-    <w:p>
-      <w:pPr>
-        <w:spacing w:after="120"/>
-        <w:jc w:val="both"/>
-        <w:rPr>
-          <w:rFonts w:ascii="Times New Roman" w:hAnsi="Times New Roman" w:cs="Times New Roman"/>
-          <w:sz w:val="24"/>
-          <w:szCs w:val="24"/>
-        </w:rPr>
-      </w:pPr>
-      <w:r>
-        <w:rPr>
-          <w:rFonts w:ascii="Times New Roman" w:hAnsi="Times New Roman" w:cs="Times New Roman"/>
-          <w:i/>
-          <w:color w:val="FF0000"/>
-          <w:sz w:val="24"/>
-          <w:szCs w:val="24"/>
-        </w:rPr>
-        <w:t>Вірні:</w:t>
-      </w:r>
-      <w:r>
-        <w:rPr>
-          <w:rFonts w:ascii="Times New Roman" w:hAnsi="Times New Roman" w:cs="Times New Roman"/>
-          <w:color w:val="FF0000"/>
-          <w:sz w:val="24"/>
-          <w:szCs w:val="24"/>
-        </w:rPr>
-        <w:t xml:space="preserve"> </w:t>
-      </w:r>
-      <w:r>
-        <w:rPr>
-          <w:rFonts w:ascii="Times New Roman" w:hAnsi="Times New Roman" w:cs="Times New Roman"/>
           <w:sz w:val="24"/>
           <w:szCs w:val="24"/>
         </w:rPr>
@@ -37049,19 +36653,17 @@
       </w:pPr>
       <w:r>
         <w:rPr>
-          <w:rFonts w:ascii="Times New Roman" w:hAnsi="Times New Roman" w:cs="Times New Roman"/>
-          <w:i/>
-          <w:color w:val="FF0000"/>
-          <w:sz w:val="24"/>
-          <w:szCs w:val="24"/>
+          <w:rFonts w:ascii="Times New Roman" w:hAnsi="Times New Roman"/>
+          <w:i/>
+          <w:color w:val="FF4400"/>
+          <w:sz w:val="24"/>
         </w:rPr>
         <w:t>Священик:</w:t>
       </w:r>
       <w:r>
         <w:rPr>
-          <w:rFonts w:ascii="Times New Roman" w:hAnsi="Times New Roman" w:cs="Times New Roman"/>
-          <w:sz w:val="24"/>
-          <w:szCs w:val="24"/>
+          <w:rFonts w:ascii="Times New Roman" w:hAnsi="Times New Roman"/>
+          <w:sz w:val="24"/>
         </w:rPr>
         <w:t xml:space="preserve"> Мир всім.</w:t>
       </w:r>
@@ -37357,16 +36959,43 @@
       </w:pPr>
       <w:r>
         <w:rPr>
-          <w:rFonts w:ascii="Times New Roman" w:hAnsi="Times New Roman" w:cs="Times New Roman"/>
-          <w:i/>
-          <w:color w:val="FF0000"/>
-          <w:sz w:val="24"/>
-          <w:szCs w:val="24"/>
+          <w:rFonts w:ascii="Times New Roman" w:hAnsi="Times New Roman"/>
+          <w:i/>
+          <w:color w:val="FF4400"/>
+          <w:sz w:val="24"/>
         </w:rPr>
         <w:t>Священик:</w:t>
       </w:r>
       <w:r>
         <w:rPr>
+          <w:rFonts w:ascii="Times New Roman" w:hAnsi="Times New Roman"/>
+          <w:sz w:val="24"/>
+        </w:rPr>
+        <w:t xml:space="preserve"> Благословенний Христос, Бог наш, завжди, нині і повсякчас, і на віки віків.</w:t>
+      </w:r>
+    </w:p>
+    <w:p>
+      <w:pPr>
+        <w:spacing w:after="120"/>
+        <w:jc w:val="both"/>
+        <w:rPr>
+          <w:rFonts w:ascii="Times New Roman" w:hAnsi="Times New Roman" w:cs="Times New Roman"/>
+          <w:sz w:val="24"/>
+          <w:szCs w:val="24"/>
+        </w:rPr>
+      </w:pPr>
+      <w:r>
+        <w:rPr>
+          <w:rFonts w:ascii="Times New Roman" w:hAnsi="Times New Roman" w:cs="Times New Roman"/>
+          <w:i/>
+          <w:color w:val="FF0000"/>
+          <w:sz w:val="24"/>
+          <w:szCs w:val="24"/>
+        </w:rPr>
+        <w:t>Вірні:</w:t>
+      </w:r>
+      <w:r>
+        <w:rPr>
           <w:rFonts w:ascii="Times New Roman" w:hAnsi="Times New Roman" w:cs="Times New Roman"/>
           <w:color w:val="FF0000"/>
           <w:sz w:val="24"/>
@@ -37380,7 +37009,34 @@
           <w:sz w:val="24"/>
           <w:szCs w:val="24"/>
         </w:rPr>
-        <w:t>Благословенний Христос, Бог наш, завжди, нині і повсякчас, і на віки віків.</w:t>
+        <w:t>Амінь. Утверди, Боже, святу православну віру на віки віків.</w:t>
+      </w:r>
+    </w:p>
+    <w:p>
+      <w:pPr>
+        <w:spacing w:after="120"/>
+        <w:jc w:val="both"/>
+        <w:rPr>
+          <w:rFonts w:ascii="Times New Roman" w:hAnsi="Times New Roman" w:cs="Times New Roman"/>
+          <w:sz w:val="24"/>
+          <w:szCs w:val="24"/>
+        </w:rPr>
+      </w:pPr>
+      <w:r>
+        <w:rPr>
+          <w:rFonts w:ascii="Times New Roman" w:hAnsi="Times New Roman"/>
+          <w:i/>
+          <w:color w:val="FF4400"/>
+          <w:sz w:val="24"/>
+        </w:rPr>
+        <w:t>Священик:</w:t>
+      </w:r>
+      <w:r>
+        <w:rPr>
+          <w:rFonts w:ascii="Times New Roman" w:hAnsi="Times New Roman"/>
+          <w:sz w:val="24"/>
+        </w:rPr>
+        <w:t xml:space="preserve"> Пресвята Богородице, спаси нас.</w:t>
       </w:r>
     </w:p>
     <w:p>
@@ -37406,6 +37062,62 @@
       <w:r>
         <w:rPr>
           <w:rFonts w:ascii="Times New Roman" w:hAnsi="Times New Roman" w:cs="Times New Roman"/>
+          <w:sz w:val="24"/>
+          <w:szCs w:val="24"/>
+        </w:rPr>
+        <w:t xml:space="preserve"> Чеснішу від херувимів* і незрівнянно славнішу від серафимів,* що без зотління Бога Слово породила,* сущу Богородицю, тебе величаємо.</w:t>
+      </w:r>
+    </w:p>
+    <w:p>
+      <w:pPr>
+        <w:spacing w:after="120"/>
+        <w:jc w:val="both"/>
+        <w:rPr>
+          <w:rFonts w:ascii="Times New Roman" w:hAnsi="Times New Roman" w:cs="Times New Roman"/>
+          <w:sz w:val="24"/>
+          <w:szCs w:val="24"/>
+        </w:rPr>
+      </w:pPr>
+      <w:r>
+        <w:rPr>
+          <w:rFonts w:ascii="Times New Roman" w:hAnsi="Times New Roman"/>
+          <w:i/>
+          <w:color w:val="FF4400"/>
+          <w:sz w:val="24"/>
+        </w:rPr>
+        <w:t>Священик:</w:t>
+      </w:r>
+      <w:r>
+        <w:rPr>
+          <w:rFonts w:ascii="Times New Roman" w:hAnsi="Times New Roman"/>
+          <w:sz w:val="24"/>
+        </w:rPr>
+        <w:t xml:space="preserve"> Слава тобі, Христе Боже, надіє наша, слава тобі!</w:t>
+      </w:r>
+    </w:p>
+    <w:p>
+      <w:pPr>
+        <w:spacing w:after="120"/>
+        <w:jc w:val="both"/>
+        <w:rPr>
+          <w:rFonts w:ascii="Times New Roman" w:hAnsi="Times New Roman" w:cs="Times New Roman"/>
+          <w:sz w:val="24"/>
+          <w:szCs w:val="24"/>
+        </w:rPr>
+      </w:pPr>
+      <w:r>
+        <w:rPr>
+          <w:rFonts w:ascii="Times New Roman" w:hAnsi="Times New Roman" w:cs="Times New Roman"/>
+          <w:i/>
+          <w:color w:val="FF0000"/>
+          <w:sz w:val="24"/>
+          <w:szCs w:val="24"/>
+        </w:rPr>
+        <w:t>Вірні:</w:t>
+      </w:r>
+      <w:r>
+        <w:rPr>
+          <w:rFonts w:ascii="Times New Roman" w:hAnsi="Times New Roman" w:cs="Times New Roman"/>
           <w:color w:val="FF0000"/>
           <w:sz w:val="24"/>
           <w:szCs w:val="24"/>
@@ -37418,215 +37130,52 @@
           <w:sz w:val="24"/>
           <w:szCs w:val="24"/>
         </w:rPr>
-        <w:t>Амінь. Утверди, Боже, святу православну віру на віки віків.</w:t>
-      </w:r>
-    </w:p>
-    <w:p>
-      <w:pPr>
-        <w:spacing w:after="120"/>
-        <w:jc w:val="both"/>
-        <w:rPr>
-          <w:rFonts w:ascii="Times New Roman" w:hAnsi="Times New Roman" w:cs="Times New Roman"/>
-          <w:sz w:val="24"/>
-          <w:szCs w:val="24"/>
-        </w:rPr>
-      </w:pPr>
-      <w:r>
-        <w:rPr>
-          <w:rFonts w:ascii="Times New Roman" w:hAnsi="Times New Roman" w:cs="Times New Roman"/>
-          <w:i/>
-          <w:color w:val="FF0000"/>
-          <w:sz w:val="24"/>
-          <w:szCs w:val="24"/>
+        <w:t xml:space="preserve">Слава Отцю і Сину, і Святому Духові, і нині і повсякчас, і на віки віків. Амінь. Господи, помилуй </w:t>
+      </w:r>
+      <w:r>
+        <w:rPr>
+          <w:rFonts w:ascii="Times New Roman" w:hAnsi="Times New Roman" w:cs="Times New Roman"/>
+          <w:i/>
+          <w:color w:val="FF0000"/>
+          <w:sz w:val="24"/>
+          <w:szCs w:val="24"/>
+        </w:rPr>
+        <w:t>(3 р.)</w:t>
+      </w:r>
+      <w:r>
+        <w:rPr>
+          <w:rFonts w:ascii="Times New Roman" w:hAnsi="Times New Roman" w:cs="Times New Roman"/>
+          <w:i/>
+          <w:sz w:val="24"/>
+          <w:szCs w:val="24"/>
+        </w:rPr>
+        <w:t>.</w:t>
+      </w:r>
+      <w:r>
+        <w:rPr>
+          <w:rFonts w:ascii="Times New Roman" w:hAnsi="Times New Roman" w:cs="Times New Roman"/>
+          <w:sz w:val="24"/>
+          <w:szCs w:val="24"/>
+        </w:rPr>
+        <w:t xml:space="preserve"> Благослови.</w:t>
+      </w:r>
+    </w:p>
+    <w:p>
+      <w:r>
+        <w:rPr>
+          <w:rFonts w:ascii="Times New Roman" w:hAnsi="Times New Roman"/>
+          <w:i/>
+          <w:color w:val="FF4400"/>
+          <w:sz w:val="24"/>
         </w:rPr>
         <w:t>Священик:</w:t>
       </w:r>
       <w:r>
         <w:rPr>
-          <w:rFonts w:ascii="Times New Roman" w:hAnsi="Times New Roman" w:cs="Times New Roman"/>
-          <w:sz w:val="24"/>
-          <w:szCs w:val="24"/>
-        </w:rPr>
-        <w:t xml:space="preserve"> Пресвята Богородице, спаси нас.</w:t>
-      </w:r>
-    </w:p>
-    <w:p>
-      <w:pPr>
-        <w:spacing w:after="120"/>
-        <w:jc w:val="both"/>
-        <w:rPr>
-          <w:rFonts w:ascii="Times New Roman" w:hAnsi="Times New Roman" w:cs="Times New Roman"/>
-          <w:sz w:val="24"/>
-          <w:szCs w:val="24"/>
-        </w:rPr>
-      </w:pPr>
-      <w:r>
-        <w:rPr>
-          <w:rFonts w:ascii="Times New Roman" w:hAnsi="Times New Roman" w:cs="Times New Roman"/>
-          <w:i/>
-          <w:color w:val="FF0000"/>
-          <w:sz w:val="24"/>
-          <w:szCs w:val="24"/>
-        </w:rPr>
-        <w:t>Вірні:</w:t>
-      </w:r>
-      <w:r>
-        <w:rPr>
-          <w:rFonts w:ascii="Times New Roman" w:hAnsi="Times New Roman" w:cs="Times New Roman"/>
-          <w:sz w:val="24"/>
-          <w:szCs w:val="24"/>
-        </w:rPr>
-        <w:t xml:space="preserve"> Чеснішу від херувимів* і незрівнянно славнішу від серафимів,* що без зотління Бога Слово породила,* сущу Богородицю, тебе величаємо.</w:t>
-      </w:r>
-    </w:p>
-    <w:p>
-      <w:pPr>
-        <w:spacing w:after="120"/>
-        <w:jc w:val="both"/>
-        <w:rPr>
-          <w:rFonts w:ascii="Times New Roman" w:hAnsi="Times New Roman" w:cs="Times New Roman"/>
-          <w:sz w:val="24"/>
-          <w:szCs w:val="24"/>
-        </w:rPr>
-      </w:pPr>
-      <w:r>
-        <w:rPr>
-          <w:rFonts w:ascii="Times New Roman" w:hAnsi="Times New Roman" w:cs="Times New Roman"/>
-          <w:i/>
-          <w:color w:val="FF0000"/>
-          <w:sz w:val="24"/>
-          <w:szCs w:val="24"/>
-        </w:rPr>
-        <w:t>Священик:</w:t>
-      </w:r>
-      <w:r>
-        <w:rPr>
-          <w:rFonts w:ascii="Times New Roman" w:hAnsi="Times New Roman" w:cs="Times New Roman"/>
-          <w:color w:val="FF0000"/>
-          <w:sz w:val="24"/>
-          <w:szCs w:val="24"/>
-        </w:rPr>
-        <w:t xml:space="preserve"> </w:t>
-      </w:r>
-      <w:r>
-        <w:rPr>
-          <w:rFonts w:ascii="Times New Roman" w:hAnsi="Times New Roman" w:cs="Times New Roman"/>
-          <w:sz w:val="24"/>
-          <w:szCs w:val="24"/>
-        </w:rPr>
-        <w:t>Слава тобі, Христе Боже, надіє наша, слава тобі!</w:t>
-      </w:r>
-    </w:p>
-    <w:p>
-      <w:pPr>
-        <w:spacing w:after="120"/>
-        <w:jc w:val="both"/>
-        <w:rPr>
-          <w:rFonts w:ascii="Times New Roman" w:hAnsi="Times New Roman" w:cs="Times New Roman"/>
-          <w:sz w:val="24"/>
-          <w:szCs w:val="24"/>
-        </w:rPr>
-      </w:pPr>
-      <w:r>
-        <w:rPr>
-          <w:rFonts w:ascii="Times New Roman" w:hAnsi="Times New Roman" w:cs="Times New Roman"/>
-          <w:i/>
-          <w:color w:val="FF0000"/>
-          <w:sz w:val="24"/>
-          <w:szCs w:val="24"/>
-        </w:rPr>
-        <w:t>Вірні:</w:t>
-      </w:r>
-      <w:r>
-        <w:rPr>
-          <w:rFonts w:ascii="Times New Roman" w:hAnsi="Times New Roman" w:cs="Times New Roman"/>
-          <w:color w:val="FF0000"/>
-          <w:sz w:val="24"/>
-          <w:szCs w:val="24"/>
-        </w:rPr>
-        <w:t xml:space="preserve"> </w:t>
-      </w:r>
-      <w:r>
-        <w:rPr>
-          <w:rFonts w:ascii="Times New Roman" w:hAnsi="Times New Roman" w:cs="Times New Roman"/>
-          <w:sz w:val="24"/>
-          <w:szCs w:val="24"/>
-        </w:rPr>
-        <w:t xml:space="preserve">Слава Отцю і Сину, і Святому Духові, і нині і повсякчас, і на віки віків. Амінь. Господи, помилуй </w:t>
-      </w:r>
-      <w:r>
-        <w:rPr>
-          <w:rFonts w:ascii="Times New Roman" w:hAnsi="Times New Roman" w:cs="Times New Roman"/>
-          <w:i/>
-          <w:color w:val="FF0000"/>
-          <w:sz w:val="24"/>
-          <w:szCs w:val="24"/>
-        </w:rPr>
-        <w:t>(3 р.)</w:t>
-      </w:r>
-      <w:r>
-        <w:rPr>
-          <w:rFonts w:ascii="Times New Roman" w:hAnsi="Times New Roman" w:cs="Times New Roman"/>
-          <w:i/>
-          <w:sz w:val="24"/>
-          <w:szCs w:val="24"/>
-        </w:rPr>
-        <w:t>.</w:t>
-      </w:r>
-      <w:r>
-        <w:rPr>
-          <w:rFonts w:ascii="Times New Roman" w:hAnsi="Times New Roman" w:cs="Times New Roman"/>
-          <w:sz w:val="24"/>
-          <w:szCs w:val="24"/>
-        </w:rPr>
-        <w:t xml:space="preserve"> Благослови.</w:t>
-      </w:r>
-    </w:p>
-    <w:p>
-      <w:pPr>
-        <w:spacing w:after="120"/>
-        <w:jc w:val="both"/>
-        <w:rPr>
-          <w:rFonts w:ascii="Times New Roman" w:hAnsi="Times New Roman" w:cs="Times New Roman"/>
-          <w:sz w:val="24"/>
-          <w:szCs w:val="24"/>
-        </w:rPr>
-      </w:pPr>
-      <w:r>
-        <w:rPr>
-          <w:rFonts w:ascii="Times New Roman" w:hAnsi="Times New Roman" w:cs="Times New Roman"/>
-          <w:i/>
-          <w:color w:val="FF0000"/>
-          <w:sz w:val="24"/>
-          <w:szCs w:val="24"/>
-        </w:rPr>
-        <w:t>Священик:</w:t>
-      </w:r>
-      <w:r>
-        <w:rPr>
-          <w:rFonts w:ascii="Times New Roman" w:hAnsi="Times New Roman" w:cs="Times New Roman"/>
-          <w:sz w:val="24"/>
-          <w:szCs w:val="24"/>
-        </w:rPr>
-        <w:t xml:space="preserve"> Христос, істинний Бог наш, молитвами пречистої своєї Матері, якої Успення світлий празник днесь урочисто святкуємо, святих, славних і всехвальних апостолів, і святого </w:t>
-      </w:r>
-      <w:r>
-        <w:rPr>
-          <w:rFonts w:ascii="Times New Roman" w:hAnsi="Times New Roman" w:cs="Times New Roman"/>
-          <w:i/>
-          <w:color w:val="FF0000"/>
-          <w:sz w:val="24"/>
-          <w:szCs w:val="24"/>
-        </w:rPr>
-        <w:t>(ім'я, якого є храм)</w:t>
-      </w:r>
-      <w:r>
-        <w:rPr>
-          <w:rFonts w:ascii="Times New Roman" w:hAnsi="Times New Roman" w:cs="Times New Roman"/>
-          <w:sz w:val="24"/>
-          <w:szCs w:val="24"/>
-        </w:rPr>
-        <w:t>, і всіх святих, помилує і спасе нас, як благий і людинолюбний.</w:t>
+          <w:rFonts w:ascii="Times New Roman" w:hAnsi="Times New Roman"/>
+          <w:sz w:val="24"/>
+        </w:rPr>
+        <w:t xml:space="preserve"> Христос, істинний Бог наш - молитвами пречистої Своєї Матері, якої Успіння сьогодні торжественне свято світло звершуємо, святих славних і всехвальних апостолів, і всіх святих - помилує і спасе нас як благий і людинолюбний.</w:t>
       </w:r>
     </w:p>
     <w:p>

--- a/flow/20230914_vu_template/drafts/2024-08-u/15-ЧТ-Успення.docx
+++ b/flow/20230914_vu_template/drafts/2024-08-u/15-ЧТ-Успення.docx
@@ -4470,27 +4470,27 @@
           <w:sz w:val="24"/>
           <w:szCs w:val="24"/>
         </w:rPr>
-        <w:t> Господи щедрий і милосердний, довготерпеливий і многомилостивий! Вислухай молитви наші і зверни увагу на голос моління нашого і яви нам знак милости твоєї, наведи нас на дорогу твою, щоб ходили ми в твоїй правді. Звесели серця наші, щоб ми боялись імення твого святого, бо ти великий і твориш чуда; ти Бог єдиний і немає подібного тобі між богами, Господи. Ти сильний у милості і добрий у силі, аби допомагати й утішати, і спасати всіх, хто на ім'я твоє святе уповає. Бо тобі належить усяка слава, честь і поклоніння: Отцю, Сину, і Святому Духові, нині і повсякчас, і на віки віків. Амінь.</w:t>
-      </w:r>
-    </w:p>
-    <w:p>
-      <w:pPr>
-        <w:spacing w:after="120"/>
-        <w:jc w:val="both"/>
-        <w:rPr>
-          <w:rFonts w:ascii="Times New Roman" w:hAnsi="Times New Roman" w:cs="Times New Roman"/>
-          <w:sz w:val="24"/>
-          <w:szCs w:val="24"/>
-        </w:rPr>
-      </w:pPr>
-      <w:r>
-        <w:rPr>
-          <w:rFonts w:ascii="Times New Roman" w:hAnsi="Times New Roman" w:cs="Times New Roman"/>
-          <w:color w:val="FF0000"/>
-          <w:sz w:val="24"/>
-          <w:szCs w:val="24"/>
-        </w:rPr>
-        <w:t>2. </w:t>
+        <w:t xml:space="preserve"> Господи щедрий і милосердний, довготерпеливий і многомилостивий! Вислухай молитви наші і зверни увагу на голос моління нашого і яви нам знак милости твоєї, наведи нас на дорогу твою, щоб ходили ми в твоїй правді. Звесели серця наші, щоб ми боялись імення твого святого, бо ти великий і твориш чуда; ти Бог єдиний і немає подібного тобі між богами, Господи. Ти сильний у милості і добрий у силі, аби допомагати й утішати, і спасати всіх, хто на ім'я твоє святе уповає. Бо тобі належить усяка слава, честь і поклоніння: Отцю, Сину, і Святому Духові, нині і повсякчас, і на віки віків. Амінь.</w:t>
+      </w:r>
+    </w:p>
+    <w:p>
+      <w:pPr>
+        <w:spacing w:after="120"/>
+        <w:jc w:val="both"/>
+        <w:rPr>
+          <w:rFonts w:ascii="Times New Roman" w:hAnsi="Times New Roman" w:cs="Times New Roman"/>
+          <w:sz w:val="24"/>
+          <w:szCs w:val="24"/>
+        </w:rPr>
+      </w:pPr>
+      <w:r>
+        <w:rPr>
+          <w:rFonts w:ascii="Times New Roman" w:hAnsi="Times New Roman" w:cs="Times New Roman"/>
+          <w:color w:val="FF0000"/>
+          <w:sz w:val="24"/>
+          <w:szCs w:val="24"/>
+        </w:rPr>
+        <w:t xml:space="preserve">2. </w:t>
       </w:r>
       <w:r>
         <w:rPr>
@@ -4526,27 +4526,27 @@
           <w:sz w:val="24"/>
           <w:szCs w:val="24"/>
         </w:rPr>
-        <w:t> Господи, Боже наш! Згадай нас грішних і недостойних слуг твоїх, коли призиваємо святе ім'я твоє, і не осороми нас, коли очікуємо милости твоєї, але вислухай, Господи, усі наші спасенні прохання, і вчини нас достойними любити і боятися тебе від усього серця нашого і творити в усьому волю твою. Бо ти є добрий і людинолюбний Бог, і тобі славу віддаємо: Отцю, і Сину, і Святому Духові, нині і повсякчас, і на віки віків. Амінь.</w:t>
-      </w:r>
-    </w:p>
-    <w:p>
-      <w:pPr>
-        <w:spacing w:after="120"/>
-        <w:jc w:val="both"/>
-        <w:rPr>
-          <w:rFonts w:ascii="Times New Roman" w:hAnsi="Times New Roman" w:cs="Times New Roman"/>
-          <w:sz w:val="24"/>
-          <w:szCs w:val="24"/>
-        </w:rPr>
-      </w:pPr>
-      <w:r>
-        <w:rPr>
-          <w:rFonts w:ascii="Times New Roman" w:hAnsi="Times New Roman" w:cs="Times New Roman"/>
-          <w:color w:val="FF0000"/>
-          <w:sz w:val="24"/>
-          <w:szCs w:val="24"/>
-        </w:rPr>
-        <w:t>4. </w:t>
+        <w:t xml:space="preserve"> Господи, Боже наш! Згадай нас грішних і недостойних слуг твоїх, коли призиваємо святе ім'я твоє, і не осороми нас, коли очікуємо милости твоєї, але вислухай, Господи, усі наші спасенні прохання, і вчини нас достойними любити і боятися тебе від усього серця нашого і творити в усьому волю твою. Бо ти є добрий і людинолюбний Бог, і тобі славу віддаємо: Отцю, і Сину, і Святому Духові, нині і повсякчас, і на віки віків. Амінь.</w:t>
+      </w:r>
+    </w:p>
+    <w:p>
+      <w:pPr>
+        <w:spacing w:after="120"/>
+        <w:jc w:val="both"/>
+        <w:rPr>
+          <w:rFonts w:ascii="Times New Roman" w:hAnsi="Times New Roman" w:cs="Times New Roman"/>
+          <w:sz w:val="24"/>
+          <w:szCs w:val="24"/>
+        </w:rPr>
+      </w:pPr>
+      <w:r>
+        <w:rPr>
+          <w:rFonts w:ascii="Times New Roman" w:hAnsi="Times New Roman" w:cs="Times New Roman"/>
+          <w:color w:val="FF0000"/>
+          <w:sz w:val="24"/>
+          <w:szCs w:val="24"/>
+        </w:rPr>
+        <w:t xml:space="preserve">4. </w:t>
       </w:r>
       <w:r>
         <w:rPr>
@@ -4582,7 +4582,7 @@
           <w:sz w:val="24"/>
           <w:szCs w:val="24"/>
         </w:rPr>
-        <w:t xml:space="preserve"> Благословенний ти, Господи Боже, Вседержителю, що знаєш думки людські, що відаєш те, чого ми потребуємо, і багато більше, ніж ми просимо, або розуміємо. Самий ти, людинолюбний Царю, у всьому добрий, задовольни нас багатством твоїх </w:t>
+        <w:t xml:space="preserve"> Благословенний ти, Господи Боже, Вседержителю, що знаєш думки людські, що відаєш те, чого ми потребуємо, і багато більше, ніж ми просимо, або розуміємо. Самий ти, людинолюбний Царю, у всьому добрий, задовольни нас багатством твоїх </w:t>
       </w:r>
       <w:proofErr w:type="spellStart"/>
       <w:r>
@@ -4646,7 +4646,7 @@
           <w:sz w:val="24"/>
           <w:szCs w:val="24"/>
         </w:rPr>
-        <w:t xml:space="preserve"> Господи, Господи, що пречистою твоєю долонею все утримуєш, що довго </w:t>
+        <w:t xml:space="preserve"> Господи, Господи, що пречистою твоєю долонею все утримуєш, що довго </w:t>
       </w:r>
       <w:proofErr w:type="spellStart"/>
       <w:r>
@@ -4728,7 +4728,7 @@
           <w:sz w:val="24"/>
           <w:szCs w:val="24"/>
         </w:rPr>
-        <w:t xml:space="preserve"> Боже великий і дивний, що несказанною добрістю і багатим промислом усім управляєш, і дав нам земні добра й запевнив нам обіцяне царство </w:t>
+        <w:t xml:space="preserve"> Боже великий і дивний, що несказанною добрістю і багатим промислом усім управляєш, і дав нам земні добра й запевнив нам обіцяне царство </w:t>
       </w:r>
       <w:proofErr w:type="spellStart"/>
       <w:r>
@@ -4774,7 +4774,7 @@
           <w:sz w:val="24"/>
           <w:szCs w:val="24"/>
         </w:rPr>
-        <w:t xml:space="preserve"> Боже великий і вишній, в тебе одного є безсмертність і в світлі живеш недоступнім. Ти все створіння мудро створив, відокремив світло від темряви і сонце поклав, щоб правити днем, а місяць і зорі, щоб володіли ніччю, нас же грішних вчинив достойними і в теперішню годину стати перед твоїм обличчям, щоб тебе визнавати і принести тобі вечірнє славослов'я. Направ, Людинолюбче, молитву нашу, немов кадило, перед тобою і прийми її, як благовонний запах. Дай нам мирний цей вечір і близьку вже ніч; зодягни нас у броню світла; визволь нас від нічного страху і всякої речі, що в темряві з'являється, і дай сон, що його ти дарував на відпочинок нашій немічності, вільний від усякого маріння диявольського. Владико, </w:t>
+        <w:t xml:space="preserve"> Боже великий і вишній, в тебе одного є безсмертність і в світлі живеш недоступнім. Ти все створіння мудро створив, відокремив світло від темряви і сонце поклав, щоб правити днем, а місяць і зорі, щоб володіли ніччю, нас же грішних вчинив достойними і в теперішню годину стати перед твоїм обличчям, щоб тебе визнавати і принести тобі вечірнє славослов'я. Направ, Людинолюбче, молитву нашу, немов кадило, перед тобою і прийми її, як благовонний запах. Дай нам мирний цей вечір і близьку вже ніч; зодягни нас у броню світла; визволь нас від нічного страху і всякої речі, що в темряві з'являється, і дай сон, що його ти дарував на відпочинок нашій немічності, вільний від усякого маріння диявольського. Владико, </w:t>
       </w:r>
       <w:proofErr w:type="spellStart"/>
       <w:r>
@@ -6151,7 +6151,7 @@
           <w:sz w:val="24"/>
           <w:szCs w:val="24"/>
         </w:rPr>
-        <w:t>(3 р.)</w:t>
+        <w:t>(3 р.)</w:t>
       </w:r>
     </w:p>
     <w:p>
@@ -6189,7 +6189,7 @@
           <w:sz w:val="24"/>
           <w:szCs w:val="24"/>
         </w:rPr>
-        <w:t>(3 р.)</w:t>
+        <w:t>(3 р.)</w:t>
       </w:r>
       <w:r>
         <w:rPr>
@@ -6237,7 +6237,7 @@
           <w:sz w:val="24"/>
           <w:szCs w:val="24"/>
         </w:rPr>
-        <w:t xml:space="preserve"> (3 р.)</w:t>
+        <w:t xml:space="preserve"> (3 р.)</w:t>
       </w:r>
     </w:p>
     <w:p>
@@ -6276,7 +6276,7 @@
           <w:sz w:val="24"/>
           <w:szCs w:val="24"/>
         </w:rPr>
-        <w:t>(3 р.)</w:t>
+        <w:t>(3 р.)</w:t>
       </w:r>
     </w:p>
     <w:p>
@@ -6315,7 +6315,7 @@
           <w:sz w:val="24"/>
           <w:szCs w:val="24"/>
         </w:rPr>
-        <w:t>(3 р.)</w:t>
+        <w:t>(3 р.)</w:t>
       </w:r>
     </w:p>
     <w:p>
@@ -6354,7 +6354,7 @@
           <w:sz w:val="24"/>
           <w:szCs w:val="24"/>
         </w:rPr>
-        <w:t>(3 р.)</w:t>
+        <w:t>(3 р.)</w:t>
       </w:r>
     </w:p>
     <w:p>
@@ -6383,7 +6383,7 @@
           <w:sz w:val="24"/>
           <w:szCs w:val="24"/>
         </w:rPr>
-        <w:t>(3 р.)</w:t>
+        <w:t>(3 р.)</w:t>
       </w:r>
       <w:r>
         <w:rPr>
@@ -6430,7 +6430,7 @@
           <w:sz w:val="24"/>
           <w:szCs w:val="24"/>
         </w:rPr>
-        <w:t>(3 р.)</w:t>
+        <w:t>(3 р.)</w:t>
       </w:r>
     </w:p>
     <w:p>
@@ -6460,7 +6460,7 @@
           <w:sz w:val="24"/>
           <w:szCs w:val="24"/>
         </w:rPr>
-        <w:t>(3 р.)</w:t>
+        <w:t>(3 р.)</w:t>
       </w:r>
       <w:r>
         <w:rPr>
@@ -8120,367 +8120,1778 @@
     </w:p>
     <w:p>
       <w:pPr>
-        <w:spacing w:after="120"/>
-        <w:jc w:val="both"/>
-        <w:rPr>
-          <w:rFonts w:ascii="Times New Roman" w:hAnsi="Times New Roman" w:cs="Times New Roman"/>
-          <w:sz w:val="24"/>
-          <w:szCs w:val="24"/>
-        </w:rPr>
-      </w:pPr>
-      <w:r>
-        <w:rPr>
-          <w:rFonts w:ascii="Times New Roman" w:eastAsia="Gungsuh" w:hAnsi="Times New Roman" w:cs="Times New Roman"/>
-          <w:sz w:val="24"/>
-          <w:szCs w:val="24"/>
-        </w:rPr>
-        <w:t>Постав, Господи, моїм устам сторожу;* до дверей губ моїх − варту!</w:t>
-      </w:r>
-    </w:p>
-    <w:p>
-      <w:pPr>
-        <w:spacing w:after="120"/>
-        <w:jc w:val="both"/>
-        <w:rPr>
-          <w:rFonts w:ascii="Times New Roman" w:hAnsi="Times New Roman" w:cs="Times New Roman"/>
-          <w:sz w:val="24"/>
-          <w:szCs w:val="24"/>
-        </w:rPr>
-      </w:pPr>
-      <w:r>
-        <w:rPr>
-          <w:rFonts w:ascii="Times New Roman" w:hAnsi="Times New Roman" w:cs="Times New Roman"/>
-          <w:sz w:val="24"/>
-          <w:szCs w:val="24"/>
-        </w:rPr>
-        <w:t>Не дай схилитися серцеві моєму* до чогось злого.</w:t>
-      </w:r>
-    </w:p>
-    <w:p>
-      <w:pPr>
-        <w:spacing w:after="120"/>
-        <w:jc w:val="both"/>
-        <w:rPr>
-          <w:rFonts w:ascii="Times New Roman" w:hAnsi="Times New Roman" w:cs="Times New Roman"/>
-          <w:sz w:val="24"/>
-          <w:szCs w:val="24"/>
-        </w:rPr>
-      </w:pPr>
-      <w:r>
-        <w:rPr>
-          <w:rFonts w:ascii="Times New Roman" w:hAnsi="Times New Roman" w:cs="Times New Roman"/>
-          <w:sz w:val="24"/>
-          <w:szCs w:val="24"/>
-        </w:rPr>
-        <w:t>Ані чинити лихі вчинки з людьми, що творять беззаконня,* – ні ласощів їхніх я не хочу їсти.</w:t>
-      </w:r>
-    </w:p>
-    <w:p>
-      <w:pPr>
-        <w:spacing w:after="120"/>
-        <w:jc w:val="both"/>
-        <w:rPr>
-          <w:rFonts w:ascii="Times New Roman" w:hAnsi="Times New Roman" w:cs="Times New Roman"/>
-          <w:sz w:val="24"/>
-          <w:szCs w:val="24"/>
-        </w:rPr>
-      </w:pPr>
-      <w:r>
-        <w:rPr>
-          <w:rFonts w:ascii="Times New Roman" w:hAnsi="Times New Roman" w:cs="Times New Roman"/>
-          <w:sz w:val="24"/>
-          <w:szCs w:val="24"/>
-        </w:rPr>
-        <w:t>Нехай праведник по-доброму б'є мене й виправляє,* а олія грішного нехай не намастить голови моєї.</w:t>
-      </w:r>
-    </w:p>
-    <w:p>
-      <w:pPr>
-        <w:spacing w:after="120"/>
-        <w:jc w:val="both"/>
-        <w:rPr>
-          <w:rFonts w:ascii="Times New Roman" w:hAnsi="Times New Roman" w:cs="Times New Roman"/>
-          <w:sz w:val="24"/>
-          <w:szCs w:val="24"/>
-        </w:rPr>
-      </w:pPr>
-      <w:r>
-        <w:rPr>
-          <w:rFonts w:ascii="Times New Roman" w:hAnsi="Times New Roman" w:cs="Times New Roman"/>
-          <w:sz w:val="24"/>
-          <w:szCs w:val="24"/>
-        </w:rPr>
-        <w:t>Я все-таки молитимусь,* незважаючи на їхні злі вчинки.</w:t>
-      </w:r>
-    </w:p>
-    <w:p>
-      <w:pPr>
-        <w:spacing w:after="120"/>
-        <w:jc w:val="both"/>
-        <w:rPr>
-          <w:rFonts w:ascii="Times New Roman" w:hAnsi="Times New Roman" w:cs="Times New Roman"/>
-          <w:sz w:val="24"/>
-          <w:szCs w:val="24"/>
-        </w:rPr>
-      </w:pPr>
-      <w:r>
-        <w:rPr>
-          <w:rFonts w:ascii="Times New Roman" w:hAnsi="Times New Roman" w:cs="Times New Roman"/>
-          <w:sz w:val="24"/>
-          <w:szCs w:val="24"/>
-        </w:rPr>
-        <w:t>Якщо суддів їхніх скинуть в ущелини скелі,* то почують, що слова мої любі.</w:t>
-      </w:r>
-    </w:p>
-    <w:p>
-      <w:pPr>
-        <w:spacing w:after="120"/>
-        <w:jc w:val="both"/>
-        <w:rPr>
-          <w:rFonts w:ascii="Times New Roman" w:hAnsi="Times New Roman" w:cs="Times New Roman"/>
-          <w:sz w:val="24"/>
-          <w:szCs w:val="24"/>
-        </w:rPr>
-      </w:pPr>
-      <w:r>
-        <w:rPr>
-          <w:rFonts w:ascii="Times New Roman" w:hAnsi="Times New Roman" w:cs="Times New Roman"/>
-          <w:sz w:val="24"/>
-          <w:szCs w:val="24"/>
-        </w:rPr>
-        <w:t>Немовби хтось розбив і розрив землю,* розкидано їхні кості перед адом.</w:t>
-      </w:r>
-    </w:p>
-    <w:p>
-      <w:pPr>
-        <w:spacing w:after="120"/>
-        <w:jc w:val="both"/>
-        <w:rPr>
-          <w:rFonts w:ascii="Times New Roman" w:hAnsi="Times New Roman" w:cs="Times New Roman"/>
-          <w:sz w:val="24"/>
-          <w:szCs w:val="24"/>
-        </w:rPr>
-      </w:pPr>
-      <w:r>
-        <w:rPr>
-          <w:rFonts w:ascii="Times New Roman" w:hAnsi="Times New Roman" w:cs="Times New Roman"/>
-          <w:sz w:val="24"/>
-          <w:szCs w:val="24"/>
-        </w:rPr>
-        <w:t>Бо до тебе, Господи, мій Боже, мої очі;* до тебе прибігаю, не губи душі моєї.</w:t>
-      </w:r>
-    </w:p>
-    <w:p>
-      <w:pPr>
-        <w:spacing w:after="120"/>
-        <w:jc w:val="both"/>
-        <w:rPr>
-          <w:rFonts w:ascii="Times New Roman" w:hAnsi="Times New Roman" w:cs="Times New Roman"/>
-          <w:sz w:val="24"/>
-          <w:szCs w:val="24"/>
-        </w:rPr>
-      </w:pPr>
-      <w:r>
-        <w:rPr>
-          <w:rFonts w:ascii="Times New Roman" w:hAnsi="Times New Roman" w:cs="Times New Roman"/>
-          <w:sz w:val="24"/>
-          <w:szCs w:val="24"/>
-        </w:rPr>
-        <w:t>Збережи мене від петлі, що її наставили на мене,* і від сильця тих, що творять беззаконня.</w:t>
-      </w:r>
-    </w:p>
-    <w:p>
-      <w:pPr>
-        <w:spacing w:after="120"/>
-        <w:jc w:val="both"/>
-        <w:rPr>
-          <w:rFonts w:ascii="Times New Roman" w:hAnsi="Times New Roman" w:cs="Times New Roman"/>
-          <w:sz w:val="24"/>
-          <w:szCs w:val="24"/>
-        </w:rPr>
-      </w:pPr>
-      <w:r>
-        <w:rPr>
-          <w:rFonts w:ascii="Times New Roman" w:hAnsi="Times New Roman" w:cs="Times New Roman"/>
-          <w:sz w:val="24"/>
-          <w:szCs w:val="24"/>
-        </w:rPr>
-        <w:t>Нехай грішники впадуть у власні сіті всі разом,* а я пройду безпечно.</w:t>
-      </w:r>
-    </w:p>
-    <w:p>
-      <w:pPr>
-        <w:spacing w:after="120"/>
-        <w:jc w:val="center"/>
-        <w:rPr>
-          <w:rFonts w:ascii="Times New Roman" w:hAnsi="Times New Roman" w:cs="Times New Roman"/>
+        <w:pStyle w:val="a"/>
+        <w:spacing w:after="120"/>
+      </w:pPr>
+      <w:r>
+        <w:rPr>
+          <w:rFonts w:ascii="Times New Roman" w:hAnsi="Times New Roman"/>
+          <w:sz w:val="24"/>
+        </w:rPr>
+        <w:t>Поста́в</w:t>
+      </w:r>
+      <w:r>
+        <w:rPr>
+          <w:rFonts w:ascii="Times New Roman" w:hAnsi="Times New Roman"/>
+          <w:sz w:val="24"/>
+        </w:rPr>
+        <w:t xml:space="preserve">, </w:t>
+      </w:r>
+      <w:r>
+        <w:rPr>
+          <w:rFonts w:ascii="Times New Roman" w:hAnsi="Times New Roman"/>
+          <w:sz w:val="24"/>
+        </w:rPr>
+        <w:t>Го́споди</w:t>
+      </w:r>
+      <w:r>
+        <w:rPr>
+          <w:rFonts w:ascii="Times New Roman" w:hAnsi="Times New Roman"/>
+          <w:sz w:val="24"/>
+        </w:rPr>
+        <w:t xml:space="preserve">, </w:t>
+      </w:r>
+      <w:r>
+        <w:rPr>
+          <w:rFonts w:ascii="Times New Roman" w:hAnsi="Times New Roman"/>
+          <w:sz w:val="24"/>
+        </w:rPr>
+        <w:t>мої́м</w:t>
+      </w:r>
+      <w:r>
+        <w:rPr>
+          <w:rFonts w:ascii="Times New Roman" w:hAnsi="Times New Roman"/>
+          <w:sz w:val="24"/>
+        </w:rPr>
+        <w:t xml:space="preserve"> </w:t>
+      </w:r>
+      <w:r>
+        <w:rPr>
+          <w:rFonts w:ascii="Times New Roman" w:hAnsi="Times New Roman"/>
+          <w:sz w:val="24"/>
+        </w:rPr>
+        <w:t>уста́м</w:t>
+      </w:r>
+      <w:r>
+        <w:rPr>
+          <w:rFonts w:ascii="Times New Roman" w:hAnsi="Times New Roman"/>
+          <w:sz w:val="24"/>
+        </w:rPr>
+        <w:t xml:space="preserve"> </w:t>
+      </w:r>
+      <w:r>
+        <w:rPr>
+          <w:rFonts w:ascii="Times New Roman" w:hAnsi="Times New Roman"/>
+          <w:sz w:val="24"/>
+        </w:rPr>
+        <w:t>сторо́жу</w:t>
+      </w:r>
+      <w:r>
+        <w:rPr>
+          <w:rFonts w:ascii="Times New Roman" w:hAnsi="Times New Roman"/>
+          <w:sz w:val="24"/>
+        </w:rPr>
+        <w:t xml:space="preserve">;* до </w:t>
+      </w:r>
+      <w:r>
+        <w:rPr>
+          <w:rFonts w:ascii="Times New Roman" w:hAnsi="Times New Roman"/>
+          <w:sz w:val="24"/>
+        </w:rPr>
+        <w:t>двере́й</w:t>
+      </w:r>
+      <w:r>
+        <w:rPr>
+          <w:rFonts w:ascii="Times New Roman" w:hAnsi="Times New Roman"/>
+          <w:sz w:val="24"/>
+        </w:rPr>
+        <w:t xml:space="preserve"> губ </w:t>
+      </w:r>
+      <w:r>
+        <w:rPr>
+          <w:rFonts w:ascii="Times New Roman" w:hAnsi="Times New Roman"/>
+          <w:sz w:val="24"/>
+        </w:rPr>
+        <w:t>мої́х</w:t>
+      </w:r>
+      <w:r>
+        <w:rPr>
+          <w:rFonts w:ascii="Times New Roman" w:hAnsi="Times New Roman"/>
+          <w:sz w:val="24"/>
+        </w:rPr>
+        <w:t xml:space="preserve"> − </w:t>
+      </w:r>
+      <w:r>
+        <w:rPr>
+          <w:rFonts w:ascii="Times New Roman" w:hAnsi="Times New Roman"/>
+          <w:sz w:val="24"/>
+        </w:rPr>
+        <w:t>ва́рту</w:t>
+      </w:r>
+      <w:r>
+        <w:rPr>
+          <w:rFonts w:ascii="Times New Roman" w:hAnsi="Times New Roman"/>
+          <w:sz w:val="24"/>
+        </w:rPr>
+        <w:t>!</w:t>
+      </w:r>
+    </w:p>
+    <w:p>
+      <w:pPr>
+        <w:pStyle w:val="a"/>
+        <w:spacing w:after="120"/>
+      </w:pPr>
+      <w:r>
+        <w:rPr>
+          <w:rFonts w:ascii="Times New Roman" w:hAnsi="Times New Roman"/>
+          <w:sz w:val="24"/>
+        </w:rPr>
+        <w:t xml:space="preserve">Не дай </w:t>
+      </w:r>
+      <w:r>
+        <w:rPr>
+          <w:rFonts w:ascii="Times New Roman" w:hAnsi="Times New Roman"/>
+          <w:sz w:val="24"/>
+        </w:rPr>
+        <w:t>схили́тися</w:t>
+      </w:r>
+      <w:r>
+        <w:rPr>
+          <w:rFonts w:ascii="Times New Roman" w:hAnsi="Times New Roman"/>
+          <w:sz w:val="24"/>
+        </w:rPr>
+        <w:t xml:space="preserve"> </w:t>
+      </w:r>
+      <w:r>
+        <w:rPr>
+          <w:rFonts w:ascii="Times New Roman" w:hAnsi="Times New Roman"/>
+          <w:sz w:val="24"/>
+        </w:rPr>
+        <w:t>се́рцеві</w:t>
+      </w:r>
+      <w:r>
+        <w:rPr>
+          <w:rFonts w:ascii="Times New Roman" w:hAnsi="Times New Roman"/>
+          <w:sz w:val="24"/>
+        </w:rPr>
+        <w:t xml:space="preserve"> </w:t>
+      </w:r>
+      <w:r>
+        <w:rPr>
+          <w:rFonts w:ascii="Times New Roman" w:hAnsi="Times New Roman"/>
+          <w:sz w:val="24"/>
+        </w:rPr>
+        <w:t>моє́му</w:t>
+      </w:r>
+      <w:r>
+        <w:rPr>
+          <w:rFonts w:ascii="Times New Roman" w:hAnsi="Times New Roman"/>
+          <w:sz w:val="24"/>
+        </w:rPr>
+        <w:t xml:space="preserve">* до </w:t>
+      </w:r>
+      <w:r>
+        <w:rPr>
+          <w:rFonts w:ascii="Times New Roman" w:hAnsi="Times New Roman"/>
+          <w:sz w:val="24"/>
+        </w:rPr>
+        <w:t>чо́гось</w:t>
+      </w:r>
+      <w:r>
+        <w:rPr>
+          <w:rFonts w:ascii="Times New Roman" w:hAnsi="Times New Roman"/>
+          <w:sz w:val="24"/>
+        </w:rPr>
+        <w:t xml:space="preserve"> </w:t>
+      </w:r>
+      <w:r>
+        <w:rPr>
+          <w:rFonts w:ascii="Times New Roman" w:hAnsi="Times New Roman"/>
+          <w:sz w:val="24"/>
+        </w:rPr>
+        <w:t>зло́го</w:t>
+      </w:r>
+      <w:r>
+        <w:rPr>
+          <w:rFonts w:ascii="Times New Roman" w:hAnsi="Times New Roman"/>
+          <w:sz w:val="24"/>
+        </w:rPr>
+        <w:t>.</w:t>
+      </w:r>
+    </w:p>
+    <w:p>
+      <w:pPr>
+        <w:pStyle w:val="a"/>
+        <w:spacing w:after="120"/>
+      </w:pPr>
+      <w:r>
+        <w:rPr>
+          <w:rFonts w:ascii="Times New Roman" w:hAnsi="Times New Roman"/>
+          <w:sz w:val="24"/>
+        </w:rPr>
+        <w:t xml:space="preserve">Ані </w:t>
+      </w:r>
+      <w:r>
+        <w:rPr>
+          <w:rFonts w:ascii="Times New Roman" w:hAnsi="Times New Roman"/>
+          <w:sz w:val="24"/>
+        </w:rPr>
+        <w:t>чини́ти</w:t>
+      </w:r>
+      <w:r>
+        <w:rPr>
+          <w:rFonts w:ascii="Times New Roman" w:hAnsi="Times New Roman"/>
+          <w:sz w:val="24"/>
+        </w:rPr>
+        <w:t xml:space="preserve"> лихі́ </w:t>
+      </w:r>
+      <w:r>
+        <w:rPr>
+          <w:rFonts w:ascii="Times New Roman" w:hAnsi="Times New Roman"/>
+          <w:sz w:val="24"/>
+        </w:rPr>
+        <w:t>вчи́нки</w:t>
+      </w:r>
+      <w:r>
+        <w:rPr>
+          <w:rFonts w:ascii="Times New Roman" w:hAnsi="Times New Roman"/>
+          <w:sz w:val="24"/>
+        </w:rPr>
+        <w:t xml:space="preserve"> з людьми́, що </w:t>
+      </w:r>
+      <w:r>
+        <w:rPr>
+          <w:rFonts w:ascii="Times New Roman" w:hAnsi="Times New Roman"/>
+          <w:sz w:val="24"/>
+        </w:rPr>
+        <w:t>тво́рять</w:t>
+      </w:r>
+      <w:r>
+        <w:rPr>
+          <w:rFonts w:ascii="Times New Roman" w:hAnsi="Times New Roman"/>
+          <w:sz w:val="24"/>
+        </w:rPr>
+        <w:t xml:space="preserve"> </w:t>
+      </w:r>
+      <w:r>
+        <w:rPr>
+          <w:rFonts w:ascii="Times New Roman" w:hAnsi="Times New Roman"/>
+          <w:sz w:val="24"/>
+        </w:rPr>
+        <w:t>беззако́ння</w:t>
+      </w:r>
+      <w:r>
+        <w:rPr>
+          <w:rFonts w:ascii="Times New Roman" w:hAnsi="Times New Roman"/>
+          <w:sz w:val="24"/>
+        </w:rPr>
+        <w:t xml:space="preserve">,* – ні </w:t>
+      </w:r>
+      <w:r>
+        <w:rPr>
+          <w:rFonts w:ascii="Times New Roman" w:hAnsi="Times New Roman"/>
+          <w:sz w:val="24"/>
+        </w:rPr>
+        <w:t>ла́сощів</w:t>
+      </w:r>
+      <w:r>
+        <w:rPr>
+          <w:rFonts w:ascii="Times New Roman" w:hAnsi="Times New Roman"/>
+          <w:sz w:val="24"/>
+        </w:rPr>
+        <w:t xml:space="preserve"> </w:t>
+      </w:r>
+      <w:r>
+        <w:rPr>
+          <w:rFonts w:ascii="Times New Roman" w:hAnsi="Times New Roman"/>
+          <w:sz w:val="24"/>
+        </w:rPr>
+        <w:t>ї́хніх</w:t>
+      </w:r>
+      <w:r>
+        <w:rPr>
+          <w:rFonts w:ascii="Times New Roman" w:hAnsi="Times New Roman"/>
+          <w:sz w:val="24"/>
+        </w:rPr>
+        <w:t xml:space="preserve"> я не </w:t>
+      </w:r>
+      <w:r>
+        <w:rPr>
+          <w:rFonts w:ascii="Times New Roman" w:hAnsi="Times New Roman"/>
+          <w:sz w:val="24"/>
+        </w:rPr>
+        <w:t>хо́чу</w:t>
+      </w:r>
+      <w:r>
+        <w:rPr>
+          <w:rFonts w:ascii="Times New Roman" w:hAnsi="Times New Roman"/>
+          <w:sz w:val="24"/>
+        </w:rPr>
+        <w:t xml:space="preserve"> </w:t>
+      </w:r>
+      <w:r>
+        <w:rPr>
+          <w:rFonts w:ascii="Times New Roman" w:hAnsi="Times New Roman"/>
+          <w:sz w:val="24"/>
+        </w:rPr>
+        <w:t>ї́сти</w:t>
+      </w:r>
+      <w:r>
+        <w:rPr>
+          <w:rFonts w:ascii="Times New Roman" w:hAnsi="Times New Roman"/>
+          <w:sz w:val="24"/>
+        </w:rPr>
+        <w:t>.</w:t>
+      </w:r>
+    </w:p>
+    <w:p>
+      <w:pPr>
+        <w:pStyle w:val="a"/>
+        <w:spacing w:after="120"/>
+      </w:pPr>
+      <w:r>
+        <w:rPr>
+          <w:rFonts w:ascii="Times New Roman" w:hAnsi="Times New Roman"/>
+          <w:sz w:val="24"/>
+        </w:rPr>
+        <w:t>Неха́й</w:t>
+      </w:r>
+      <w:r>
+        <w:rPr>
+          <w:rFonts w:ascii="Times New Roman" w:hAnsi="Times New Roman"/>
+          <w:sz w:val="24"/>
+        </w:rPr>
+        <w:t xml:space="preserve"> </w:t>
+      </w:r>
+      <w:r>
+        <w:rPr>
+          <w:rFonts w:ascii="Times New Roman" w:hAnsi="Times New Roman"/>
+          <w:sz w:val="24"/>
+        </w:rPr>
+        <w:t>пра́ведник</w:t>
+      </w:r>
+      <w:r>
+        <w:rPr>
+          <w:rFonts w:ascii="Times New Roman" w:hAnsi="Times New Roman"/>
+          <w:sz w:val="24"/>
+        </w:rPr>
+        <w:t xml:space="preserve"> </w:t>
+      </w:r>
+      <w:r>
+        <w:rPr>
+          <w:rFonts w:ascii="Times New Roman" w:hAnsi="Times New Roman"/>
+          <w:sz w:val="24"/>
+        </w:rPr>
+        <w:t>по-до́брому</w:t>
+      </w:r>
+      <w:r>
+        <w:rPr>
+          <w:rFonts w:ascii="Times New Roman" w:hAnsi="Times New Roman"/>
+          <w:sz w:val="24"/>
+        </w:rPr>
+        <w:t xml:space="preserve"> б’є мене́ й </w:t>
+      </w:r>
+      <w:r>
+        <w:rPr>
+          <w:rFonts w:ascii="Times New Roman" w:hAnsi="Times New Roman"/>
+          <w:sz w:val="24"/>
+        </w:rPr>
+        <w:t>виправля́є</w:t>
+      </w:r>
+      <w:r>
+        <w:rPr>
+          <w:rFonts w:ascii="Times New Roman" w:hAnsi="Times New Roman"/>
+          <w:sz w:val="24"/>
+        </w:rPr>
+        <w:t xml:space="preserve">,* а </w:t>
+      </w:r>
+      <w:r>
+        <w:rPr>
+          <w:rFonts w:ascii="Times New Roman" w:hAnsi="Times New Roman"/>
+          <w:sz w:val="24"/>
+        </w:rPr>
+        <w:t>олі́я</w:t>
+      </w:r>
+      <w:r>
+        <w:rPr>
+          <w:rFonts w:ascii="Times New Roman" w:hAnsi="Times New Roman"/>
+          <w:sz w:val="24"/>
+        </w:rPr>
+        <w:t xml:space="preserve"> </w:t>
+      </w:r>
+      <w:r>
+        <w:rPr>
+          <w:rFonts w:ascii="Times New Roman" w:hAnsi="Times New Roman"/>
+          <w:sz w:val="24"/>
+        </w:rPr>
+        <w:t>грі́шного</w:t>
+      </w:r>
+      <w:r>
+        <w:rPr>
+          <w:rFonts w:ascii="Times New Roman" w:hAnsi="Times New Roman"/>
+          <w:sz w:val="24"/>
+        </w:rPr>
+        <w:t xml:space="preserve"> </w:t>
+      </w:r>
+      <w:r>
+        <w:rPr>
+          <w:rFonts w:ascii="Times New Roman" w:hAnsi="Times New Roman"/>
+          <w:sz w:val="24"/>
+        </w:rPr>
+        <w:t>неха́й</w:t>
+      </w:r>
+      <w:r>
+        <w:rPr>
+          <w:rFonts w:ascii="Times New Roman" w:hAnsi="Times New Roman"/>
+          <w:sz w:val="24"/>
+        </w:rPr>
+        <w:t xml:space="preserve"> не </w:t>
+      </w:r>
+      <w:r>
+        <w:rPr>
+          <w:rFonts w:ascii="Times New Roman" w:hAnsi="Times New Roman"/>
+          <w:sz w:val="24"/>
+        </w:rPr>
+        <w:t>нама́стить</w:t>
+      </w:r>
+      <w:r>
+        <w:rPr>
+          <w:rFonts w:ascii="Times New Roman" w:hAnsi="Times New Roman"/>
+          <w:sz w:val="24"/>
+        </w:rPr>
+        <w:t xml:space="preserve"> голови́ </w:t>
+      </w:r>
+      <w:r>
+        <w:rPr>
+          <w:rFonts w:ascii="Times New Roman" w:hAnsi="Times New Roman"/>
+          <w:sz w:val="24"/>
+        </w:rPr>
+        <w:t>моє́ї</w:t>
+      </w:r>
+      <w:r>
+        <w:rPr>
+          <w:rFonts w:ascii="Times New Roman" w:hAnsi="Times New Roman"/>
+          <w:sz w:val="24"/>
+        </w:rPr>
+        <w:t>.</w:t>
+      </w:r>
+    </w:p>
+    <w:p>
+      <w:pPr>
+        <w:pStyle w:val="a"/>
+        <w:spacing w:after="120"/>
+      </w:pPr>
+      <w:r>
+        <w:rPr>
+          <w:rFonts w:ascii="Times New Roman" w:hAnsi="Times New Roman"/>
+          <w:sz w:val="24"/>
+        </w:rPr>
+        <w:t xml:space="preserve">Я все-таки́ </w:t>
+      </w:r>
+      <w:r>
+        <w:rPr>
+          <w:rFonts w:ascii="Times New Roman" w:hAnsi="Times New Roman"/>
+          <w:sz w:val="24"/>
+        </w:rPr>
+        <w:t>моли́тимусь</w:t>
+      </w:r>
+      <w:r>
+        <w:rPr>
+          <w:rFonts w:ascii="Times New Roman" w:hAnsi="Times New Roman"/>
+          <w:sz w:val="24"/>
+        </w:rPr>
+        <w:t xml:space="preserve">,* </w:t>
+      </w:r>
+      <w:r>
+        <w:rPr>
+          <w:rFonts w:ascii="Times New Roman" w:hAnsi="Times New Roman"/>
+          <w:sz w:val="24"/>
+        </w:rPr>
+        <w:t>незважа́ючи</w:t>
+      </w:r>
+      <w:r>
+        <w:rPr>
+          <w:rFonts w:ascii="Times New Roman" w:hAnsi="Times New Roman"/>
+          <w:sz w:val="24"/>
+        </w:rPr>
+        <w:t xml:space="preserve"> на </w:t>
+      </w:r>
+      <w:r>
+        <w:rPr>
+          <w:rFonts w:ascii="Times New Roman" w:hAnsi="Times New Roman"/>
+          <w:sz w:val="24"/>
+        </w:rPr>
+        <w:t>ї́хні</w:t>
+      </w:r>
+      <w:r>
+        <w:rPr>
+          <w:rFonts w:ascii="Times New Roman" w:hAnsi="Times New Roman"/>
+          <w:sz w:val="24"/>
+        </w:rPr>
+        <w:t xml:space="preserve"> злі </w:t>
+      </w:r>
+      <w:r>
+        <w:rPr>
+          <w:rFonts w:ascii="Times New Roman" w:hAnsi="Times New Roman"/>
+          <w:sz w:val="24"/>
+        </w:rPr>
+        <w:t>вчи́нки</w:t>
+      </w:r>
+      <w:r>
+        <w:rPr>
+          <w:rFonts w:ascii="Times New Roman" w:hAnsi="Times New Roman"/>
+          <w:sz w:val="24"/>
+        </w:rPr>
+        <w:t>.</w:t>
+      </w:r>
+    </w:p>
+    <w:p>
+      <w:pPr>
+        <w:pStyle w:val="a"/>
+        <w:spacing w:after="120"/>
+      </w:pPr>
+      <w:r>
+        <w:rPr>
+          <w:rFonts w:ascii="Times New Roman" w:hAnsi="Times New Roman"/>
+          <w:sz w:val="24"/>
+        </w:rPr>
+        <w:t xml:space="preserve">Якщо́ </w:t>
+      </w:r>
+      <w:r>
+        <w:rPr>
+          <w:rFonts w:ascii="Times New Roman" w:hAnsi="Times New Roman"/>
+          <w:sz w:val="24"/>
+        </w:rPr>
+        <w:t>су́ддів</w:t>
+      </w:r>
+      <w:r>
+        <w:rPr>
+          <w:rFonts w:ascii="Times New Roman" w:hAnsi="Times New Roman"/>
+          <w:sz w:val="24"/>
+        </w:rPr>
+        <w:t xml:space="preserve"> </w:t>
+      </w:r>
+      <w:r>
+        <w:rPr>
+          <w:rFonts w:ascii="Times New Roman" w:hAnsi="Times New Roman"/>
+          <w:sz w:val="24"/>
+        </w:rPr>
+        <w:t>ї́хніх</w:t>
+      </w:r>
+      <w:r>
+        <w:rPr>
+          <w:rFonts w:ascii="Times New Roman" w:hAnsi="Times New Roman"/>
+          <w:sz w:val="24"/>
+        </w:rPr>
+        <w:t xml:space="preserve"> </w:t>
+      </w:r>
+      <w:r>
+        <w:rPr>
+          <w:rFonts w:ascii="Times New Roman" w:hAnsi="Times New Roman"/>
+          <w:sz w:val="24"/>
+        </w:rPr>
+        <w:t>ски́нуть</w:t>
+      </w:r>
+      <w:r>
+        <w:rPr>
+          <w:rFonts w:ascii="Times New Roman" w:hAnsi="Times New Roman"/>
+          <w:sz w:val="24"/>
+        </w:rPr>
+        <w:t xml:space="preserve"> в </w:t>
+      </w:r>
+      <w:r>
+        <w:rPr>
+          <w:rFonts w:ascii="Times New Roman" w:hAnsi="Times New Roman"/>
+          <w:sz w:val="24"/>
+        </w:rPr>
+        <w:t>уще́лини</w:t>
+      </w:r>
+      <w:r>
+        <w:rPr>
+          <w:rFonts w:ascii="Times New Roman" w:hAnsi="Times New Roman"/>
+          <w:sz w:val="24"/>
+        </w:rPr>
+        <w:t xml:space="preserve"> </w:t>
+      </w:r>
+      <w:r>
+        <w:rPr>
+          <w:rFonts w:ascii="Times New Roman" w:hAnsi="Times New Roman"/>
+          <w:sz w:val="24"/>
+        </w:rPr>
+        <w:t>ске́лі</w:t>
+      </w:r>
+      <w:r>
+        <w:rPr>
+          <w:rFonts w:ascii="Times New Roman" w:hAnsi="Times New Roman"/>
+          <w:sz w:val="24"/>
+        </w:rPr>
+        <w:t xml:space="preserve">,* то </w:t>
+      </w:r>
+      <w:r>
+        <w:rPr>
+          <w:rFonts w:ascii="Times New Roman" w:hAnsi="Times New Roman"/>
+          <w:sz w:val="24"/>
+        </w:rPr>
+        <w:t>почу́ють</w:t>
+      </w:r>
+      <w:r>
+        <w:rPr>
+          <w:rFonts w:ascii="Times New Roman" w:hAnsi="Times New Roman"/>
+          <w:sz w:val="24"/>
+        </w:rPr>
+        <w:t xml:space="preserve">, що слова́ мої́ </w:t>
+      </w:r>
+      <w:r>
+        <w:rPr>
+          <w:rFonts w:ascii="Times New Roman" w:hAnsi="Times New Roman"/>
+          <w:sz w:val="24"/>
+        </w:rPr>
+        <w:t>лю́бі</w:t>
+      </w:r>
+      <w:r>
+        <w:rPr>
+          <w:rFonts w:ascii="Times New Roman" w:hAnsi="Times New Roman"/>
+          <w:sz w:val="24"/>
+        </w:rPr>
+        <w:t>.</w:t>
+      </w:r>
+    </w:p>
+    <w:p>
+      <w:pPr>
+        <w:pStyle w:val="a"/>
+        <w:spacing w:after="120"/>
+      </w:pPr>
+      <w:r>
+        <w:rPr>
+          <w:rFonts w:ascii="Times New Roman" w:hAnsi="Times New Roman"/>
+          <w:sz w:val="24"/>
+        </w:rPr>
+        <w:t>Немо́вби</w:t>
+      </w:r>
+      <w:r>
+        <w:rPr>
+          <w:rFonts w:ascii="Times New Roman" w:hAnsi="Times New Roman"/>
+          <w:sz w:val="24"/>
+        </w:rPr>
+        <w:t xml:space="preserve"> хтось </w:t>
+      </w:r>
+      <w:r>
+        <w:rPr>
+          <w:rFonts w:ascii="Times New Roman" w:hAnsi="Times New Roman"/>
+          <w:sz w:val="24"/>
+        </w:rPr>
+        <w:t>розби́в</w:t>
+      </w:r>
+      <w:r>
+        <w:rPr>
+          <w:rFonts w:ascii="Times New Roman" w:hAnsi="Times New Roman"/>
+          <w:sz w:val="24"/>
+        </w:rPr>
+        <w:t xml:space="preserve"> і </w:t>
+      </w:r>
+      <w:r>
+        <w:rPr>
+          <w:rFonts w:ascii="Times New Roman" w:hAnsi="Times New Roman"/>
+          <w:sz w:val="24"/>
+        </w:rPr>
+        <w:t>розри́в</w:t>
+      </w:r>
+      <w:r>
+        <w:rPr>
+          <w:rFonts w:ascii="Times New Roman" w:hAnsi="Times New Roman"/>
+          <w:sz w:val="24"/>
+        </w:rPr>
+        <w:t xml:space="preserve"> </w:t>
+      </w:r>
+      <w:r>
+        <w:rPr>
+          <w:rFonts w:ascii="Times New Roman" w:hAnsi="Times New Roman"/>
+          <w:sz w:val="24"/>
+        </w:rPr>
+        <w:t>зе́млю</w:t>
+      </w:r>
+      <w:r>
+        <w:rPr>
+          <w:rFonts w:ascii="Times New Roman" w:hAnsi="Times New Roman"/>
+          <w:sz w:val="24"/>
+        </w:rPr>
+        <w:t xml:space="preserve">,* </w:t>
+      </w:r>
+      <w:r>
+        <w:rPr>
+          <w:rFonts w:ascii="Times New Roman" w:hAnsi="Times New Roman"/>
+          <w:sz w:val="24"/>
+        </w:rPr>
+        <w:t>розки́дано</w:t>
+      </w:r>
+      <w:r>
+        <w:rPr>
+          <w:rFonts w:ascii="Times New Roman" w:hAnsi="Times New Roman"/>
+          <w:sz w:val="24"/>
+        </w:rPr>
+        <w:t xml:space="preserve"> </w:t>
+      </w:r>
+      <w:r>
+        <w:rPr>
+          <w:rFonts w:ascii="Times New Roman" w:hAnsi="Times New Roman"/>
+          <w:sz w:val="24"/>
+        </w:rPr>
+        <w:t>ї́хні</w:t>
+      </w:r>
+      <w:r>
+        <w:rPr>
+          <w:rFonts w:ascii="Times New Roman" w:hAnsi="Times New Roman"/>
+          <w:sz w:val="24"/>
+        </w:rPr>
+        <w:t xml:space="preserve"> </w:t>
+      </w:r>
+      <w:r>
+        <w:rPr>
+          <w:rFonts w:ascii="Times New Roman" w:hAnsi="Times New Roman"/>
+          <w:sz w:val="24"/>
+        </w:rPr>
+        <w:t>ко́сті</w:t>
+      </w:r>
+      <w:r>
+        <w:rPr>
+          <w:rFonts w:ascii="Times New Roman" w:hAnsi="Times New Roman"/>
+          <w:sz w:val="24"/>
+        </w:rPr>
+        <w:t xml:space="preserve"> </w:t>
+      </w:r>
+      <w:r>
+        <w:rPr>
+          <w:rFonts w:ascii="Times New Roman" w:hAnsi="Times New Roman"/>
+          <w:sz w:val="24"/>
+        </w:rPr>
+        <w:t>пе́ред</w:t>
+      </w:r>
+      <w:r>
+        <w:rPr>
+          <w:rFonts w:ascii="Times New Roman" w:hAnsi="Times New Roman"/>
+          <w:sz w:val="24"/>
+        </w:rPr>
+        <w:t xml:space="preserve"> </w:t>
+      </w:r>
+      <w:r>
+        <w:rPr>
+          <w:rFonts w:ascii="Times New Roman" w:hAnsi="Times New Roman"/>
+          <w:sz w:val="24"/>
+        </w:rPr>
+        <w:t>а́дом</w:t>
+      </w:r>
+      <w:r>
+        <w:rPr>
+          <w:rFonts w:ascii="Times New Roman" w:hAnsi="Times New Roman"/>
+          <w:sz w:val="24"/>
+        </w:rPr>
+        <w:t>.</w:t>
+      </w:r>
+    </w:p>
+    <w:p>
+      <w:pPr>
+        <w:pStyle w:val="a"/>
+        <w:spacing w:after="120"/>
+      </w:pPr>
+      <w:r>
+        <w:rPr>
+          <w:rFonts w:ascii="Times New Roman" w:hAnsi="Times New Roman"/>
+          <w:sz w:val="24"/>
+        </w:rPr>
+        <w:t xml:space="preserve">Бо до </w:t>
+      </w:r>
+      <w:r>
+        <w:rPr>
+          <w:rFonts w:ascii="Times New Roman" w:hAnsi="Times New Roman"/>
+          <w:sz w:val="24"/>
+        </w:rPr>
+        <w:t>Те́бе</w:t>
+      </w:r>
+      <w:r>
+        <w:rPr>
+          <w:rFonts w:ascii="Times New Roman" w:hAnsi="Times New Roman"/>
+          <w:sz w:val="24"/>
+        </w:rPr>
+        <w:t xml:space="preserve">, </w:t>
+      </w:r>
+      <w:r>
+        <w:rPr>
+          <w:rFonts w:ascii="Times New Roman" w:hAnsi="Times New Roman"/>
+          <w:sz w:val="24"/>
+        </w:rPr>
+        <w:t>Го́споди</w:t>
+      </w:r>
+      <w:r>
+        <w:rPr>
+          <w:rFonts w:ascii="Times New Roman" w:hAnsi="Times New Roman"/>
+          <w:sz w:val="24"/>
+        </w:rPr>
+        <w:t xml:space="preserve">, мій </w:t>
+      </w:r>
+      <w:r>
+        <w:rPr>
+          <w:rFonts w:ascii="Times New Roman" w:hAnsi="Times New Roman"/>
+          <w:sz w:val="24"/>
+        </w:rPr>
+        <w:t>Бо́же</w:t>
+      </w:r>
+      <w:r>
+        <w:rPr>
+          <w:rFonts w:ascii="Times New Roman" w:hAnsi="Times New Roman"/>
+          <w:sz w:val="24"/>
+        </w:rPr>
+        <w:t xml:space="preserve">, мої́ </w:t>
+      </w:r>
+      <w:r>
+        <w:rPr>
+          <w:rFonts w:ascii="Times New Roman" w:hAnsi="Times New Roman"/>
+          <w:sz w:val="24"/>
+        </w:rPr>
+        <w:t>о́чі</w:t>
+      </w:r>
+      <w:r>
+        <w:rPr>
+          <w:rFonts w:ascii="Times New Roman" w:hAnsi="Times New Roman"/>
+          <w:sz w:val="24"/>
+        </w:rPr>
+        <w:t xml:space="preserve">;* до </w:t>
+      </w:r>
+      <w:r>
+        <w:rPr>
+          <w:rFonts w:ascii="Times New Roman" w:hAnsi="Times New Roman"/>
+          <w:sz w:val="24"/>
+        </w:rPr>
+        <w:t>Те́бе</w:t>
+      </w:r>
+      <w:r>
+        <w:rPr>
+          <w:rFonts w:ascii="Times New Roman" w:hAnsi="Times New Roman"/>
+          <w:sz w:val="24"/>
+        </w:rPr>
+        <w:t xml:space="preserve"> </w:t>
+      </w:r>
+      <w:r>
+        <w:rPr>
+          <w:rFonts w:ascii="Times New Roman" w:hAnsi="Times New Roman"/>
+          <w:sz w:val="24"/>
+        </w:rPr>
+        <w:t>прибіга́ю</w:t>
+      </w:r>
+      <w:r>
+        <w:rPr>
+          <w:rFonts w:ascii="Times New Roman" w:hAnsi="Times New Roman"/>
+          <w:sz w:val="24"/>
+        </w:rPr>
+        <w:t xml:space="preserve">, не губи́ душі́ </w:t>
+      </w:r>
+      <w:r>
+        <w:rPr>
+          <w:rFonts w:ascii="Times New Roman" w:hAnsi="Times New Roman"/>
+          <w:sz w:val="24"/>
+        </w:rPr>
+        <w:t>моє́ї</w:t>
+      </w:r>
+      <w:r>
+        <w:rPr>
+          <w:rFonts w:ascii="Times New Roman" w:hAnsi="Times New Roman"/>
+          <w:sz w:val="24"/>
+        </w:rPr>
+        <w:t>.</w:t>
+      </w:r>
+    </w:p>
+    <w:p>
+      <w:pPr>
+        <w:pStyle w:val="a"/>
+        <w:spacing w:after="120"/>
+      </w:pPr>
+      <w:r>
+        <w:rPr>
+          <w:rFonts w:ascii="Times New Roman" w:hAnsi="Times New Roman"/>
+          <w:sz w:val="24"/>
+        </w:rPr>
+        <w:t xml:space="preserve">Збережи́ мене́ від </w:t>
+      </w:r>
+      <w:r>
+        <w:rPr>
+          <w:rFonts w:ascii="Times New Roman" w:hAnsi="Times New Roman"/>
+          <w:sz w:val="24"/>
+        </w:rPr>
+        <w:t>пе́тлі</w:t>
+      </w:r>
+      <w:r>
+        <w:rPr>
+          <w:rFonts w:ascii="Times New Roman" w:hAnsi="Times New Roman"/>
+          <w:sz w:val="24"/>
+        </w:rPr>
+        <w:t xml:space="preserve">, що її́ </w:t>
+      </w:r>
+      <w:r>
+        <w:rPr>
+          <w:rFonts w:ascii="Times New Roman" w:hAnsi="Times New Roman"/>
+          <w:sz w:val="24"/>
+        </w:rPr>
+        <w:t>наста́вили</w:t>
+      </w:r>
+      <w:r>
+        <w:rPr>
+          <w:rFonts w:ascii="Times New Roman" w:hAnsi="Times New Roman"/>
+          <w:sz w:val="24"/>
+        </w:rPr>
+        <w:t xml:space="preserve"> на </w:t>
+      </w:r>
+      <w:r>
+        <w:rPr>
+          <w:rFonts w:ascii="Times New Roman" w:hAnsi="Times New Roman"/>
+          <w:sz w:val="24"/>
+        </w:rPr>
+        <w:t>ме́не</w:t>
+      </w:r>
+      <w:r>
+        <w:rPr>
+          <w:rFonts w:ascii="Times New Roman" w:hAnsi="Times New Roman"/>
+          <w:sz w:val="24"/>
+        </w:rPr>
+        <w:t xml:space="preserve">,* і від сильця́ тих, що </w:t>
+      </w:r>
+      <w:r>
+        <w:rPr>
+          <w:rFonts w:ascii="Times New Roman" w:hAnsi="Times New Roman"/>
+          <w:sz w:val="24"/>
+        </w:rPr>
+        <w:t>тво́рять</w:t>
+      </w:r>
+      <w:r>
+        <w:rPr>
+          <w:rFonts w:ascii="Times New Roman" w:hAnsi="Times New Roman"/>
+          <w:sz w:val="24"/>
+        </w:rPr>
+        <w:t xml:space="preserve"> </w:t>
+      </w:r>
+      <w:r>
+        <w:rPr>
+          <w:rFonts w:ascii="Times New Roman" w:hAnsi="Times New Roman"/>
+          <w:sz w:val="24"/>
+        </w:rPr>
+        <w:t>беззако́ння</w:t>
+      </w:r>
+      <w:r>
+        <w:rPr>
+          <w:rFonts w:ascii="Times New Roman" w:hAnsi="Times New Roman"/>
+          <w:sz w:val="24"/>
+        </w:rPr>
+        <w:t>.</w:t>
+      </w:r>
+    </w:p>
+    <w:p>
+      <w:pPr>
+        <w:pStyle w:val="a"/>
+        <w:spacing w:after="120"/>
+      </w:pPr>
+      <w:r>
+        <w:rPr>
+          <w:rFonts w:ascii="Times New Roman" w:hAnsi="Times New Roman"/>
+          <w:sz w:val="24"/>
+        </w:rPr>
+        <w:t>Неха́й</w:t>
+      </w:r>
+      <w:r>
+        <w:rPr>
+          <w:rFonts w:ascii="Times New Roman" w:hAnsi="Times New Roman"/>
+          <w:sz w:val="24"/>
+        </w:rPr>
+        <w:t xml:space="preserve"> </w:t>
+      </w:r>
+      <w:r>
+        <w:rPr>
+          <w:rFonts w:ascii="Times New Roman" w:hAnsi="Times New Roman"/>
+          <w:sz w:val="24"/>
+        </w:rPr>
+        <w:t>грі́шники</w:t>
+      </w:r>
+      <w:r>
+        <w:rPr>
+          <w:rFonts w:ascii="Times New Roman" w:hAnsi="Times New Roman"/>
+          <w:sz w:val="24"/>
+        </w:rPr>
+        <w:t xml:space="preserve"> </w:t>
+      </w:r>
+      <w:r>
+        <w:rPr>
+          <w:rFonts w:ascii="Times New Roman" w:hAnsi="Times New Roman"/>
+          <w:sz w:val="24"/>
+        </w:rPr>
+        <w:t>впаду́ть</w:t>
+      </w:r>
+      <w:r>
+        <w:rPr>
+          <w:rFonts w:ascii="Times New Roman" w:hAnsi="Times New Roman"/>
+          <w:sz w:val="24"/>
+        </w:rPr>
+        <w:t xml:space="preserve"> у </w:t>
+      </w:r>
+      <w:r>
+        <w:rPr>
+          <w:rFonts w:ascii="Times New Roman" w:hAnsi="Times New Roman"/>
+          <w:sz w:val="24"/>
+        </w:rPr>
+        <w:t>вла́сні</w:t>
+      </w:r>
+      <w:r>
+        <w:rPr>
+          <w:rFonts w:ascii="Times New Roman" w:hAnsi="Times New Roman"/>
+          <w:sz w:val="24"/>
+        </w:rPr>
+        <w:t xml:space="preserve"> </w:t>
+      </w:r>
+      <w:r>
+        <w:rPr>
+          <w:rFonts w:ascii="Times New Roman" w:hAnsi="Times New Roman"/>
+          <w:sz w:val="24"/>
+        </w:rPr>
+        <w:t>сі́ті</w:t>
+      </w:r>
+      <w:r>
+        <w:rPr>
+          <w:rFonts w:ascii="Times New Roman" w:hAnsi="Times New Roman"/>
+          <w:sz w:val="24"/>
+        </w:rPr>
+        <w:t xml:space="preserve"> всі </w:t>
+      </w:r>
+      <w:r>
+        <w:rPr>
+          <w:rFonts w:ascii="Times New Roman" w:hAnsi="Times New Roman"/>
+          <w:sz w:val="24"/>
+        </w:rPr>
+        <w:t>ра́зом</w:t>
+      </w:r>
+      <w:r>
+        <w:rPr>
+          <w:rFonts w:ascii="Times New Roman" w:hAnsi="Times New Roman"/>
+          <w:sz w:val="24"/>
+        </w:rPr>
+        <w:t xml:space="preserve">,* а я пройду́ </w:t>
+      </w:r>
+      <w:r>
+        <w:rPr>
+          <w:rFonts w:ascii="Times New Roman" w:hAnsi="Times New Roman"/>
+          <w:sz w:val="24"/>
+        </w:rPr>
+        <w:t>безпе́чно</w:t>
+      </w:r>
+      <w:r>
+        <w:rPr>
+          <w:rFonts w:ascii="Times New Roman" w:hAnsi="Times New Roman"/>
+          <w:sz w:val="24"/>
+        </w:rPr>
+        <w:t>.</w:t>
+      </w:r>
+    </w:p>
+    <w:p>
+      <w:pPr>
+        <w:pStyle w:val="a"/>
+        <w:spacing w:after="120"/>
+      </w:pPr>
+      <w:r>
+        <w:rPr>
+          <w:rFonts w:ascii="Times New Roman" w:hAnsi="Times New Roman"/>
           <w:b/>
-          <w:color w:val="FF0000"/>
-          <w:sz w:val="24"/>
-          <w:szCs w:val="24"/>
-        </w:rPr>
-      </w:pPr>
-      <w:r>
-        <w:rPr>
-          <w:rFonts w:ascii="Times New Roman" w:hAnsi="Times New Roman" w:cs="Times New Roman"/>
-          <w:b/>
-          <w:color w:val="FF0000"/>
-          <w:sz w:val="24"/>
-          <w:szCs w:val="24"/>
+          <w:i/>
+          <w:color w:val="FF0000"/>
+          <w:sz w:val="24"/>
         </w:rPr>
         <w:t>Псалом 141</w:t>
       </w:r>
     </w:p>
     <w:p>
       <w:pPr>
-        <w:spacing w:after="120"/>
-        <w:jc w:val="both"/>
-        <w:rPr>
-          <w:rFonts w:ascii="Times New Roman" w:hAnsi="Times New Roman" w:cs="Times New Roman"/>
-          <w:sz w:val="24"/>
-          <w:szCs w:val="24"/>
-        </w:rPr>
-      </w:pPr>
-      <w:r>
-        <w:rPr>
-          <w:rFonts w:ascii="Times New Roman" w:hAnsi="Times New Roman" w:cs="Times New Roman"/>
-          <w:sz w:val="24"/>
-          <w:szCs w:val="24"/>
-        </w:rPr>
-        <w:t>Я голосом моїм до Господа взиваю,* я голосом моїм до Господа молюся.</w:t>
-      </w:r>
-    </w:p>
-    <w:p>
-      <w:pPr>
-        <w:spacing w:after="120"/>
-        <w:jc w:val="both"/>
-        <w:rPr>
-          <w:rFonts w:ascii="Times New Roman" w:hAnsi="Times New Roman" w:cs="Times New Roman"/>
-          <w:sz w:val="24"/>
-          <w:szCs w:val="24"/>
-        </w:rPr>
-      </w:pPr>
-      <w:r>
-        <w:rPr>
-          <w:rFonts w:ascii="Times New Roman" w:hAnsi="Times New Roman" w:cs="Times New Roman"/>
-          <w:sz w:val="24"/>
-          <w:szCs w:val="24"/>
-        </w:rPr>
-        <w:t>Скаргу мою перед ним виливаю,* мою скруту йому я виявляю.</w:t>
-      </w:r>
-    </w:p>
-    <w:p>
-      <w:pPr>
-        <w:spacing w:after="120"/>
-        <w:jc w:val="both"/>
-        <w:rPr>
-          <w:rFonts w:ascii="Times New Roman" w:hAnsi="Times New Roman" w:cs="Times New Roman"/>
-          <w:sz w:val="24"/>
-          <w:szCs w:val="24"/>
-        </w:rPr>
-      </w:pPr>
-      <w:r>
-        <w:rPr>
-          <w:rFonts w:ascii="Times New Roman" w:hAnsi="Times New Roman" w:cs="Times New Roman"/>
-          <w:sz w:val="24"/>
-          <w:szCs w:val="24"/>
-        </w:rPr>
-        <w:t>Коли тривожиться в мені дух мій, ти знаєш мою стежку.* На дорозі, де я ступаю, тайно розставили сильце на мене.</w:t>
-      </w:r>
-    </w:p>
-    <w:p>
-      <w:pPr>
-        <w:spacing w:after="120"/>
-        <w:jc w:val="both"/>
-        <w:rPr>
-          <w:rFonts w:ascii="Times New Roman" w:hAnsi="Times New Roman" w:cs="Times New Roman"/>
-          <w:sz w:val="24"/>
-          <w:szCs w:val="24"/>
-        </w:rPr>
-      </w:pPr>
-      <w:r>
-        <w:rPr>
-          <w:rFonts w:ascii="Times New Roman" w:hAnsi="Times New Roman" w:cs="Times New Roman"/>
-          <w:sz w:val="24"/>
-          <w:szCs w:val="24"/>
-        </w:rPr>
-        <w:t>Поглянь праворуч і подивися:* нема нікого, хто дбав би за мене.</w:t>
-      </w:r>
-    </w:p>
-    <w:p>
-      <w:pPr>
-        <w:spacing w:after="120"/>
-        <w:jc w:val="both"/>
-        <w:rPr>
-          <w:rFonts w:ascii="Times New Roman" w:hAnsi="Times New Roman" w:cs="Times New Roman"/>
-          <w:sz w:val="24"/>
-          <w:szCs w:val="24"/>
-        </w:rPr>
-      </w:pPr>
-      <w:r>
-        <w:rPr>
-          <w:rFonts w:ascii="Times New Roman" w:hAnsi="Times New Roman" w:cs="Times New Roman"/>
-          <w:sz w:val="24"/>
-          <w:szCs w:val="24"/>
-        </w:rPr>
-        <w:t>Нема куди мені втікати,* нема нікого, хто піклувався би мною.</w:t>
-      </w:r>
-    </w:p>
-    <w:p>
-      <w:pPr>
-        <w:spacing w:after="120"/>
-        <w:jc w:val="both"/>
-        <w:rPr>
-          <w:rFonts w:ascii="Times New Roman" w:hAnsi="Times New Roman" w:cs="Times New Roman"/>
-          <w:sz w:val="24"/>
-          <w:szCs w:val="24"/>
-        </w:rPr>
-      </w:pPr>
-      <w:r>
-        <w:rPr>
-          <w:rFonts w:ascii="Times New Roman" w:eastAsia="Gungsuh" w:hAnsi="Times New Roman" w:cs="Times New Roman"/>
-          <w:sz w:val="24"/>
-          <w:szCs w:val="24"/>
-        </w:rPr>
-        <w:t>До тебе, Господи, взиваю й кажу:* Ти моє прибіжище, в землі живих ти − моя доля!</w:t>
-      </w:r>
-    </w:p>
-    <w:p>
-      <w:pPr>
-        <w:spacing w:after="120"/>
-        <w:jc w:val="both"/>
-        <w:rPr>
-          <w:rFonts w:ascii="Times New Roman" w:hAnsi="Times New Roman" w:cs="Times New Roman"/>
-          <w:sz w:val="24"/>
-          <w:szCs w:val="24"/>
-        </w:rPr>
-      </w:pPr>
-      <w:r>
-        <w:rPr>
-          <w:rFonts w:ascii="Times New Roman" w:hAnsi="Times New Roman" w:cs="Times New Roman"/>
-          <w:sz w:val="24"/>
-          <w:szCs w:val="24"/>
-        </w:rPr>
-        <w:t>Зверни увагу на моє благання,* бо я вельми нещасний.</w:t>
-      </w:r>
-    </w:p>
-    <w:p>
-      <w:pPr>
-        <w:spacing w:after="120"/>
-        <w:jc w:val="both"/>
-        <w:rPr>
-          <w:rFonts w:ascii="Times New Roman" w:hAnsi="Times New Roman" w:cs="Times New Roman"/>
-          <w:sz w:val="24"/>
-          <w:szCs w:val="24"/>
-        </w:rPr>
-      </w:pPr>
-      <w:r>
-        <w:rPr>
-          <w:rFonts w:ascii="Times New Roman" w:hAnsi="Times New Roman" w:cs="Times New Roman"/>
-          <w:sz w:val="24"/>
-          <w:szCs w:val="24"/>
-        </w:rPr>
-        <w:t>Спаси мене від гонителів моїх,* бо вони сильніші від мене.</w:t>
+        <w:pStyle w:val="a"/>
+        <w:spacing w:after="120"/>
+      </w:pPr>
+      <w:r>
+        <w:rPr>
+          <w:rFonts w:ascii="Times New Roman" w:hAnsi="Times New Roman"/>
+          <w:sz w:val="24"/>
+        </w:rPr>
+        <w:t xml:space="preserve">Я </w:t>
+      </w:r>
+      <w:r>
+        <w:rPr>
+          <w:rFonts w:ascii="Times New Roman" w:hAnsi="Times New Roman"/>
+          <w:sz w:val="24"/>
+        </w:rPr>
+        <w:t>го́лосом</w:t>
+      </w:r>
+      <w:r>
+        <w:rPr>
+          <w:rFonts w:ascii="Times New Roman" w:hAnsi="Times New Roman"/>
+          <w:sz w:val="24"/>
+        </w:rPr>
+        <w:t xml:space="preserve"> </w:t>
+      </w:r>
+      <w:r>
+        <w:rPr>
+          <w:rFonts w:ascii="Times New Roman" w:hAnsi="Times New Roman"/>
+          <w:sz w:val="24"/>
+        </w:rPr>
+        <w:t>мої́м</w:t>
+      </w:r>
+      <w:r>
+        <w:rPr>
+          <w:rFonts w:ascii="Times New Roman" w:hAnsi="Times New Roman"/>
+          <w:sz w:val="24"/>
+        </w:rPr>
+        <w:t xml:space="preserve"> до </w:t>
+      </w:r>
+      <w:r>
+        <w:rPr>
+          <w:rFonts w:ascii="Times New Roman" w:hAnsi="Times New Roman"/>
+          <w:sz w:val="24"/>
+        </w:rPr>
+        <w:t>Го́спода</w:t>
+      </w:r>
+      <w:r>
+        <w:rPr>
+          <w:rFonts w:ascii="Times New Roman" w:hAnsi="Times New Roman"/>
+          <w:sz w:val="24"/>
+        </w:rPr>
+        <w:t xml:space="preserve"> </w:t>
+      </w:r>
+      <w:r>
+        <w:rPr>
+          <w:rFonts w:ascii="Times New Roman" w:hAnsi="Times New Roman"/>
+          <w:sz w:val="24"/>
+        </w:rPr>
+        <w:t>взива́ю</w:t>
+      </w:r>
+      <w:r>
+        <w:rPr>
+          <w:rFonts w:ascii="Times New Roman" w:hAnsi="Times New Roman"/>
+          <w:sz w:val="24"/>
+        </w:rPr>
+        <w:t xml:space="preserve">,* я </w:t>
+      </w:r>
+      <w:r>
+        <w:rPr>
+          <w:rFonts w:ascii="Times New Roman" w:hAnsi="Times New Roman"/>
+          <w:sz w:val="24"/>
+        </w:rPr>
+        <w:t>го́лосом</w:t>
+      </w:r>
+      <w:r>
+        <w:rPr>
+          <w:rFonts w:ascii="Times New Roman" w:hAnsi="Times New Roman"/>
+          <w:sz w:val="24"/>
+        </w:rPr>
+        <w:t xml:space="preserve"> </w:t>
+      </w:r>
+      <w:r>
+        <w:rPr>
+          <w:rFonts w:ascii="Times New Roman" w:hAnsi="Times New Roman"/>
+          <w:sz w:val="24"/>
+        </w:rPr>
+        <w:t>мої́м</w:t>
+      </w:r>
+      <w:r>
+        <w:rPr>
+          <w:rFonts w:ascii="Times New Roman" w:hAnsi="Times New Roman"/>
+          <w:sz w:val="24"/>
+        </w:rPr>
+        <w:t xml:space="preserve"> до </w:t>
+      </w:r>
+      <w:r>
+        <w:rPr>
+          <w:rFonts w:ascii="Times New Roman" w:hAnsi="Times New Roman"/>
+          <w:sz w:val="24"/>
+        </w:rPr>
+        <w:t>Го́спода</w:t>
+      </w:r>
+      <w:r>
+        <w:rPr>
+          <w:rFonts w:ascii="Times New Roman" w:hAnsi="Times New Roman"/>
+          <w:sz w:val="24"/>
+        </w:rPr>
+        <w:t xml:space="preserve"> </w:t>
+      </w:r>
+      <w:r>
+        <w:rPr>
+          <w:rFonts w:ascii="Times New Roman" w:hAnsi="Times New Roman"/>
+          <w:sz w:val="24"/>
+        </w:rPr>
+        <w:t>молю́ся</w:t>
+      </w:r>
+      <w:r>
+        <w:rPr>
+          <w:rFonts w:ascii="Times New Roman" w:hAnsi="Times New Roman"/>
+          <w:sz w:val="24"/>
+        </w:rPr>
+        <w:t>.</w:t>
+      </w:r>
+    </w:p>
+    <w:p>
+      <w:pPr>
+        <w:pStyle w:val="a"/>
+        <w:spacing w:after="120"/>
+      </w:pPr>
+      <w:r>
+        <w:rPr>
+          <w:rFonts w:ascii="Times New Roman" w:hAnsi="Times New Roman"/>
+          <w:sz w:val="24"/>
+        </w:rPr>
+        <w:t>Ска́ргу</w:t>
+      </w:r>
+      <w:r>
+        <w:rPr>
+          <w:rFonts w:ascii="Times New Roman" w:hAnsi="Times New Roman"/>
+          <w:sz w:val="24"/>
+        </w:rPr>
+        <w:t xml:space="preserve"> мою́ </w:t>
+      </w:r>
+      <w:r>
+        <w:rPr>
+          <w:rFonts w:ascii="Times New Roman" w:hAnsi="Times New Roman"/>
+          <w:sz w:val="24"/>
+        </w:rPr>
+        <w:t>пе́ред</w:t>
+      </w:r>
+      <w:r>
+        <w:rPr>
+          <w:rFonts w:ascii="Times New Roman" w:hAnsi="Times New Roman"/>
+          <w:sz w:val="24"/>
+        </w:rPr>
+        <w:t xml:space="preserve"> Ним </w:t>
+      </w:r>
+      <w:r>
+        <w:rPr>
+          <w:rFonts w:ascii="Times New Roman" w:hAnsi="Times New Roman"/>
+          <w:sz w:val="24"/>
+        </w:rPr>
+        <w:t>вилива́ю</w:t>
+      </w:r>
+      <w:r>
+        <w:rPr>
+          <w:rFonts w:ascii="Times New Roman" w:hAnsi="Times New Roman"/>
+          <w:sz w:val="24"/>
+        </w:rPr>
+        <w:t xml:space="preserve">,* мою́ </w:t>
+      </w:r>
+      <w:r>
+        <w:rPr>
+          <w:rFonts w:ascii="Times New Roman" w:hAnsi="Times New Roman"/>
+          <w:sz w:val="24"/>
+        </w:rPr>
+        <w:t>скру́ту</w:t>
+      </w:r>
+      <w:r>
+        <w:rPr>
+          <w:rFonts w:ascii="Times New Roman" w:hAnsi="Times New Roman"/>
+          <w:sz w:val="24"/>
+        </w:rPr>
+        <w:t xml:space="preserve"> Йому́ я </w:t>
+      </w:r>
+      <w:r>
+        <w:rPr>
+          <w:rFonts w:ascii="Times New Roman" w:hAnsi="Times New Roman"/>
+          <w:sz w:val="24"/>
+        </w:rPr>
+        <w:t>виявля́ю</w:t>
+      </w:r>
+      <w:r>
+        <w:rPr>
+          <w:rFonts w:ascii="Times New Roman" w:hAnsi="Times New Roman"/>
+          <w:sz w:val="24"/>
+        </w:rPr>
+        <w:t>.</w:t>
+      </w:r>
+    </w:p>
+    <w:p>
+      <w:pPr>
+        <w:pStyle w:val="a"/>
+        <w:spacing w:after="120"/>
+      </w:pPr>
+      <w:r>
+        <w:rPr>
+          <w:rFonts w:ascii="Times New Roman" w:hAnsi="Times New Roman"/>
+          <w:sz w:val="24"/>
+        </w:rPr>
+        <w:t xml:space="preserve">Коли́ </w:t>
+      </w:r>
+      <w:r>
+        <w:rPr>
+          <w:rFonts w:ascii="Times New Roman" w:hAnsi="Times New Roman"/>
+          <w:sz w:val="24"/>
+        </w:rPr>
+        <w:t>триво́житься</w:t>
+      </w:r>
+      <w:r>
+        <w:rPr>
+          <w:rFonts w:ascii="Times New Roman" w:hAnsi="Times New Roman"/>
+          <w:sz w:val="24"/>
+        </w:rPr>
+        <w:t xml:space="preserve"> в мені́ дух мій, Ти </w:t>
+      </w:r>
+      <w:r>
+        <w:rPr>
+          <w:rFonts w:ascii="Times New Roman" w:hAnsi="Times New Roman"/>
+          <w:sz w:val="24"/>
+        </w:rPr>
+        <w:t>знає́ш</w:t>
+      </w:r>
+      <w:r>
+        <w:rPr>
+          <w:rFonts w:ascii="Times New Roman" w:hAnsi="Times New Roman"/>
+          <w:sz w:val="24"/>
+        </w:rPr>
+        <w:t xml:space="preserve"> мою́ сте́жку.* На </w:t>
+      </w:r>
+      <w:r>
+        <w:rPr>
+          <w:rFonts w:ascii="Times New Roman" w:hAnsi="Times New Roman"/>
+          <w:sz w:val="24"/>
+        </w:rPr>
+        <w:t>доро́зі</w:t>
+      </w:r>
+      <w:r>
+        <w:rPr>
+          <w:rFonts w:ascii="Times New Roman" w:hAnsi="Times New Roman"/>
+          <w:sz w:val="24"/>
+        </w:rPr>
+        <w:t xml:space="preserve">, де я </w:t>
+      </w:r>
+      <w:r>
+        <w:rPr>
+          <w:rFonts w:ascii="Times New Roman" w:hAnsi="Times New Roman"/>
+          <w:sz w:val="24"/>
+        </w:rPr>
+        <w:t>ступа́ю</w:t>
+      </w:r>
+      <w:r>
+        <w:rPr>
+          <w:rFonts w:ascii="Times New Roman" w:hAnsi="Times New Roman"/>
+          <w:sz w:val="24"/>
+        </w:rPr>
+        <w:t xml:space="preserve">, </w:t>
+      </w:r>
+      <w:r>
+        <w:rPr>
+          <w:rFonts w:ascii="Times New Roman" w:hAnsi="Times New Roman"/>
+          <w:sz w:val="24"/>
+        </w:rPr>
+        <w:t>та́йно</w:t>
+      </w:r>
+      <w:r>
+        <w:rPr>
+          <w:rFonts w:ascii="Times New Roman" w:hAnsi="Times New Roman"/>
+          <w:sz w:val="24"/>
+        </w:rPr>
+        <w:t xml:space="preserve"> </w:t>
+      </w:r>
+      <w:r>
+        <w:rPr>
+          <w:rFonts w:ascii="Times New Roman" w:hAnsi="Times New Roman"/>
+          <w:sz w:val="24"/>
+        </w:rPr>
+        <w:t>розста́вили</w:t>
+      </w:r>
+      <w:r>
+        <w:rPr>
+          <w:rFonts w:ascii="Times New Roman" w:hAnsi="Times New Roman"/>
+          <w:sz w:val="24"/>
+        </w:rPr>
+        <w:t xml:space="preserve"> сильце́ на </w:t>
+      </w:r>
+      <w:r>
+        <w:rPr>
+          <w:rFonts w:ascii="Times New Roman" w:hAnsi="Times New Roman"/>
+          <w:sz w:val="24"/>
+        </w:rPr>
+        <w:t>ме́не</w:t>
+      </w:r>
+      <w:r>
+        <w:rPr>
+          <w:rFonts w:ascii="Times New Roman" w:hAnsi="Times New Roman"/>
+          <w:sz w:val="24"/>
+        </w:rPr>
+        <w:t>.</w:t>
+      </w:r>
+    </w:p>
+    <w:p>
+      <w:pPr>
+        <w:pStyle w:val="a"/>
+        <w:spacing w:after="120"/>
+      </w:pPr>
+      <w:r>
+        <w:rPr>
+          <w:rFonts w:ascii="Times New Roman" w:hAnsi="Times New Roman"/>
+          <w:sz w:val="24"/>
+        </w:rPr>
+        <w:t>Погля́нь</w:t>
+      </w:r>
+      <w:r>
+        <w:rPr>
+          <w:rFonts w:ascii="Times New Roman" w:hAnsi="Times New Roman"/>
+          <w:sz w:val="24"/>
+        </w:rPr>
+        <w:t xml:space="preserve"> </w:t>
+      </w:r>
+      <w:r>
+        <w:rPr>
+          <w:rFonts w:ascii="Times New Roman" w:hAnsi="Times New Roman"/>
+          <w:sz w:val="24"/>
+        </w:rPr>
+        <w:t>право́руч</w:t>
+      </w:r>
+      <w:r>
+        <w:rPr>
+          <w:rFonts w:ascii="Times New Roman" w:hAnsi="Times New Roman"/>
+          <w:sz w:val="24"/>
+        </w:rPr>
+        <w:t xml:space="preserve"> і </w:t>
+      </w:r>
+      <w:r>
+        <w:rPr>
+          <w:rFonts w:ascii="Times New Roman" w:hAnsi="Times New Roman"/>
+          <w:sz w:val="24"/>
+        </w:rPr>
+        <w:t>подиви́ся</w:t>
+      </w:r>
+      <w:r>
+        <w:rPr>
+          <w:rFonts w:ascii="Times New Roman" w:hAnsi="Times New Roman"/>
+          <w:sz w:val="24"/>
+        </w:rPr>
+        <w:t xml:space="preserve">:* нема́ </w:t>
+      </w:r>
+      <w:r>
+        <w:rPr>
+          <w:rFonts w:ascii="Times New Roman" w:hAnsi="Times New Roman"/>
+          <w:sz w:val="24"/>
+        </w:rPr>
+        <w:t>ніко́го</w:t>
+      </w:r>
+      <w:r>
+        <w:rPr>
+          <w:rFonts w:ascii="Times New Roman" w:hAnsi="Times New Roman"/>
+          <w:sz w:val="24"/>
+        </w:rPr>
+        <w:t xml:space="preserve">, хто дбав би за </w:t>
+      </w:r>
+      <w:r>
+        <w:rPr>
+          <w:rFonts w:ascii="Times New Roman" w:hAnsi="Times New Roman"/>
+          <w:sz w:val="24"/>
+        </w:rPr>
+        <w:t>ме́не</w:t>
+      </w:r>
+      <w:r>
+        <w:rPr>
+          <w:rFonts w:ascii="Times New Roman" w:hAnsi="Times New Roman"/>
+          <w:sz w:val="24"/>
+        </w:rPr>
+        <w:t>.</w:t>
+      </w:r>
+    </w:p>
+    <w:p>
+      <w:pPr>
+        <w:pStyle w:val="a"/>
+        <w:spacing w:after="120"/>
+      </w:pPr>
+      <w:r>
+        <w:rPr>
+          <w:rFonts w:ascii="Times New Roman" w:hAnsi="Times New Roman"/>
+          <w:sz w:val="24"/>
+        </w:rPr>
+        <w:t xml:space="preserve">Нема́ куди́ мені́ </w:t>
+      </w:r>
+      <w:r>
+        <w:rPr>
+          <w:rFonts w:ascii="Times New Roman" w:hAnsi="Times New Roman"/>
+          <w:sz w:val="24"/>
+        </w:rPr>
+        <w:t>втіка́ти</w:t>
+      </w:r>
+      <w:r>
+        <w:rPr>
+          <w:rFonts w:ascii="Times New Roman" w:hAnsi="Times New Roman"/>
+          <w:sz w:val="24"/>
+        </w:rPr>
+        <w:t xml:space="preserve">,* нема́ </w:t>
+      </w:r>
+      <w:r>
+        <w:rPr>
+          <w:rFonts w:ascii="Times New Roman" w:hAnsi="Times New Roman"/>
+          <w:sz w:val="24"/>
+        </w:rPr>
+        <w:t>ніко́го</w:t>
+      </w:r>
+      <w:r>
+        <w:rPr>
+          <w:rFonts w:ascii="Times New Roman" w:hAnsi="Times New Roman"/>
+          <w:sz w:val="24"/>
+        </w:rPr>
+        <w:t xml:space="preserve">, хто </w:t>
+      </w:r>
+      <w:r>
+        <w:rPr>
+          <w:rFonts w:ascii="Times New Roman" w:hAnsi="Times New Roman"/>
+          <w:sz w:val="24"/>
+        </w:rPr>
+        <w:t>піклува́вся</w:t>
+      </w:r>
+      <w:r>
+        <w:rPr>
+          <w:rFonts w:ascii="Times New Roman" w:hAnsi="Times New Roman"/>
+          <w:sz w:val="24"/>
+        </w:rPr>
+        <w:t xml:space="preserve"> би </w:t>
+      </w:r>
+      <w:r>
+        <w:rPr>
+          <w:rFonts w:ascii="Times New Roman" w:hAnsi="Times New Roman"/>
+          <w:sz w:val="24"/>
+        </w:rPr>
+        <w:t>мно́ю</w:t>
+      </w:r>
+      <w:r>
+        <w:rPr>
+          <w:rFonts w:ascii="Times New Roman" w:hAnsi="Times New Roman"/>
+          <w:sz w:val="24"/>
+        </w:rPr>
+        <w:t>.</w:t>
+      </w:r>
+    </w:p>
+    <w:p>
+      <w:pPr>
+        <w:pStyle w:val="a"/>
+        <w:spacing w:after="120"/>
+      </w:pPr>
+      <w:r>
+        <w:rPr>
+          <w:rFonts w:ascii="Times New Roman" w:hAnsi="Times New Roman"/>
+          <w:sz w:val="24"/>
+        </w:rPr>
+        <w:t xml:space="preserve">До </w:t>
+      </w:r>
+      <w:r>
+        <w:rPr>
+          <w:rFonts w:ascii="Times New Roman" w:hAnsi="Times New Roman"/>
+          <w:sz w:val="24"/>
+        </w:rPr>
+        <w:t>Те́бе</w:t>
+      </w:r>
+      <w:r>
+        <w:rPr>
+          <w:rFonts w:ascii="Times New Roman" w:hAnsi="Times New Roman"/>
+          <w:sz w:val="24"/>
+        </w:rPr>
+        <w:t xml:space="preserve">, </w:t>
+      </w:r>
+      <w:r>
+        <w:rPr>
+          <w:rFonts w:ascii="Times New Roman" w:hAnsi="Times New Roman"/>
+          <w:sz w:val="24"/>
+        </w:rPr>
+        <w:t>Го́споди</w:t>
+      </w:r>
+      <w:r>
+        <w:rPr>
+          <w:rFonts w:ascii="Times New Roman" w:hAnsi="Times New Roman"/>
+          <w:sz w:val="24"/>
+        </w:rPr>
+        <w:t xml:space="preserve">, </w:t>
+      </w:r>
+      <w:r>
+        <w:rPr>
+          <w:rFonts w:ascii="Times New Roman" w:hAnsi="Times New Roman"/>
+          <w:sz w:val="24"/>
+        </w:rPr>
+        <w:t>взива́ю</w:t>
+      </w:r>
+      <w:r>
+        <w:rPr>
+          <w:rFonts w:ascii="Times New Roman" w:hAnsi="Times New Roman"/>
+          <w:sz w:val="24"/>
+        </w:rPr>
+        <w:t xml:space="preserve"> й кажу́:* Ти моє́ </w:t>
+      </w:r>
+      <w:r>
+        <w:rPr>
+          <w:rFonts w:ascii="Times New Roman" w:hAnsi="Times New Roman"/>
+          <w:sz w:val="24"/>
+        </w:rPr>
+        <w:t>прибі́жище</w:t>
+      </w:r>
+      <w:r>
+        <w:rPr>
+          <w:rFonts w:ascii="Times New Roman" w:hAnsi="Times New Roman"/>
+          <w:sz w:val="24"/>
+        </w:rPr>
+        <w:t xml:space="preserve">, в землі́ </w:t>
+      </w:r>
+      <w:r>
+        <w:rPr>
+          <w:rFonts w:ascii="Times New Roman" w:hAnsi="Times New Roman"/>
+          <w:sz w:val="24"/>
+        </w:rPr>
+        <w:t>живи́х</w:t>
+      </w:r>
+      <w:r>
+        <w:rPr>
+          <w:rFonts w:ascii="Times New Roman" w:hAnsi="Times New Roman"/>
+          <w:sz w:val="24"/>
+        </w:rPr>
+        <w:t xml:space="preserve"> Ти − моя́ </w:t>
+      </w:r>
+      <w:r>
+        <w:rPr>
+          <w:rFonts w:ascii="Times New Roman" w:hAnsi="Times New Roman"/>
+          <w:sz w:val="24"/>
+        </w:rPr>
+        <w:t>до́ля</w:t>
+      </w:r>
+      <w:r>
+        <w:rPr>
+          <w:rFonts w:ascii="Times New Roman" w:hAnsi="Times New Roman"/>
+          <w:sz w:val="24"/>
+        </w:rPr>
+        <w:t>!</w:t>
+      </w:r>
+    </w:p>
+    <w:p>
+      <w:pPr>
+        <w:pStyle w:val="a"/>
+        <w:spacing w:after="120"/>
+      </w:pPr>
+      <w:r>
+        <w:rPr>
+          <w:rFonts w:ascii="Times New Roman" w:hAnsi="Times New Roman"/>
+          <w:sz w:val="24"/>
+        </w:rPr>
+        <w:t xml:space="preserve">Зверни́ </w:t>
+      </w:r>
+      <w:r>
+        <w:rPr>
+          <w:rFonts w:ascii="Times New Roman" w:hAnsi="Times New Roman"/>
+          <w:sz w:val="24"/>
+        </w:rPr>
+        <w:t>ува́гу</w:t>
+      </w:r>
+      <w:r>
+        <w:rPr>
+          <w:rFonts w:ascii="Times New Roman" w:hAnsi="Times New Roman"/>
+          <w:sz w:val="24"/>
+        </w:rPr>
+        <w:t xml:space="preserve"> на моє́ </w:t>
+      </w:r>
+      <w:r>
+        <w:rPr>
+          <w:rFonts w:ascii="Times New Roman" w:hAnsi="Times New Roman"/>
+          <w:sz w:val="24"/>
+        </w:rPr>
+        <w:t>блага́ння</w:t>
+      </w:r>
+      <w:r>
+        <w:rPr>
+          <w:rFonts w:ascii="Times New Roman" w:hAnsi="Times New Roman"/>
+          <w:sz w:val="24"/>
+        </w:rPr>
+        <w:t xml:space="preserve">,* бо я </w:t>
+      </w:r>
+      <w:r>
+        <w:rPr>
+          <w:rFonts w:ascii="Times New Roman" w:hAnsi="Times New Roman"/>
+          <w:sz w:val="24"/>
+        </w:rPr>
+        <w:t>ве́льми</w:t>
+      </w:r>
+      <w:r>
+        <w:rPr>
+          <w:rFonts w:ascii="Times New Roman" w:hAnsi="Times New Roman"/>
+          <w:sz w:val="24"/>
+        </w:rPr>
+        <w:t xml:space="preserve"> </w:t>
+      </w:r>
+      <w:r>
+        <w:rPr>
+          <w:rFonts w:ascii="Times New Roman" w:hAnsi="Times New Roman"/>
+          <w:sz w:val="24"/>
+        </w:rPr>
+        <w:t>неща́сний</w:t>
+      </w:r>
+      <w:r>
+        <w:rPr>
+          <w:rFonts w:ascii="Times New Roman" w:hAnsi="Times New Roman"/>
+          <w:sz w:val="24"/>
+        </w:rPr>
+        <w:t>.</w:t>
+      </w:r>
+    </w:p>
+    <w:p>
+      <w:pPr>
+        <w:pStyle w:val="a"/>
+        <w:spacing w:after="120"/>
+      </w:pPr>
+      <w:r>
+        <w:rPr>
+          <w:rFonts w:ascii="Times New Roman" w:hAnsi="Times New Roman"/>
+          <w:sz w:val="24"/>
+        </w:rPr>
+        <w:t xml:space="preserve">Спаси́ мене́ від </w:t>
+      </w:r>
+      <w:r>
+        <w:rPr>
+          <w:rFonts w:ascii="Times New Roman" w:hAnsi="Times New Roman"/>
+          <w:sz w:val="24"/>
+        </w:rPr>
+        <w:t>гони́телів</w:t>
+      </w:r>
+      <w:r>
+        <w:rPr>
+          <w:rFonts w:ascii="Times New Roman" w:hAnsi="Times New Roman"/>
+          <w:sz w:val="24"/>
+        </w:rPr>
+        <w:t xml:space="preserve"> </w:t>
+      </w:r>
+      <w:r>
+        <w:rPr>
+          <w:rFonts w:ascii="Times New Roman" w:hAnsi="Times New Roman"/>
+          <w:sz w:val="24"/>
+        </w:rPr>
+        <w:t>мої́х</w:t>
+      </w:r>
+      <w:r>
+        <w:rPr>
+          <w:rFonts w:ascii="Times New Roman" w:hAnsi="Times New Roman"/>
+          <w:sz w:val="24"/>
+        </w:rPr>
+        <w:t xml:space="preserve">,* бо вони́ </w:t>
+      </w:r>
+      <w:r>
+        <w:rPr>
+          <w:rFonts w:ascii="Times New Roman" w:hAnsi="Times New Roman"/>
+          <w:sz w:val="24"/>
+        </w:rPr>
+        <w:t>сильні́ші</w:t>
+      </w:r>
+      <w:r>
+        <w:rPr>
+          <w:rFonts w:ascii="Times New Roman" w:hAnsi="Times New Roman"/>
+          <w:sz w:val="24"/>
+        </w:rPr>
+        <w:t xml:space="preserve"> від </w:t>
+      </w:r>
+      <w:r>
+        <w:rPr>
+          <w:rFonts w:ascii="Times New Roman" w:hAnsi="Times New Roman"/>
+          <w:sz w:val="24"/>
+        </w:rPr>
+        <w:t>ме́не</w:t>
+      </w:r>
+      <w:r>
+        <w:rPr>
+          <w:rFonts w:ascii="Times New Roman" w:hAnsi="Times New Roman"/>
+          <w:sz w:val="24"/>
+        </w:rPr>
+        <w:t>.</w:t>
       </w:r>
     </w:p>
     <w:p>
@@ -8836,7 +10247,7 @@
           <w:sz w:val="24"/>
           <w:szCs w:val="24"/>
         </w:rPr>
-        <w:t xml:space="preserve">(г. 1, </w:t>
+        <w:t xml:space="preserve">(г. 1, </w:t>
       </w:r>
       <w:proofErr w:type="spellStart"/>
       <w:r>
@@ -9996,7 +11407,7 @@
           <w:sz w:val="24"/>
           <w:szCs w:val="24"/>
         </w:rPr>
-        <w:t>(г. 1)</w:t>
+        <w:t>(г. 1)</w:t>
       </w:r>
       <w:r>
         <w:rPr>
@@ -14113,7 +15524,7 @@
           <w:rFonts w:ascii="Times New Roman" w:hAnsi="Times New Roman"/>
           <w:sz w:val="24"/>
         </w:rPr>
-        <w:t xml:space="preserve"> Бо Ти – Бог милости, ласк і людинолюбности, і Тобі славу віддаємо, Отцю, і Сину, і Святому Духові, нині, і повсякчас, і на віки віків.</w:t>
+        <w:t xml:space="preserve"> Бо Ти – Бог милости, ласк і людинолюбности, і Тобі славу віддаємо, Отцю, і Сину, і Святому Духові, нині, і повсякчас, і на віки віків.</w:t>
       </w:r>
     </w:p>
     <w:p>
@@ -14314,7 +15725,7 @@
         <w:rPr>
           <w:rFonts w:ascii="Times New Roman" w:hAnsi="Times New Roman"/>
           <w:i/>
-          <w:color w:val="FF4400"/>
+          <w:color w:val="FF0000"/>
           <w:sz w:val="24"/>
         </w:rPr>
         <w:t>Священик:</w:t>
@@ -14322,9 +15733,18 @@
       <w:r>
         <w:rPr>
           <w:rFonts w:ascii="Times New Roman" w:hAnsi="Times New Roman"/>
-          <w:sz w:val="24"/>
-        </w:rPr>
-        <w:t xml:space="preserve"> Нехай буде влада царства Твого благословенна і дуже прославлена: Отця, і Сина, і Святого Духа, нині і повсякчас, і на віки віків.</w:t>
+          <w:color w:val="FF0000"/>
+          <w:sz w:val="24"/>
+        </w:rPr>
+        <w:t xml:space="preserve"> </w:t>
+      </w:r>
+      <w:r>
+        <w:rPr>
+          <w:rFonts w:ascii="Times New Roman" w:hAnsi="Times New Roman"/>
+          <w:color w:val="000000"/>
+          <w:sz w:val="24"/>
+        </w:rPr>
+        <w:t>Нехай буде влада царства Твого благословенна і дуже прославлена: Отця, і Сина, і Святого Духа, нині і повсякчас, і на віки віків.</w:t>
       </w:r>
     </w:p>
     <w:p>
@@ -14419,7 +15839,7 @@
           <w:sz w:val="24"/>
           <w:szCs w:val="24"/>
         </w:rPr>
-        <w:t>(г. 1):</w:t>
+        <w:t>(г. 1):</w:t>
       </w:r>
       <w:r>
         <w:rPr>
@@ -14466,7 +15886,7 @@
           <w:sz w:val="24"/>
           <w:szCs w:val="24"/>
         </w:rPr>
-        <w:t>(г. 2):</w:t>
+        <w:t>(г. 2):</w:t>
       </w:r>
       <w:r>
         <w:rPr>
@@ -14596,7 +16016,7 @@
           <w:sz w:val="24"/>
           <w:szCs w:val="24"/>
         </w:rPr>
-        <w:t>(г. 3):</w:t>
+        <w:t>(г. 3):</w:t>
       </w:r>
       <w:r>
         <w:rPr>
@@ -14652,7 +16072,7 @@
           <w:sz w:val="24"/>
           <w:szCs w:val="24"/>
         </w:rPr>
-        <w:t>(г. 5):</w:t>
+        <w:t>(г. 5):</w:t>
       </w:r>
       <w:r>
         <w:rPr>
@@ -16617,7 +18037,7 @@
           <w:sz w:val="24"/>
           <w:szCs w:val="24"/>
         </w:rPr>
-        <w:t>(12 р.)</w:t>
+        <w:t>(12 р.)</w:t>
       </w:r>
       <w:r>
         <w:rPr>
@@ -16954,7 +18374,7 @@
           <w:sz w:val="24"/>
           <w:szCs w:val="24"/>
         </w:rPr>
-        <w:t>(12 р.)</w:t>
+        <w:t>(12 р.)</w:t>
       </w:r>
       <w:r>
         <w:rPr>
@@ -17260,7 +18680,7 @@
           <w:sz w:val="24"/>
           <w:szCs w:val="24"/>
         </w:rPr>
-        <w:t>(г. 4):</w:t>
+        <w:t>(г. 4):</w:t>
       </w:r>
       <w:r>
         <w:rPr>
@@ -17917,204 +19337,922 @@
     </w:p>
     <w:p>
       <w:pPr>
-        <w:spacing w:after="120"/>
-        <w:jc w:val="both"/>
-        <w:rPr>
-          <w:rFonts w:ascii="Times New Roman" w:hAnsi="Times New Roman" w:cs="Times New Roman"/>
-          <w:sz w:val="24"/>
-          <w:szCs w:val="24"/>
-        </w:rPr>
-      </w:pPr>
-      <w:r>
-        <w:rPr>
-          <w:rFonts w:ascii="Times New Roman" w:hAnsi="Times New Roman" w:cs="Times New Roman"/>
-          <w:sz w:val="24"/>
-          <w:szCs w:val="24"/>
-        </w:rPr>
-        <w:t xml:space="preserve">Святий Боже, святий Кріпкий, святий Безсмертний, помилуй нас </w:t>
-      </w:r>
-      <w:r>
-        <w:rPr>
-          <w:rFonts w:ascii="Times New Roman" w:hAnsi="Times New Roman" w:cs="Times New Roman"/>
-          <w:i/>
-          <w:color w:val="FF0000"/>
-          <w:sz w:val="24"/>
-          <w:szCs w:val="24"/>
-        </w:rPr>
-        <w:t>(3 р.)</w:t>
-      </w:r>
-      <w:r>
-        <w:rPr>
-          <w:rFonts w:ascii="Times New Roman" w:hAnsi="Times New Roman" w:cs="Times New Roman"/>
-          <w:i/>
-          <w:sz w:val="24"/>
-          <w:szCs w:val="24"/>
+        <w:pStyle w:val="a"/>
+        <w:spacing w:after="120"/>
+      </w:pPr>
+      <w:r>
+        <w:rPr>
+          <w:rFonts w:ascii="Times New Roman" w:hAnsi="Times New Roman"/>
+          <w:sz w:val="24"/>
+        </w:rPr>
+        <w:t>Святи́й</w:t>
+      </w:r>
+      <w:r>
+        <w:rPr>
+          <w:rFonts w:ascii="Times New Roman" w:hAnsi="Times New Roman"/>
+          <w:sz w:val="24"/>
+        </w:rPr>
+        <w:t xml:space="preserve"> </w:t>
+      </w:r>
+      <w:r>
+        <w:rPr>
+          <w:rFonts w:ascii="Times New Roman" w:hAnsi="Times New Roman"/>
+          <w:sz w:val="24"/>
+        </w:rPr>
+        <w:t>Бо́же</w:t>
+      </w:r>
+      <w:r>
+        <w:rPr>
+          <w:rFonts w:ascii="Times New Roman" w:hAnsi="Times New Roman"/>
+          <w:sz w:val="24"/>
+        </w:rPr>
+        <w:t xml:space="preserve">, </w:t>
+      </w:r>
+      <w:r>
+        <w:rPr>
+          <w:rFonts w:ascii="Times New Roman" w:hAnsi="Times New Roman"/>
+          <w:sz w:val="24"/>
+        </w:rPr>
+        <w:t>святи́й</w:t>
+      </w:r>
+      <w:r>
+        <w:rPr>
+          <w:rFonts w:ascii="Times New Roman" w:hAnsi="Times New Roman"/>
+          <w:sz w:val="24"/>
+        </w:rPr>
+        <w:t xml:space="preserve"> </w:t>
+      </w:r>
+      <w:r>
+        <w:rPr>
+          <w:rFonts w:ascii="Times New Roman" w:hAnsi="Times New Roman"/>
+          <w:sz w:val="24"/>
+        </w:rPr>
+        <w:t>Крі́пкий</w:t>
+      </w:r>
+      <w:r>
+        <w:rPr>
+          <w:rFonts w:ascii="Times New Roman" w:hAnsi="Times New Roman"/>
+          <w:sz w:val="24"/>
+        </w:rPr>
+        <w:t xml:space="preserve">, </w:t>
+      </w:r>
+      <w:r>
+        <w:rPr>
+          <w:rFonts w:ascii="Times New Roman" w:hAnsi="Times New Roman"/>
+          <w:sz w:val="24"/>
+        </w:rPr>
+        <w:t>святи́й</w:t>
+      </w:r>
+      <w:r>
+        <w:rPr>
+          <w:rFonts w:ascii="Times New Roman" w:hAnsi="Times New Roman"/>
+          <w:sz w:val="24"/>
+        </w:rPr>
+        <w:t xml:space="preserve"> </w:t>
+      </w:r>
+      <w:r>
+        <w:rPr>
+          <w:rFonts w:ascii="Times New Roman" w:hAnsi="Times New Roman"/>
+          <w:sz w:val="24"/>
+        </w:rPr>
+        <w:t>Безсме́ртний</w:t>
+      </w:r>
+      <w:r>
+        <w:rPr>
+          <w:rFonts w:ascii="Times New Roman" w:hAnsi="Times New Roman"/>
+          <w:sz w:val="24"/>
+        </w:rPr>
+        <w:t xml:space="preserve">, </w:t>
+      </w:r>
+      <w:r>
+        <w:rPr>
+          <w:rFonts w:ascii="Times New Roman" w:hAnsi="Times New Roman"/>
+          <w:sz w:val="24"/>
+        </w:rPr>
+        <w:t>поми́луй</w:t>
+      </w:r>
+      <w:r>
+        <w:rPr>
+          <w:rFonts w:ascii="Times New Roman" w:hAnsi="Times New Roman"/>
+          <w:sz w:val="24"/>
+        </w:rPr>
+        <w:t xml:space="preserve"> нас. </w:t>
+      </w:r>
+      <w:r>
+        <w:rPr>
+          <w:rFonts w:ascii="Times New Roman" w:hAnsi="Times New Roman"/>
+          <w:i/>
+          <w:color w:val="FF0000"/>
+          <w:sz w:val="24"/>
+        </w:rPr>
+        <w:t>(3 р.)</w:t>
+      </w:r>
+    </w:p>
+    <w:p>
+      <w:pPr>
+        <w:pStyle w:val="a"/>
+        <w:spacing w:after="120"/>
+      </w:pPr>
+      <w:r>
+        <w:rPr>
+          <w:rFonts w:ascii="Times New Roman" w:hAnsi="Times New Roman"/>
+          <w:sz w:val="24"/>
+        </w:rPr>
+        <w:t>Сла́ва</w:t>
+      </w:r>
+      <w:r>
+        <w:rPr>
+          <w:rFonts w:ascii="Times New Roman" w:hAnsi="Times New Roman"/>
+          <w:sz w:val="24"/>
+        </w:rPr>
+        <w:t xml:space="preserve"> Отцю́, і </w:t>
+      </w:r>
+      <w:r>
+        <w:rPr>
+          <w:rFonts w:ascii="Times New Roman" w:hAnsi="Times New Roman"/>
+          <w:sz w:val="24"/>
+        </w:rPr>
+        <w:t>Си́ну</w:t>
+      </w:r>
+      <w:r>
+        <w:rPr>
+          <w:rFonts w:ascii="Times New Roman" w:hAnsi="Times New Roman"/>
+          <w:sz w:val="24"/>
+        </w:rPr>
+        <w:t xml:space="preserve">, і </w:t>
+      </w:r>
+      <w:r>
+        <w:rPr>
+          <w:rFonts w:ascii="Times New Roman" w:hAnsi="Times New Roman"/>
+          <w:sz w:val="24"/>
+        </w:rPr>
+        <w:t>Свято́му</w:t>
+      </w:r>
+      <w:r>
+        <w:rPr>
+          <w:rFonts w:ascii="Times New Roman" w:hAnsi="Times New Roman"/>
+          <w:sz w:val="24"/>
+        </w:rPr>
+        <w:t xml:space="preserve"> </w:t>
+      </w:r>
+      <w:r>
+        <w:rPr>
+          <w:rFonts w:ascii="Times New Roman" w:hAnsi="Times New Roman"/>
+          <w:sz w:val="24"/>
+        </w:rPr>
+        <w:t>Ду́хові</w:t>
+      </w:r>
+      <w:r>
+        <w:rPr>
+          <w:rFonts w:ascii="Times New Roman" w:hAnsi="Times New Roman"/>
+          <w:sz w:val="24"/>
+        </w:rPr>
+        <w:t xml:space="preserve">,* і </w:t>
+      </w:r>
+      <w:r>
+        <w:rPr>
+          <w:rFonts w:ascii="Times New Roman" w:hAnsi="Times New Roman"/>
+          <w:sz w:val="24"/>
+        </w:rPr>
+        <w:t>ни́ні</w:t>
+      </w:r>
+      <w:r>
+        <w:rPr>
+          <w:rFonts w:ascii="Times New Roman" w:hAnsi="Times New Roman"/>
+          <w:sz w:val="24"/>
+        </w:rPr>
+        <w:t xml:space="preserve">, і </w:t>
+      </w:r>
+      <w:r>
+        <w:rPr>
+          <w:rFonts w:ascii="Times New Roman" w:hAnsi="Times New Roman"/>
+          <w:sz w:val="24"/>
+        </w:rPr>
+        <w:t>повсякча́с</w:t>
+      </w:r>
+      <w:r>
+        <w:rPr>
+          <w:rFonts w:ascii="Times New Roman" w:hAnsi="Times New Roman"/>
+          <w:sz w:val="24"/>
+        </w:rPr>
+        <w:t xml:space="preserve">, і на </w:t>
+      </w:r>
+      <w:r>
+        <w:rPr>
+          <w:rFonts w:ascii="Times New Roman" w:hAnsi="Times New Roman"/>
+          <w:sz w:val="24"/>
+        </w:rPr>
+        <w:t>ві́ки</w:t>
+      </w:r>
+      <w:r>
+        <w:rPr>
+          <w:rFonts w:ascii="Times New Roman" w:hAnsi="Times New Roman"/>
+          <w:sz w:val="24"/>
+        </w:rPr>
+        <w:t xml:space="preserve"> </w:t>
+      </w:r>
+      <w:r>
+        <w:rPr>
+          <w:rFonts w:ascii="Times New Roman" w:hAnsi="Times New Roman"/>
+          <w:sz w:val="24"/>
+        </w:rPr>
+        <w:t>вікі́в</w:t>
+      </w:r>
+      <w:r>
+        <w:rPr>
+          <w:rFonts w:ascii="Times New Roman" w:hAnsi="Times New Roman"/>
+          <w:sz w:val="24"/>
+        </w:rPr>
+        <w:t xml:space="preserve">. </w:t>
+      </w:r>
+      <w:r>
+        <w:rPr>
+          <w:rFonts w:ascii="Times New Roman" w:hAnsi="Times New Roman"/>
+          <w:sz w:val="24"/>
+        </w:rPr>
+        <w:t>Амі́нь</w:t>
+      </w:r>
+      <w:r>
+        <w:rPr>
+          <w:rFonts w:ascii="Times New Roman" w:hAnsi="Times New Roman"/>
+          <w:sz w:val="24"/>
         </w:rPr>
         <w:t>.</w:t>
       </w:r>
     </w:p>
     <w:p>
       <w:pPr>
-        <w:spacing w:after="120"/>
-        <w:jc w:val="both"/>
-        <w:rPr>
-          <w:rFonts w:ascii="Times New Roman" w:hAnsi="Times New Roman" w:cs="Times New Roman"/>
-          <w:sz w:val="24"/>
-          <w:szCs w:val="24"/>
-        </w:rPr>
-      </w:pPr>
-      <w:r>
-        <w:rPr>
-          <w:rFonts w:ascii="Times New Roman" w:hAnsi="Times New Roman" w:cs="Times New Roman"/>
-          <w:sz w:val="24"/>
-          <w:szCs w:val="24"/>
-        </w:rPr>
-        <w:t>Слава Отцю, і Сину, і Святому Духові,* і нині і повсякчас, і на віки віків. Амінь.</w:t>
-      </w:r>
-    </w:p>
-    <w:p>
-      <w:pPr>
-        <w:spacing w:after="120"/>
-        <w:jc w:val="both"/>
-        <w:rPr>
-          <w:rFonts w:ascii="Times New Roman" w:hAnsi="Times New Roman" w:cs="Times New Roman"/>
-          <w:sz w:val="24"/>
-          <w:szCs w:val="24"/>
-        </w:rPr>
-      </w:pPr>
-      <w:r>
-        <w:rPr>
-          <w:rFonts w:ascii="Times New Roman" w:hAnsi="Times New Roman" w:cs="Times New Roman"/>
-          <w:sz w:val="24"/>
-          <w:szCs w:val="24"/>
-        </w:rPr>
-        <w:t xml:space="preserve">Пресвята Тройце, помилуй нас;* Господи, очисти гріхи наші;* Владико, прости беззаконня наші;* Святий, завітай і зціли </w:t>
-      </w:r>
-      <w:proofErr w:type="spellStart"/>
-      <w:r>
-        <w:rPr>
-          <w:rFonts w:ascii="Times New Roman" w:hAnsi="Times New Roman" w:cs="Times New Roman"/>
-          <w:sz w:val="24"/>
-          <w:szCs w:val="24"/>
-        </w:rPr>
-        <w:t>немочі</w:t>
-      </w:r>
-      <w:proofErr w:type="spellEnd"/>
-      <w:r>
-        <w:rPr>
-          <w:rFonts w:ascii="Times New Roman" w:hAnsi="Times New Roman" w:cs="Times New Roman"/>
-          <w:sz w:val="24"/>
-          <w:szCs w:val="24"/>
-        </w:rPr>
-        <w:t xml:space="preserve"> наші </w:t>
-      </w:r>
-      <w:proofErr w:type="spellStart"/>
-      <w:r>
-        <w:rPr>
-          <w:rFonts w:ascii="Times New Roman" w:hAnsi="Times New Roman" w:cs="Times New Roman"/>
-          <w:sz w:val="24"/>
-          <w:szCs w:val="24"/>
-        </w:rPr>
-        <w:t>імени</w:t>
-      </w:r>
-      <w:proofErr w:type="spellEnd"/>
-      <w:r>
-        <w:rPr>
-          <w:rFonts w:ascii="Times New Roman" w:hAnsi="Times New Roman" w:cs="Times New Roman"/>
-          <w:sz w:val="24"/>
-          <w:szCs w:val="24"/>
-        </w:rPr>
-        <w:t xml:space="preserve"> твого ради.</w:t>
-      </w:r>
-    </w:p>
-    <w:p>
-      <w:pPr>
-        <w:spacing w:after="120"/>
-        <w:jc w:val="both"/>
-        <w:rPr>
-          <w:rFonts w:ascii="Times New Roman" w:hAnsi="Times New Roman" w:cs="Times New Roman"/>
-          <w:sz w:val="24"/>
-          <w:szCs w:val="24"/>
-        </w:rPr>
-      </w:pPr>
-      <w:r>
-        <w:rPr>
-          <w:rFonts w:ascii="Times New Roman" w:hAnsi="Times New Roman" w:cs="Times New Roman"/>
-          <w:sz w:val="24"/>
-          <w:szCs w:val="24"/>
-        </w:rPr>
-        <w:t xml:space="preserve">Господи, помилуй </w:t>
-      </w:r>
-      <w:r>
-        <w:rPr>
-          <w:rFonts w:ascii="Times New Roman" w:hAnsi="Times New Roman" w:cs="Times New Roman"/>
-          <w:i/>
-          <w:color w:val="FF0000"/>
-          <w:sz w:val="24"/>
-          <w:szCs w:val="24"/>
-        </w:rPr>
-        <w:t>(3 р.)</w:t>
-      </w:r>
-      <w:r>
-        <w:rPr>
-          <w:rFonts w:ascii="Times New Roman" w:hAnsi="Times New Roman" w:cs="Times New Roman"/>
-          <w:i/>
-          <w:sz w:val="24"/>
-          <w:szCs w:val="24"/>
+        <w:pStyle w:val="a"/>
+        <w:spacing w:after="120"/>
+      </w:pPr>
+      <w:r>
+        <w:rPr>
+          <w:rFonts w:ascii="Times New Roman" w:hAnsi="Times New Roman"/>
+          <w:sz w:val="24"/>
+        </w:rPr>
+        <w:t xml:space="preserve">Пресвята́ </w:t>
+      </w:r>
+      <w:r>
+        <w:rPr>
+          <w:rFonts w:ascii="Times New Roman" w:hAnsi="Times New Roman"/>
+          <w:sz w:val="24"/>
+        </w:rPr>
+        <w:t>Тро́йце</w:t>
+      </w:r>
+      <w:r>
+        <w:rPr>
+          <w:rFonts w:ascii="Times New Roman" w:hAnsi="Times New Roman"/>
+          <w:sz w:val="24"/>
+        </w:rPr>
+        <w:t xml:space="preserve">, </w:t>
+      </w:r>
+      <w:r>
+        <w:rPr>
+          <w:rFonts w:ascii="Times New Roman" w:hAnsi="Times New Roman"/>
+          <w:sz w:val="24"/>
+        </w:rPr>
+        <w:t>поми́луй</w:t>
+      </w:r>
+      <w:r>
+        <w:rPr>
+          <w:rFonts w:ascii="Times New Roman" w:hAnsi="Times New Roman"/>
+          <w:sz w:val="24"/>
+        </w:rPr>
+        <w:t xml:space="preserve"> нас; </w:t>
+      </w:r>
+      <w:r>
+        <w:rPr>
+          <w:rFonts w:ascii="Times New Roman" w:hAnsi="Times New Roman"/>
+          <w:sz w:val="24"/>
+        </w:rPr>
+        <w:t>Го́споди</w:t>
+      </w:r>
+      <w:r>
+        <w:rPr>
+          <w:rFonts w:ascii="Times New Roman" w:hAnsi="Times New Roman"/>
+          <w:sz w:val="24"/>
+        </w:rPr>
+        <w:t xml:space="preserve">, </w:t>
+      </w:r>
+      <w:r>
+        <w:rPr>
+          <w:rFonts w:ascii="Times New Roman" w:hAnsi="Times New Roman"/>
+          <w:sz w:val="24"/>
+        </w:rPr>
+        <w:t>очи́сти</w:t>
+      </w:r>
+      <w:r>
+        <w:rPr>
+          <w:rFonts w:ascii="Times New Roman" w:hAnsi="Times New Roman"/>
+          <w:sz w:val="24"/>
+        </w:rPr>
+        <w:t xml:space="preserve"> гріхи́ </w:t>
+      </w:r>
+      <w:r>
+        <w:rPr>
+          <w:rFonts w:ascii="Times New Roman" w:hAnsi="Times New Roman"/>
+          <w:sz w:val="24"/>
+        </w:rPr>
+        <w:t>на́ші</w:t>
+      </w:r>
+      <w:r>
+        <w:rPr>
+          <w:rFonts w:ascii="Times New Roman" w:hAnsi="Times New Roman"/>
+          <w:sz w:val="24"/>
+        </w:rPr>
+        <w:t xml:space="preserve">; </w:t>
+      </w:r>
+      <w:r>
+        <w:rPr>
+          <w:rFonts w:ascii="Times New Roman" w:hAnsi="Times New Roman"/>
+          <w:sz w:val="24"/>
+        </w:rPr>
+        <w:t>Влади́ко</w:t>
+      </w:r>
+      <w:r>
+        <w:rPr>
+          <w:rFonts w:ascii="Times New Roman" w:hAnsi="Times New Roman"/>
+          <w:sz w:val="24"/>
+        </w:rPr>
+        <w:t xml:space="preserve">, прости́ </w:t>
+      </w:r>
+      <w:r>
+        <w:rPr>
+          <w:rFonts w:ascii="Times New Roman" w:hAnsi="Times New Roman"/>
+          <w:sz w:val="24"/>
+        </w:rPr>
+        <w:t>беззако́ння</w:t>
+      </w:r>
+      <w:r>
+        <w:rPr>
+          <w:rFonts w:ascii="Times New Roman" w:hAnsi="Times New Roman"/>
+          <w:sz w:val="24"/>
+        </w:rPr>
+        <w:t xml:space="preserve"> </w:t>
+      </w:r>
+      <w:r>
+        <w:rPr>
+          <w:rFonts w:ascii="Times New Roman" w:hAnsi="Times New Roman"/>
+          <w:sz w:val="24"/>
+        </w:rPr>
+        <w:t>на́ші</w:t>
+      </w:r>
+      <w:r>
+        <w:rPr>
+          <w:rFonts w:ascii="Times New Roman" w:hAnsi="Times New Roman"/>
+          <w:sz w:val="24"/>
+        </w:rPr>
+        <w:t xml:space="preserve">; </w:t>
+      </w:r>
+      <w:r>
+        <w:rPr>
+          <w:rFonts w:ascii="Times New Roman" w:hAnsi="Times New Roman"/>
+          <w:sz w:val="24"/>
+        </w:rPr>
+        <w:t>Святи́й</w:t>
+      </w:r>
+      <w:r>
+        <w:rPr>
+          <w:rFonts w:ascii="Times New Roman" w:hAnsi="Times New Roman"/>
+          <w:sz w:val="24"/>
+        </w:rPr>
+        <w:t xml:space="preserve">, </w:t>
+      </w:r>
+      <w:r>
+        <w:rPr>
+          <w:rFonts w:ascii="Times New Roman" w:hAnsi="Times New Roman"/>
+          <w:sz w:val="24"/>
+        </w:rPr>
+        <w:t>завіта́й</w:t>
+      </w:r>
+      <w:r>
+        <w:rPr>
+          <w:rFonts w:ascii="Times New Roman" w:hAnsi="Times New Roman"/>
+          <w:sz w:val="24"/>
+        </w:rPr>
+        <w:t xml:space="preserve"> і зціли́ </w:t>
+      </w:r>
+      <w:r>
+        <w:rPr>
+          <w:rFonts w:ascii="Times New Roman" w:hAnsi="Times New Roman"/>
+          <w:sz w:val="24"/>
+        </w:rPr>
+        <w:t>не́мочі</w:t>
+      </w:r>
+      <w:r>
+        <w:rPr>
+          <w:rFonts w:ascii="Times New Roman" w:hAnsi="Times New Roman"/>
+          <w:sz w:val="24"/>
+        </w:rPr>
+        <w:t xml:space="preserve"> </w:t>
+      </w:r>
+      <w:r>
+        <w:rPr>
+          <w:rFonts w:ascii="Times New Roman" w:hAnsi="Times New Roman"/>
+          <w:sz w:val="24"/>
+        </w:rPr>
+        <w:t>на́ші</w:t>
+      </w:r>
+      <w:r>
+        <w:rPr>
+          <w:rFonts w:ascii="Times New Roman" w:hAnsi="Times New Roman"/>
+          <w:sz w:val="24"/>
+        </w:rPr>
+        <w:t xml:space="preserve">, </w:t>
+      </w:r>
+      <w:r>
+        <w:rPr>
+          <w:rFonts w:ascii="Times New Roman" w:hAnsi="Times New Roman"/>
+          <w:sz w:val="24"/>
+        </w:rPr>
+        <w:t>І́мени</w:t>
+      </w:r>
+      <w:r>
+        <w:rPr>
+          <w:rFonts w:ascii="Times New Roman" w:hAnsi="Times New Roman"/>
+          <w:sz w:val="24"/>
+        </w:rPr>
+        <w:t xml:space="preserve"> Твого́ </w:t>
+      </w:r>
+      <w:r>
+        <w:rPr>
+          <w:rFonts w:ascii="Times New Roman" w:hAnsi="Times New Roman"/>
+          <w:sz w:val="24"/>
+        </w:rPr>
+        <w:t>ра́ди</w:t>
+      </w:r>
+      <w:r>
+        <w:rPr>
+          <w:rFonts w:ascii="Times New Roman" w:hAnsi="Times New Roman"/>
+          <w:sz w:val="24"/>
         </w:rPr>
         <w:t>.</w:t>
       </w:r>
     </w:p>
     <w:p>
       <w:pPr>
-        <w:spacing w:after="120"/>
-        <w:rPr>
-          <w:rFonts w:ascii="Times New Roman" w:hAnsi="Times New Roman" w:cs="Times New Roman"/>
-        </w:rPr>
-      </w:pPr>
-      <w:r>
-        <w:rPr>
-          <w:rFonts w:ascii="Times New Roman" w:hAnsi="Times New Roman" w:cs="Times New Roman"/>
-          <w:sz w:val="24"/>
-          <w:szCs w:val="24"/>
-        </w:rPr>
-        <w:t>Слава Отцю, і Сину, і Святому Духові.* І</w:t>
-      </w:r>
-      <w:r>
-        <w:rPr>
-          <w:rFonts w:ascii="Times New Roman" w:hAnsi="Times New Roman" w:cs="Times New Roman"/>
-          <w:b/>
-          <w:sz w:val="24"/>
-          <w:szCs w:val="24"/>
-        </w:rPr>
-        <w:t xml:space="preserve"> </w:t>
-      </w:r>
-      <w:r>
-        <w:rPr>
-          <w:rFonts w:ascii="Times New Roman" w:hAnsi="Times New Roman" w:cs="Times New Roman"/>
-          <w:sz w:val="24"/>
-          <w:szCs w:val="24"/>
-        </w:rPr>
-        <w:t>нині і повсякчас, і на віки віків. Амінь.</w:t>
-      </w:r>
-    </w:p>
-    <w:p>
-      <w:pPr>
-        <w:spacing w:after="120"/>
-        <w:jc w:val="both"/>
-        <w:rPr>
-          <w:rFonts w:ascii="Times New Roman" w:hAnsi="Times New Roman" w:cs="Times New Roman"/>
-          <w:sz w:val="24"/>
-          <w:szCs w:val="24"/>
-        </w:rPr>
-      </w:pPr>
-      <w:r>
-        <w:rPr>
-          <w:rFonts w:ascii="Times New Roman" w:hAnsi="Times New Roman" w:cs="Times New Roman"/>
-          <w:sz w:val="24"/>
-          <w:szCs w:val="24"/>
-        </w:rPr>
-        <w:t>Отче наш, що єси на небесах,* нехай святиться ім’я твоє,* нехай прийде царство твоє,* нехай буде воля твоя, як на небі, так і на землі.* Хліб наш насущний дай нам сьогодні,* і прости нам провини наші,* як і ми прощаємо винуватцям нашим,* і не введи нас у спокусу,* але визволи нас від лукавого.</w:t>
+        <w:pStyle w:val="a"/>
+        <w:spacing w:after="120"/>
+      </w:pPr>
+      <w:r>
+        <w:rPr>
+          <w:rFonts w:ascii="Times New Roman" w:hAnsi="Times New Roman"/>
+          <w:sz w:val="24"/>
+        </w:rPr>
+        <w:t>Го́споди</w:t>
+      </w:r>
+      <w:r>
+        <w:rPr>
+          <w:rFonts w:ascii="Times New Roman" w:hAnsi="Times New Roman"/>
+          <w:sz w:val="24"/>
+        </w:rPr>
+        <w:t xml:space="preserve">, </w:t>
+      </w:r>
+      <w:r>
+        <w:rPr>
+          <w:rFonts w:ascii="Times New Roman" w:hAnsi="Times New Roman"/>
+          <w:sz w:val="24"/>
+        </w:rPr>
+        <w:t>поми́луй</w:t>
+      </w:r>
+      <w:r>
+        <w:rPr>
+          <w:rFonts w:ascii="Times New Roman" w:hAnsi="Times New Roman"/>
+          <w:sz w:val="24"/>
+        </w:rPr>
+        <w:t>. (3)</w:t>
+      </w:r>
+    </w:p>
+    <w:p>
+      <w:pPr>
+        <w:pStyle w:val="a"/>
+        <w:spacing w:after="120"/>
+      </w:pPr>
+      <w:r>
+        <w:rPr>
+          <w:rFonts w:ascii="Times New Roman" w:hAnsi="Times New Roman"/>
+          <w:sz w:val="24"/>
+        </w:rPr>
+        <w:t>Сла́ва</w:t>
+      </w:r>
+      <w:r>
+        <w:rPr>
+          <w:rFonts w:ascii="Times New Roman" w:hAnsi="Times New Roman"/>
+          <w:sz w:val="24"/>
+        </w:rPr>
+        <w:t xml:space="preserve"> Отцю́, і </w:t>
+      </w:r>
+      <w:r>
+        <w:rPr>
+          <w:rFonts w:ascii="Times New Roman" w:hAnsi="Times New Roman"/>
+          <w:sz w:val="24"/>
+        </w:rPr>
+        <w:t>Си́ну</w:t>
+      </w:r>
+      <w:r>
+        <w:rPr>
+          <w:rFonts w:ascii="Times New Roman" w:hAnsi="Times New Roman"/>
+          <w:sz w:val="24"/>
+        </w:rPr>
+        <w:t xml:space="preserve">, і </w:t>
+      </w:r>
+      <w:r>
+        <w:rPr>
+          <w:rFonts w:ascii="Times New Roman" w:hAnsi="Times New Roman"/>
+          <w:sz w:val="24"/>
+        </w:rPr>
+        <w:t>Свято́му</w:t>
+      </w:r>
+      <w:r>
+        <w:rPr>
+          <w:rFonts w:ascii="Times New Roman" w:hAnsi="Times New Roman"/>
+          <w:sz w:val="24"/>
+        </w:rPr>
+        <w:t xml:space="preserve"> </w:t>
+      </w:r>
+      <w:r>
+        <w:rPr>
+          <w:rFonts w:ascii="Times New Roman" w:hAnsi="Times New Roman"/>
+          <w:sz w:val="24"/>
+        </w:rPr>
+        <w:t>Ду́хові</w:t>
+      </w:r>
+      <w:r>
+        <w:rPr>
+          <w:rFonts w:ascii="Times New Roman" w:hAnsi="Times New Roman"/>
+          <w:sz w:val="24"/>
+        </w:rPr>
+        <w:t xml:space="preserve">,* і </w:t>
+      </w:r>
+      <w:r>
+        <w:rPr>
+          <w:rFonts w:ascii="Times New Roman" w:hAnsi="Times New Roman"/>
+          <w:sz w:val="24"/>
+        </w:rPr>
+        <w:t>ни́ні</w:t>
+      </w:r>
+      <w:r>
+        <w:rPr>
+          <w:rFonts w:ascii="Times New Roman" w:hAnsi="Times New Roman"/>
+          <w:sz w:val="24"/>
+        </w:rPr>
+        <w:t xml:space="preserve">, і </w:t>
+      </w:r>
+      <w:r>
+        <w:rPr>
+          <w:rFonts w:ascii="Times New Roman" w:hAnsi="Times New Roman"/>
+          <w:sz w:val="24"/>
+        </w:rPr>
+        <w:t>повсякча́с</w:t>
+      </w:r>
+      <w:r>
+        <w:rPr>
+          <w:rFonts w:ascii="Times New Roman" w:hAnsi="Times New Roman"/>
+          <w:sz w:val="24"/>
+        </w:rPr>
+        <w:t xml:space="preserve">, і на </w:t>
+      </w:r>
+      <w:r>
+        <w:rPr>
+          <w:rFonts w:ascii="Times New Roman" w:hAnsi="Times New Roman"/>
+          <w:sz w:val="24"/>
+        </w:rPr>
+        <w:t>ві́ки</w:t>
+      </w:r>
+      <w:r>
+        <w:rPr>
+          <w:rFonts w:ascii="Times New Roman" w:hAnsi="Times New Roman"/>
+          <w:sz w:val="24"/>
+        </w:rPr>
+        <w:t xml:space="preserve"> </w:t>
+      </w:r>
+      <w:r>
+        <w:rPr>
+          <w:rFonts w:ascii="Times New Roman" w:hAnsi="Times New Roman"/>
+          <w:sz w:val="24"/>
+        </w:rPr>
+        <w:t>вікі́в</w:t>
+      </w:r>
+      <w:r>
+        <w:rPr>
+          <w:rFonts w:ascii="Times New Roman" w:hAnsi="Times New Roman"/>
+          <w:sz w:val="24"/>
+        </w:rPr>
+        <w:t xml:space="preserve">. </w:t>
+      </w:r>
+      <w:r>
+        <w:rPr>
+          <w:rFonts w:ascii="Times New Roman" w:hAnsi="Times New Roman"/>
+          <w:sz w:val="24"/>
+        </w:rPr>
+        <w:t>Амі́нь</w:t>
+      </w:r>
+      <w:r>
+        <w:rPr>
+          <w:rFonts w:ascii="Times New Roman" w:hAnsi="Times New Roman"/>
+          <w:sz w:val="24"/>
+        </w:rPr>
+        <w:t>.</w:t>
+      </w:r>
+    </w:p>
+    <w:p>
+      <w:pPr>
+        <w:pStyle w:val="a"/>
+        <w:spacing w:after="120"/>
+      </w:pPr>
+      <w:r>
+        <w:rPr>
+          <w:rFonts w:ascii="Times New Roman" w:hAnsi="Times New Roman"/>
+          <w:sz w:val="24"/>
+        </w:rPr>
+        <w:t>О́тче</w:t>
+      </w:r>
+      <w:r>
+        <w:rPr>
+          <w:rFonts w:ascii="Times New Roman" w:hAnsi="Times New Roman"/>
+          <w:sz w:val="24"/>
+        </w:rPr>
+        <w:t xml:space="preserve"> наш, що єси́ на </w:t>
+      </w:r>
+      <w:r>
+        <w:rPr>
+          <w:rFonts w:ascii="Times New Roman" w:hAnsi="Times New Roman"/>
+          <w:sz w:val="24"/>
+        </w:rPr>
+        <w:t>небеса́х</w:t>
+      </w:r>
+      <w:r>
+        <w:rPr>
+          <w:rFonts w:ascii="Times New Roman" w:hAnsi="Times New Roman"/>
+          <w:sz w:val="24"/>
+        </w:rPr>
+        <w:t xml:space="preserve">,* </w:t>
+      </w:r>
+      <w:r>
+        <w:rPr>
+          <w:rFonts w:ascii="Times New Roman" w:hAnsi="Times New Roman"/>
+          <w:sz w:val="24"/>
+        </w:rPr>
+        <w:t>неха́й</w:t>
+      </w:r>
+      <w:r>
+        <w:rPr>
+          <w:rFonts w:ascii="Times New Roman" w:hAnsi="Times New Roman"/>
+          <w:sz w:val="24"/>
+        </w:rPr>
+        <w:t xml:space="preserve"> </w:t>
+      </w:r>
+      <w:r>
+        <w:rPr>
+          <w:rFonts w:ascii="Times New Roman" w:hAnsi="Times New Roman"/>
+          <w:sz w:val="24"/>
+        </w:rPr>
+        <w:t>святи́ться</w:t>
+      </w:r>
+      <w:r>
+        <w:rPr>
+          <w:rFonts w:ascii="Times New Roman" w:hAnsi="Times New Roman"/>
+          <w:sz w:val="24"/>
+        </w:rPr>
+        <w:t xml:space="preserve"> ім’я́ Твоє́,* </w:t>
+      </w:r>
+      <w:r>
+        <w:rPr>
+          <w:rFonts w:ascii="Times New Roman" w:hAnsi="Times New Roman"/>
+          <w:sz w:val="24"/>
+        </w:rPr>
+        <w:t>неха́й</w:t>
+      </w:r>
+      <w:r>
+        <w:rPr>
+          <w:rFonts w:ascii="Times New Roman" w:hAnsi="Times New Roman"/>
+          <w:sz w:val="24"/>
+        </w:rPr>
+        <w:t xml:space="preserve"> </w:t>
+      </w:r>
+      <w:r>
+        <w:rPr>
+          <w:rFonts w:ascii="Times New Roman" w:hAnsi="Times New Roman"/>
+          <w:sz w:val="24"/>
+        </w:rPr>
+        <w:t>при́йде</w:t>
+      </w:r>
+      <w:r>
+        <w:rPr>
+          <w:rFonts w:ascii="Times New Roman" w:hAnsi="Times New Roman"/>
+          <w:sz w:val="24"/>
+        </w:rPr>
+        <w:t xml:space="preserve"> </w:t>
+      </w:r>
+      <w:r>
+        <w:rPr>
+          <w:rFonts w:ascii="Times New Roman" w:hAnsi="Times New Roman"/>
+          <w:sz w:val="24"/>
+        </w:rPr>
+        <w:t>ца́рство</w:t>
+      </w:r>
+      <w:r>
+        <w:rPr>
+          <w:rFonts w:ascii="Times New Roman" w:hAnsi="Times New Roman"/>
+          <w:sz w:val="24"/>
+        </w:rPr>
+        <w:t xml:space="preserve"> Твоє́,* </w:t>
+      </w:r>
+      <w:r>
+        <w:rPr>
+          <w:rFonts w:ascii="Times New Roman" w:hAnsi="Times New Roman"/>
+          <w:sz w:val="24"/>
+        </w:rPr>
+        <w:t>неха́й</w:t>
+      </w:r>
+      <w:r>
+        <w:rPr>
+          <w:rFonts w:ascii="Times New Roman" w:hAnsi="Times New Roman"/>
+          <w:sz w:val="24"/>
+        </w:rPr>
+        <w:t xml:space="preserve"> </w:t>
+      </w:r>
+      <w:r>
+        <w:rPr>
+          <w:rFonts w:ascii="Times New Roman" w:hAnsi="Times New Roman"/>
+          <w:sz w:val="24"/>
+        </w:rPr>
+        <w:t>бу́де</w:t>
+      </w:r>
+      <w:r>
+        <w:rPr>
+          <w:rFonts w:ascii="Times New Roman" w:hAnsi="Times New Roman"/>
+          <w:sz w:val="24"/>
+        </w:rPr>
+        <w:t xml:space="preserve"> </w:t>
+      </w:r>
+      <w:r>
+        <w:rPr>
+          <w:rFonts w:ascii="Times New Roman" w:hAnsi="Times New Roman"/>
+          <w:sz w:val="24"/>
+        </w:rPr>
+        <w:t>во́ля</w:t>
+      </w:r>
+      <w:r>
+        <w:rPr>
+          <w:rFonts w:ascii="Times New Roman" w:hAnsi="Times New Roman"/>
+          <w:sz w:val="24"/>
+        </w:rPr>
+        <w:t xml:space="preserve"> Твоя́, як на </w:t>
+      </w:r>
+      <w:r>
+        <w:rPr>
+          <w:rFonts w:ascii="Times New Roman" w:hAnsi="Times New Roman"/>
+          <w:sz w:val="24"/>
+        </w:rPr>
+        <w:t>не́бі</w:t>
+      </w:r>
+      <w:r>
+        <w:rPr>
+          <w:rFonts w:ascii="Times New Roman" w:hAnsi="Times New Roman"/>
+          <w:sz w:val="24"/>
+        </w:rPr>
+        <w:t xml:space="preserve">, так і на землі́.* Хліб наш </w:t>
+      </w:r>
+      <w:r>
+        <w:rPr>
+          <w:rFonts w:ascii="Times New Roman" w:hAnsi="Times New Roman"/>
+          <w:sz w:val="24"/>
+        </w:rPr>
+        <w:t>насу́щний</w:t>
+      </w:r>
+      <w:r>
+        <w:rPr>
+          <w:rFonts w:ascii="Times New Roman" w:hAnsi="Times New Roman"/>
+          <w:sz w:val="24"/>
+        </w:rPr>
+        <w:t xml:space="preserve"> дай нам </w:t>
+      </w:r>
+      <w:r>
+        <w:rPr>
+          <w:rFonts w:ascii="Times New Roman" w:hAnsi="Times New Roman"/>
+          <w:sz w:val="24"/>
+        </w:rPr>
+        <w:t>сього́дні</w:t>
+      </w:r>
+      <w:r>
+        <w:rPr>
+          <w:rFonts w:ascii="Times New Roman" w:hAnsi="Times New Roman"/>
+          <w:sz w:val="24"/>
+        </w:rPr>
+        <w:t xml:space="preserve">;* і прости́ нам </w:t>
+      </w:r>
+      <w:r>
+        <w:rPr>
+          <w:rFonts w:ascii="Times New Roman" w:hAnsi="Times New Roman"/>
+          <w:sz w:val="24"/>
+        </w:rPr>
+        <w:t>прови́ни</w:t>
+      </w:r>
+      <w:r>
+        <w:rPr>
+          <w:rFonts w:ascii="Times New Roman" w:hAnsi="Times New Roman"/>
+          <w:sz w:val="24"/>
+        </w:rPr>
+        <w:t xml:space="preserve"> </w:t>
+      </w:r>
+      <w:r>
+        <w:rPr>
+          <w:rFonts w:ascii="Times New Roman" w:hAnsi="Times New Roman"/>
+          <w:sz w:val="24"/>
+        </w:rPr>
+        <w:t>на́ші</w:t>
+      </w:r>
+      <w:r>
+        <w:rPr>
+          <w:rFonts w:ascii="Times New Roman" w:hAnsi="Times New Roman"/>
+          <w:sz w:val="24"/>
+        </w:rPr>
+        <w:t xml:space="preserve">,* як і ми </w:t>
+      </w:r>
+      <w:r>
+        <w:rPr>
+          <w:rFonts w:ascii="Times New Roman" w:hAnsi="Times New Roman"/>
+          <w:sz w:val="24"/>
+        </w:rPr>
+        <w:t>проща́ємо</w:t>
+      </w:r>
+      <w:r>
+        <w:rPr>
+          <w:rFonts w:ascii="Times New Roman" w:hAnsi="Times New Roman"/>
+          <w:sz w:val="24"/>
+        </w:rPr>
+        <w:t xml:space="preserve"> </w:t>
+      </w:r>
+      <w:r>
+        <w:rPr>
+          <w:rFonts w:ascii="Times New Roman" w:hAnsi="Times New Roman"/>
+          <w:sz w:val="24"/>
+        </w:rPr>
+        <w:t>винува́тцям</w:t>
+      </w:r>
+      <w:r>
+        <w:rPr>
+          <w:rFonts w:ascii="Times New Roman" w:hAnsi="Times New Roman"/>
+          <w:sz w:val="24"/>
+        </w:rPr>
+        <w:t xml:space="preserve"> </w:t>
+      </w:r>
+      <w:r>
+        <w:rPr>
+          <w:rFonts w:ascii="Times New Roman" w:hAnsi="Times New Roman"/>
+          <w:sz w:val="24"/>
+        </w:rPr>
+        <w:t>на́шим</w:t>
+      </w:r>
+      <w:r>
+        <w:rPr>
+          <w:rFonts w:ascii="Times New Roman" w:hAnsi="Times New Roman"/>
+          <w:sz w:val="24"/>
+        </w:rPr>
+        <w:t xml:space="preserve">;* і не введи́ нас у </w:t>
+      </w:r>
+      <w:r>
+        <w:rPr>
+          <w:rFonts w:ascii="Times New Roman" w:hAnsi="Times New Roman"/>
+          <w:sz w:val="24"/>
+        </w:rPr>
+        <w:t>споку́су</w:t>
+      </w:r>
+      <w:r>
+        <w:rPr>
+          <w:rFonts w:ascii="Times New Roman" w:hAnsi="Times New Roman"/>
+          <w:sz w:val="24"/>
+        </w:rPr>
+        <w:t xml:space="preserve">,* але́ </w:t>
+      </w:r>
+      <w:r>
+        <w:rPr>
+          <w:rFonts w:ascii="Times New Roman" w:hAnsi="Times New Roman"/>
+          <w:sz w:val="24"/>
+        </w:rPr>
+        <w:t>ви́зволи</w:t>
+      </w:r>
+      <w:r>
+        <w:rPr>
+          <w:rFonts w:ascii="Times New Roman" w:hAnsi="Times New Roman"/>
+          <w:sz w:val="24"/>
+        </w:rPr>
+        <w:t xml:space="preserve"> нас від </w:t>
+      </w:r>
+      <w:r>
+        <w:rPr>
+          <w:rFonts w:ascii="Times New Roman" w:hAnsi="Times New Roman"/>
+          <w:sz w:val="24"/>
+        </w:rPr>
+        <w:t>лука́вого</w:t>
+      </w:r>
+      <w:r>
+        <w:rPr>
+          <w:rFonts w:ascii="Times New Roman" w:hAnsi="Times New Roman"/>
+          <w:sz w:val="24"/>
+        </w:rPr>
+        <w:t>.</w:t>
       </w:r>
     </w:p>
     <w:p>
@@ -18238,7 +20376,7 @@
           <w:sz w:val="24"/>
           <w:szCs w:val="24"/>
         </w:rPr>
-        <w:t>(г. 1):</w:t>
+        <w:t>(г. 1):</w:t>
       </w:r>
       <w:r>
         <w:rPr>
@@ -18428,7 +20566,7 @@
           <w:sz w:val="24"/>
           <w:szCs w:val="24"/>
         </w:rPr>
-        <w:t>(3 р.)</w:t>
+        <w:t>(3 р.)</w:t>
       </w:r>
     </w:p>
     <w:p>
@@ -18468,192 +20606,972 @@
     </w:p>
     <w:p>
       <w:pPr>
-        <w:spacing w:after="120"/>
-        <w:jc w:val="both"/>
-        <w:rPr>
-          <w:rFonts w:ascii="Times New Roman" w:hAnsi="Times New Roman" w:cs="Times New Roman"/>
-          <w:sz w:val="24"/>
-          <w:szCs w:val="24"/>
-        </w:rPr>
-      </w:pPr>
-      <w:r>
-        <w:rPr>
-          <w:rFonts w:ascii="Times New Roman" w:hAnsi="Times New Roman" w:cs="Times New Roman"/>
-          <w:sz w:val="24"/>
-          <w:szCs w:val="24"/>
-        </w:rPr>
-        <w:t>Благословлю Господа повсякчасно,* завжди хвала його на устах у мене.</w:t>
-      </w:r>
-    </w:p>
-    <w:p>
-      <w:pPr>
-        <w:spacing w:after="120"/>
-        <w:jc w:val="both"/>
-        <w:rPr>
-          <w:rFonts w:ascii="Times New Roman" w:hAnsi="Times New Roman" w:cs="Times New Roman"/>
-          <w:sz w:val="24"/>
-          <w:szCs w:val="24"/>
-        </w:rPr>
-      </w:pPr>
-      <w:r>
-        <w:rPr>
-          <w:rFonts w:ascii="Times New Roman" w:hAnsi="Times New Roman" w:cs="Times New Roman"/>
-          <w:sz w:val="24"/>
-          <w:szCs w:val="24"/>
-        </w:rPr>
-        <w:t>Душа моя нехай Господом хвалиться,* нехай покірні чують те й веселяться.</w:t>
-      </w:r>
-    </w:p>
-    <w:p>
-      <w:pPr>
-        <w:spacing w:after="120"/>
-        <w:jc w:val="both"/>
-        <w:rPr>
-          <w:rFonts w:ascii="Times New Roman" w:hAnsi="Times New Roman" w:cs="Times New Roman"/>
-          <w:sz w:val="24"/>
-          <w:szCs w:val="24"/>
-        </w:rPr>
-      </w:pPr>
-      <w:r>
-        <w:rPr>
-          <w:rFonts w:ascii="Times New Roman" w:hAnsi="Times New Roman" w:cs="Times New Roman"/>
-          <w:sz w:val="24"/>
-          <w:szCs w:val="24"/>
-        </w:rPr>
-        <w:t>Величайте Господа зо мною;* і вознесімо ім'я його разом.</w:t>
-      </w:r>
-    </w:p>
-    <w:p>
-      <w:pPr>
-        <w:spacing w:after="120"/>
-        <w:jc w:val="both"/>
-        <w:rPr>
-          <w:rFonts w:ascii="Times New Roman" w:hAnsi="Times New Roman" w:cs="Times New Roman"/>
-          <w:sz w:val="24"/>
-          <w:szCs w:val="24"/>
-        </w:rPr>
-      </w:pPr>
-      <w:r>
-        <w:rPr>
-          <w:rFonts w:ascii="Times New Roman" w:hAnsi="Times New Roman" w:cs="Times New Roman"/>
-          <w:sz w:val="24"/>
-          <w:szCs w:val="24"/>
-        </w:rPr>
-        <w:t>Я шукав Господа, і він почув мене;* і звільнив мене від усіх моїх скорбот.</w:t>
-      </w:r>
-    </w:p>
-    <w:p>
-      <w:pPr>
-        <w:spacing w:after="120"/>
-        <w:jc w:val="both"/>
-        <w:rPr>
-          <w:rFonts w:ascii="Times New Roman" w:hAnsi="Times New Roman" w:cs="Times New Roman"/>
-          <w:sz w:val="24"/>
-          <w:szCs w:val="24"/>
-        </w:rPr>
-      </w:pPr>
-      <w:r>
-        <w:rPr>
-          <w:rFonts w:ascii="Times New Roman" w:hAnsi="Times New Roman" w:cs="Times New Roman"/>
-          <w:sz w:val="24"/>
-          <w:szCs w:val="24"/>
-        </w:rPr>
-        <w:t>Гляньте на нього й розвеселіться,* обличчя ваше нехай не соромиться.</w:t>
-      </w:r>
-    </w:p>
-    <w:p>
-      <w:pPr>
-        <w:spacing w:after="120"/>
-        <w:jc w:val="both"/>
-        <w:rPr>
-          <w:rFonts w:ascii="Times New Roman" w:hAnsi="Times New Roman" w:cs="Times New Roman"/>
-          <w:sz w:val="24"/>
-          <w:szCs w:val="24"/>
-        </w:rPr>
-      </w:pPr>
-      <w:r>
-        <w:rPr>
-          <w:rFonts w:ascii="Times New Roman" w:hAnsi="Times New Roman" w:cs="Times New Roman"/>
-          <w:sz w:val="24"/>
-          <w:szCs w:val="24"/>
-        </w:rPr>
-        <w:t>Ось візвав бідолаха, і Господь почув,* і врятував його від усіх його напастей.</w:t>
-      </w:r>
-    </w:p>
-    <w:p>
-      <w:pPr>
-        <w:spacing w:after="120"/>
-        <w:jc w:val="both"/>
-        <w:rPr>
-          <w:rFonts w:ascii="Times New Roman" w:hAnsi="Times New Roman" w:cs="Times New Roman"/>
-          <w:sz w:val="24"/>
-          <w:szCs w:val="24"/>
-        </w:rPr>
-      </w:pPr>
-      <w:r>
-        <w:rPr>
-          <w:rFonts w:ascii="Times New Roman" w:hAnsi="Times New Roman" w:cs="Times New Roman"/>
-          <w:sz w:val="24"/>
-          <w:szCs w:val="24"/>
-        </w:rPr>
-        <w:t>Ангел Господній стоїть на варті навкруг тих, що його бояться,* і їх визволяє.</w:t>
-      </w:r>
-    </w:p>
-    <w:p>
-      <w:pPr>
-        <w:spacing w:after="120"/>
-        <w:jc w:val="both"/>
-        <w:rPr>
-          <w:rFonts w:ascii="Times New Roman" w:hAnsi="Times New Roman" w:cs="Times New Roman"/>
-          <w:sz w:val="24"/>
-          <w:szCs w:val="24"/>
-        </w:rPr>
-      </w:pPr>
-      <w:r>
-        <w:rPr>
-          <w:rFonts w:ascii="Times New Roman" w:hAnsi="Times New Roman" w:cs="Times New Roman"/>
-          <w:sz w:val="24"/>
-          <w:szCs w:val="24"/>
-        </w:rPr>
-        <w:t>Спробуйте й подивіться, який добрий Господь.* Блаженний, хто до нього прибігає.</w:t>
-      </w:r>
-    </w:p>
-    <w:p>
-      <w:pPr>
-        <w:spacing w:after="120"/>
-        <w:jc w:val="both"/>
-        <w:rPr>
-          <w:rFonts w:ascii="Times New Roman" w:hAnsi="Times New Roman" w:cs="Times New Roman"/>
-          <w:sz w:val="24"/>
-          <w:szCs w:val="24"/>
-        </w:rPr>
-      </w:pPr>
-      <w:r>
-        <w:rPr>
-          <w:rFonts w:ascii="Times New Roman" w:hAnsi="Times New Roman" w:cs="Times New Roman"/>
-          <w:sz w:val="24"/>
-          <w:szCs w:val="24"/>
-        </w:rPr>
-        <w:t>Бійтеся Господа, його святі,* бо нема нестачі в тих, що його бояться.</w:t>
-      </w:r>
-    </w:p>
-    <w:p>
-      <w:pPr>
-        <w:spacing w:after="120"/>
-        <w:jc w:val="both"/>
-        <w:rPr>
-          <w:rFonts w:ascii="Times New Roman" w:hAnsi="Times New Roman" w:cs="Times New Roman"/>
-          <w:sz w:val="24"/>
-          <w:szCs w:val="24"/>
-        </w:rPr>
-      </w:pPr>
-      <w:r>
-        <w:rPr>
-          <w:rFonts w:ascii="Times New Roman" w:hAnsi="Times New Roman" w:cs="Times New Roman"/>
-          <w:sz w:val="24"/>
-          <w:szCs w:val="24"/>
-        </w:rPr>
-        <w:t>Багаті збідніли й голодують,* а тим, що Господа шукають, ніякого блага не забракне.</w:t>
+        <w:pStyle w:val="a"/>
+        <w:spacing w:after="120"/>
+      </w:pPr>
+      <w:r>
+        <w:rPr>
+          <w:rFonts w:ascii="Times New Roman" w:hAnsi="Times New Roman"/>
+          <w:sz w:val="24"/>
+        </w:rPr>
+        <w:t xml:space="preserve">Благословлю́ </w:t>
+      </w:r>
+      <w:r>
+        <w:rPr>
+          <w:rFonts w:ascii="Times New Roman" w:hAnsi="Times New Roman"/>
+          <w:sz w:val="24"/>
+        </w:rPr>
+        <w:t>Го́спода</w:t>
+      </w:r>
+      <w:r>
+        <w:rPr>
+          <w:rFonts w:ascii="Times New Roman" w:hAnsi="Times New Roman"/>
+          <w:sz w:val="24"/>
+        </w:rPr>
+        <w:t xml:space="preserve"> </w:t>
+      </w:r>
+      <w:r>
+        <w:rPr>
+          <w:rFonts w:ascii="Times New Roman" w:hAnsi="Times New Roman"/>
+          <w:sz w:val="24"/>
+        </w:rPr>
+        <w:t>повсякча́сно</w:t>
+      </w:r>
+      <w:r>
+        <w:rPr>
+          <w:rFonts w:ascii="Times New Roman" w:hAnsi="Times New Roman"/>
+          <w:sz w:val="24"/>
+        </w:rPr>
+        <w:t xml:space="preserve">,* </w:t>
+      </w:r>
+      <w:r>
+        <w:rPr>
+          <w:rFonts w:ascii="Times New Roman" w:hAnsi="Times New Roman"/>
+          <w:sz w:val="24"/>
+        </w:rPr>
+        <w:t>зав́жди</w:t>
+      </w:r>
+      <w:r>
+        <w:rPr>
+          <w:rFonts w:ascii="Times New Roman" w:hAnsi="Times New Roman"/>
+          <w:sz w:val="24"/>
+        </w:rPr>
+        <w:t xml:space="preserve"> хвала́ Його́ на </w:t>
+      </w:r>
+      <w:r>
+        <w:rPr>
+          <w:rFonts w:ascii="Times New Roman" w:hAnsi="Times New Roman"/>
+          <w:sz w:val="24"/>
+        </w:rPr>
+        <w:t>уста́х</w:t>
+      </w:r>
+      <w:r>
+        <w:rPr>
+          <w:rFonts w:ascii="Times New Roman" w:hAnsi="Times New Roman"/>
+          <w:sz w:val="24"/>
+        </w:rPr>
+        <w:t xml:space="preserve"> у </w:t>
+      </w:r>
+      <w:r>
+        <w:rPr>
+          <w:rFonts w:ascii="Times New Roman" w:hAnsi="Times New Roman"/>
+          <w:sz w:val="24"/>
+        </w:rPr>
+        <w:t>ме́не</w:t>
+      </w:r>
+      <w:r>
+        <w:rPr>
+          <w:rFonts w:ascii="Times New Roman" w:hAnsi="Times New Roman"/>
+          <w:sz w:val="24"/>
+        </w:rPr>
+        <w:t>.</w:t>
+      </w:r>
+    </w:p>
+    <w:p>
+      <w:pPr>
+        <w:pStyle w:val="a"/>
+        <w:spacing w:after="120"/>
+      </w:pPr>
+      <w:r>
+        <w:rPr>
+          <w:rFonts w:ascii="Times New Roman" w:hAnsi="Times New Roman"/>
+          <w:sz w:val="24"/>
+        </w:rPr>
+        <w:t xml:space="preserve">Душа́ моя́ </w:t>
+      </w:r>
+      <w:r>
+        <w:rPr>
+          <w:rFonts w:ascii="Times New Roman" w:hAnsi="Times New Roman"/>
+          <w:sz w:val="24"/>
+        </w:rPr>
+        <w:t>неха́й</w:t>
+      </w:r>
+      <w:r>
+        <w:rPr>
+          <w:rFonts w:ascii="Times New Roman" w:hAnsi="Times New Roman"/>
+          <w:sz w:val="24"/>
+        </w:rPr>
+        <w:t xml:space="preserve"> </w:t>
+      </w:r>
+      <w:r>
+        <w:rPr>
+          <w:rFonts w:ascii="Times New Roman" w:hAnsi="Times New Roman"/>
+          <w:sz w:val="24"/>
+        </w:rPr>
+        <w:t>Го́сподом</w:t>
+      </w:r>
+      <w:r>
+        <w:rPr>
+          <w:rFonts w:ascii="Times New Roman" w:hAnsi="Times New Roman"/>
+          <w:sz w:val="24"/>
+        </w:rPr>
+        <w:t xml:space="preserve"> </w:t>
+      </w:r>
+      <w:r>
+        <w:rPr>
+          <w:rFonts w:ascii="Times New Roman" w:hAnsi="Times New Roman"/>
+          <w:sz w:val="24"/>
+        </w:rPr>
+        <w:t>хва́литься</w:t>
+      </w:r>
+      <w:r>
+        <w:rPr>
+          <w:rFonts w:ascii="Times New Roman" w:hAnsi="Times New Roman"/>
+          <w:sz w:val="24"/>
+        </w:rPr>
+        <w:t xml:space="preserve">,* </w:t>
+      </w:r>
+      <w:r>
+        <w:rPr>
+          <w:rFonts w:ascii="Times New Roman" w:hAnsi="Times New Roman"/>
+          <w:sz w:val="24"/>
+        </w:rPr>
+        <w:t>неха́й</w:t>
+      </w:r>
+      <w:r>
+        <w:rPr>
+          <w:rFonts w:ascii="Times New Roman" w:hAnsi="Times New Roman"/>
+          <w:sz w:val="24"/>
+        </w:rPr>
+        <w:t xml:space="preserve"> </w:t>
+      </w:r>
+      <w:r>
+        <w:rPr>
+          <w:rFonts w:ascii="Times New Roman" w:hAnsi="Times New Roman"/>
+          <w:sz w:val="24"/>
+        </w:rPr>
+        <w:t>покі́рні</w:t>
+      </w:r>
+      <w:r>
+        <w:rPr>
+          <w:rFonts w:ascii="Times New Roman" w:hAnsi="Times New Roman"/>
+          <w:sz w:val="24"/>
+        </w:rPr>
+        <w:t xml:space="preserve"> </w:t>
+      </w:r>
+      <w:r>
+        <w:rPr>
+          <w:rFonts w:ascii="Times New Roman" w:hAnsi="Times New Roman"/>
+          <w:sz w:val="24"/>
+        </w:rPr>
+        <w:t>чу́ють</w:t>
+      </w:r>
+      <w:r>
+        <w:rPr>
+          <w:rFonts w:ascii="Times New Roman" w:hAnsi="Times New Roman"/>
+          <w:sz w:val="24"/>
+        </w:rPr>
+        <w:t xml:space="preserve"> те й </w:t>
+      </w:r>
+      <w:r>
+        <w:rPr>
+          <w:rFonts w:ascii="Times New Roman" w:hAnsi="Times New Roman"/>
+          <w:sz w:val="24"/>
+        </w:rPr>
+        <w:t>веселя́ться</w:t>
+      </w:r>
+    </w:p>
+    <w:p>
+      <w:pPr>
+        <w:pStyle w:val="a"/>
+        <w:spacing w:after="120"/>
+      </w:pPr>
+      <w:r>
+        <w:rPr>
+          <w:rFonts w:ascii="Times New Roman" w:hAnsi="Times New Roman"/>
+          <w:sz w:val="24"/>
+        </w:rPr>
+        <w:t>Велича́йте</w:t>
+      </w:r>
+      <w:r>
+        <w:rPr>
+          <w:rFonts w:ascii="Times New Roman" w:hAnsi="Times New Roman"/>
+          <w:sz w:val="24"/>
+        </w:rPr>
+        <w:t xml:space="preserve"> </w:t>
+      </w:r>
+      <w:r>
+        <w:rPr>
+          <w:rFonts w:ascii="Times New Roman" w:hAnsi="Times New Roman"/>
+          <w:sz w:val="24"/>
+        </w:rPr>
+        <w:t>Го́спода</w:t>
+      </w:r>
+      <w:r>
+        <w:rPr>
+          <w:rFonts w:ascii="Times New Roman" w:hAnsi="Times New Roman"/>
+          <w:sz w:val="24"/>
+        </w:rPr>
+        <w:t xml:space="preserve"> зо </w:t>
+      </w:r>
+      <w:r>
+        <w:rPr>
+          <w:rFonts w:ascii="Times New Roman" w:hAnsi="Times New Roman"/>
+          <w:sz w:val="24"/>
+        </w:rPr>
+        <w:t>мно́ю</w:t>
+      </w:r>
+      <w:r>
+        <w:rPr>
+          <w:rFonts w:ascii="Times New Roman" w:hAnsi="Times New Roman"/>
+          <w:sz w:val="24"/>
+        </w:rPr>
+        <w:t xml:space="preserve">;* і </w:t>
+      </w:r>
+      <w:r>
+        <w:rPr>
+          <w:rFonts w:ascii="Times New Roman" w:hAnsi="Times New Roman"/>
+          <w:sz w:val="24"/>
+        </w:rPr>
+        <w:t>вознесі́мо</w:t>
+      </w:r>
+      <w:r>
+        <w:rPr>
+          <w:rFonts w:ascii="Times New Roman" w:hAnsi="Times New Roman"/>
+          <w:sz w:val="24"/>
+        </w:rPr>
+        <w:t xml:space="preserve"> Ім’я́ Його́ </w:t>
+      </w:r>
+      <w:r>
+        <w:rPr>
+          <w:rFonts w:ascii="Times New Roman" w:hAnsi="Times New Roman"/>
+          <w:sz w:val="24"/>
+        </w:rPr>
+        <w:t>ра́зом</w:t>
+      </w:r>
+      <w:r>
+        <w:rPr>
+          <w:rFonts w:ascii="Times New Roman" w:hAnsi="Times New Roman"/>
+          <w:sz w:val="24"/>
+        </w:rPr>
+        <w:t>.</w:t>
+      </w:r>
+    </w:p>
+    <w:p>
+      <w:pPr>
+        <w:pStyle w:val="a"/>
+        <w:spacing w:after="120"/>
+      </w:pPr>
+      <w:r>
+        <w:rPr>
+          <w:rFonts w:ascii="Times New Roman" w:hAnsi="Times New Roman"/>
+          <w:sz w:val="24"/>
+        </w:rPr>
+        <w:t xml:space="preserve">Я </w:t>
+      </w:r>
+      <w:r>
+        <w:rPr>
+          <w:rFonts w:ascii="Times New Roman" w:hAnsi="Times New Roman"/>
+          <w:sz w:val="24"/>
+        </w:rPr>
+        <w:t>шука́в</w:t>
+      </w:r>
+      <w:r>
+        <w:rPr>
+          <w:rFonts w:ascii="Times New Roman" w:hAnsi="Times New Roman"/>
+          <w:sz w:val="24"/>
+        </w:rPr>
+        <w:t xml:space="preserve"> </w:t>
+      </w:r>
+      <w:r>
+        <w:rPr>
+          <w:rFonts w:ascii="Times New Roman" w:hAnsi="Times New Roman"/>
+          <w:sz w:val="24"/>
+        </w:rPr>
+        <w:t>Го́спода</w:t>
+      </w:r>
+      <w:r>
+        <w:rPr>
+          <w:rFonts w:ascii="Times New Roman" w:hAnsi="Times New Roman"/>
+          <w:sz w:val="24"/>
+        </w:rPr>
+        <w:t xml:space="preserve">, і Він </w:t>
+      </w:r>
+      <w:r>
+        <w:rPr>
+          <w:rFonts w:ascii="Times New Roman" w:hAnsi="Times New Roman"/>
+          <w:sz w:val="24"/>
+        </w:rPr>
+        <w:t>почу́в</w:t>
+      </w:r>
+      <w:r>
+        <w:rPr>
+          <w:rFonts w:ascii="Times New Roman" w:hAnsi="Times New Roman"/>
+          <w:sz w:val="24"/>
+        </w:rPr>
+        <w:t xml:space="preserve"> мене́;* і </w:t>
+      </w:r>
+      <w:r>
+        <w:rPr>
+          <w:rFonts w:ascii="Times New Roman" w:hAnsi="Times New Roman"/>
+          <w:sz w:val="24"/>
+        </w:rPr>
+        <w:t>звільни́в</w:t>
+      </w:r>
+      <w:r>
+        <w:rPr>
+          <w:rFonts w:ascii="Times New Roman" w:hAnsi="Times New Roman"/>
+          <w:sz w:val="24"/>
+        </w:rPr>
+        <w:t xml:space="preserve"> мене́ від </w:t>
+      </w:r>
+      <w:r>
+        <w:rPr>
+          <w:rFonts w:ascii="Times New Roman" w:hAnsi="Times New Roman"/>
+          <w:sz w:val="24"/>
+        </w:rPr>
+        <w:t>усі́х</w:t>
+      </w:r>
+      <w:r>
+        <w:rPr>
+          <w:rFonts w:ascii="Times New Roman" w:hAnsi="Times New Roman"/>
+          <w:sz w:val="24"/>
+        </w:rPr>
+        <w:t xml:space="preserve"> </w:t>
+      </w:r>
+      <w:r>
+        <w:rPr>
+          <w:rFonts w:ascii="Times New Roman" w:hAnsi="Times New Roman"/>
+          <w:sz w:val="24"/>
+        </w:rPr>
+        <w:t>мої́х</w:t>
+      </w:r>
+      <w:r>
+        <w:rPr>
+          <w:rFonts w:ascii="Times New Roman" w:hAnsi="Times New Roman"/>
+          <w:sz w:val="24"/>
+        </w:rPr>
+        <w:t xml:space="preserve"> </w:t>
+      </w:r>
+      <w:r>
+        <w:rPr>
+          <w:rFonts w:ascii="Times New Roman" w:hAnsi="Times New Roman"/>
+          <w:sz w:val="24"/>
+        </w:rPr>
+        <w:t>скорбо́т</w:t>
+      </w:r>
+      <w:r>
+        <w:rPr>
+          <w:rFonts w:ascii="Times New Roman" w:hAnsi="Times New Roman"/>
+          <w:sz w:val="24"/>
+        </w:rPr>
+        <w:t>.</w:t>
+      </w:r>
+    </w:p>
+    <w:p>
+      <w:pPr>
+        <w:pStyle w:val="a"/>
+        <w:spacing w:after="120"/>
+      </w:pPr>
+      <w:r>
+        <w:rPr>
+          <w:rFonts w:ascii="Times New Roman" w:hAnsi="Times New Roman"/>
+          <w:sz w:val="24"/>
+        </w:rPr>
+        <w:t>Гля́ньте</w:t>
+      </w:r>
+      <w:r>
+        <w:rPr>
+          <w:rFonts w:ascii="Times New Roman" w:hAnsi="Times New Roman"/>
+          <w:sz w:val="24"/>
+        </w:rPr>
+        <w:t xml:space="preserve"> на </w:t>
+      </w:r>
+      <w:r>
+        <w:rPr>
+          <w:rFonts w:ascii="Times New Roman" w:hAnsi="Times New Roman"/>
+          <w:sz w:val="24"/>
+        </w:rPr>
+        <w:t>Ньо́го</w:t>
+      </w:r>
+      <w:r>
+        <w:rPr>
+          <w:rFonts w:ascii="Times New Roman" w:hAnsi="Times New Roman"/>
+          <w:sz w:val="24"/>
+        </w:rPr>
+        <w:t xml:space="preserve"> й </w:t>
+      </w:r>
+      <w:r>
+        <w:rPr>
+          <w:rFonts w:ascii="Times New Roman" w:hAnsi="Times New Roman"/>
+          <w:sz w:val="24"/>
+        </w:rPr>
+        <w:t>розвеселі́ться</w:t>
+      </w:r>
+      <w:r>
+        <w:rPr>
+          <w:rFonts w:ascii="Times New Roman" w:hAnsi="Times New Roman"/>
+          <w:sz w:val="24"/>
+        </w:rPr>
+        <w:t xml:space="preserve">,* </w:t>
+      </w:r>
+      <w:r>
+        <w:rPr>
+          <w:rFonts w:ascii="Times New Roman" w:hAnsi="Times New Roman"/>
+          <w:sz w:val="24"/>
+        </w:rPr>
+        <w:t>обли́ччя</w:t>
+      </w:r>
+      <w:r>
+        <w:rPr>
+          <w:rFonts w:ascii="Times New Roman" w:hAnsi="Times New Roman"/>
+          <w:sz w:val="24"/>
+        </w:rPr>
+        <w:t xml:space="preserve"> </w:t>
+      </w:r>
+      <w:r>
+        <w:rPr>
+          <w:rFonts w:ascii="Times New Roman" w:hAnsi="Times New Roman"/>
+          <w:sz w:val="24"/>
+        </w:rPr>
+        <w:t>ва́ше</w:t>
+      </w:r>
+      <w:r>
+        <w:rPr>
+          <w:rFonts w:ascii="Times New Roman" w:hAnsi="Times New Roman"/>
+          <w:sz w:val="24"/>
+        </w:rPr>
+        <w:t xml:space="preserve"> </w:t>
+      </w:r>
+      <w:r>
+        <w:rPr>
+          <w:rFonts w:ascii="Times New Roman" w:hAnsi="Times New Roman"/>
+          <w:sz w:val="24"/>
+        </w:rPr>
+        <w:t>неха́й</w:t>
+      </w:r>
+      <w:r>
+        <w:rPr>
+          <w:rFonts w:ascii="Times New Roman" w:hAnsi="Times New Roman"/>
+          <w:sz w:val="24"/>
+        </w:rPr>
+        <w:t xml:space="preserve"> не </w:t>
+      </w:r>
+      <w:r>
+        <w:rPr>
+          <w:rFonts w:ascii="Times New Roman" w:hAnsi="Times New Roman"/>
+          <w:sz w:val="24"/>
+        </w:rPr>
+        <w:t>соро́миться</w:t>
+      </w:r>
+    </w:p>
+    <w:p>
+      <w:pPr>
+        <w:pStyle w:val="a"/>
+        <w:spacing w:after="120"/>
+      </w:pPr>
+      <w:r>
+        <w:rPr>
+          <w:rFonts w:ascii="Times New Roman" w:hAnsi="Times New Roman"/>
+          <w:sz w:val="24"/>
+        </w:rPr>
+        <w:t xml:space="preserve">Ось </w:t>
+      </w:r>
+      <w:r>
+        <w:rPr>
+          <w:rFonts w:ascii="Times New Roman" w:hAnsi="Times New Roman"/>
+          <w:sz w:val="24"/>
+        </w:rPr>
+        <w:t>візва́в</w:t>
+      </w:r>
+      <w:r>
+        <w:rPr>
+          <w:rFonts w:ascii="Times New Roman" w:hAnsi="Times New Roman"/>
+          <w:sz w:val="24"/>
+        </w:rPr>
+        <w:t xml:space="preserve"> </w:t>
+      </w:r>
+      <w:r>
+        <w:rPr>
+          <w:rFonts w:ascii="Times New Roman" w:hAnsi="Times New Roman"/>
+          <w:sz w:val="24"/>
+        </w:rPr>
+        <w:t>бідола́ха</w:t>
+      </w:r>
+      <w:r>
+        <w:rPr>
+          <w:rFonts w:ascii="Times New Roman" w:hAnsi="Times New Roman"/>
+          <w:sz w:val="24"/>
+        </w:rPr>
+        <w:t xml:space="preserve">, і </w:t>
+      </w:r>
+      <w:r>
+        <w:rPr>
+          <w:rFonts w:ascii="Times New Roman" w:hAnsi="Times New Roman"/>
+          <w:sz w:val="24"/>
+        </w:rPr>
+        <w:t>Госпо́дь</w:t>
+      </w:r>
+      <w:r>
+        <w:rPr>
+          <w:rFonts w:ascii="Times New Roman" w:hAnsi="Times New Roman"/>
+          <w:sz w:val="24"/>
+        </w:rPr>
+        <w:t xml:space="preserve"> </w:t>
+      </w:r>
+      <w:r>
+        <w:rPr>
+          <w:rFonts w:ascii="Times New Roman" w:hAnsi="Times New Roman"/>
+          <w:sz w:val="24"/>
+        </w:rPr>
+        <w:t>почу́в</w:t>
+      </w:r>
+      <w:r>
+        <w:rPr>
+          <w:rFonts w:ascii="Times New Roman" w:hAnsi="Times New Roman"/>
+          <w:sz w:val="24"/>
+        </w:rPr>
+        <w:t xml:space="preserve">,* і </w:t>
+      </w:r>
+      <w:r>
+        <w:rPr>
+          <w:rFonts w:ascii="Times New Roman" w:hAnsi="Times New Roman"/>
+          <w:sz w:val="24"/>
+        </w:rPr>
+        <w:t>врятува́в</w:t>
+      </w:r>
+      <w:r>
+        <w:rPr>
+          <w:rFonts w:ascii="Times New Roman" w:hAnsi="Times New Roman"/>
+          <w:sz w:val="24"/>
+        </w:rPr>
+        <w:t xml:space="preserve"> його́ від </w:t>
+      </w:r>
+      <w:r>
+        <w:rPr>
+          <w:rFonts w:ascii="Times New Roman" w:hAnsi="Times New Roman"/>
+          <w:sz w:val="24"/>
+        </w:rPr>
+        <w:t>усі́х</w:t>
+      </w:r>
+      <w:r>
+        <w:rPr>
+          <w:rFonts w:ascii="Times New Roman" w:hAnsi="Times New Roman"/>
+          <w:sz w:val="24"/>
+        </w:rPr>
+        <w:t xml:space="preserve"> його́ </w:t>
+      </w:r>
+      <w:r>
+        <w:rPr>
+          <w:rFonts w:ascii="Times New Roman" w:hAnsi="Times New Roman"/>
+          <w:sz w:val="24"/>
+        </w:rPr>
+        <w:t>на́пастей</w:t>
+      </w:r>
+      <w:r>
+        <w:rPr>
+          <w:rFonts w:ascii="Times New Roman" w:hAnsi="Times New Roman"/>
+          <w:sz w:val="24"/>
+        </w:rPr>
+        <w:t>.</w:t>
+      </w:r>
+    </w:p>
+    <w:p>
+      <w:pPr>
+        <w:pStyle w:val="a"/>
+        <w:spacing w:after="120"/>
+      </w:pPr>
+      <w:r>
+        <w:rPr>
+          <w:rFonts w:ascii="Times New Roman" w:hAnsi="Times New Roman"/>
+          <w:sz w:val="24"/>
+        </w:rPr>
+        <w:t>А́нгел</w:t>
+      </w:r>
+      <w:r>
+        <w:rPr>
+          <w:rFonts w:ascii="Times New Roman" w:hAnsi="Times New Roman"/>
+          <w:sz w:val="24"/>
+        </w:rPr>
+        <w:t xml:space="preserve"> </w:t>
+      </w:r>
+      <w:r>
+        <w:rPr>
+          <w:rFonts w:ascii="Times New Roman" w:hAnsi="Times New Roman"/>
+          <w:sz w:val="24"/>
+        </w:rPr>
+        <w:t>Госпо́дній</w:t>
+      </w:r>
+      <w:r>
+        <w:rPr>
+          <w:rFonts w:ascii="Times New Roman" w:hAnsi="Times New Roman"/>
+          <w:sz w:val="24"/>
+        </w:rPr>
+        <w:t xml:space="preserve"> </w:t>
+      </w:r>
+      <w:r>
+        <w:rPr>
+          <w:rFonts w:ascii="Times New Roman" w:hAnsi="Times New Roman"/>
+          <w:sz w:val="24"/>
+        </w:rPr>
+        <w:t>стої́ть</w:t>
+      </w:r>
+      <w:r>
+        <w:rPr>
+          <w:rFonts w:ascii="Times New Roman" w:hAnsi="Times New Roman"/>
+          <w:sz w:val="24"/>
+        </w:rPr>
+        <w:t xml:space="preserve"> на </w:t>
+      </w:r>
+      <w:r>
+        <w:rPr>
+          <w:rFonts w:ascii="Times New Roman" w:hAnsi="Times New Roman"/>
+          <w:sz w:val="24"/>
+        </w:rPr>
+        <w:t>ва́рті</w:t>
+      </w:r>
+      <w:r>
+        <w:rPr>
+          <w:rFonts w:ascii="Times New Roman" w:hAnsi="Times New Roman"/>
+          <w:sz w:val="24"/>
+        </w:rPr>
+        <w:t xml:space="preserve"> </w:t>
+      </w:r>
+      <w:r>
+        <w:rPr>
+          <w:rFonts w:ascii="Times New Roman" w:hAnsi="Times New Roman"/>
+          <w:sz w:val="24"/>
+        </w:rPr>
+        <w:t>навкру́г</w:t>
+      </w:r>
+      <w:r>
+        <w:rPr>
+          <w:rFonts w:ascii="Times New Roman" w:hAnsi="Times New Roman"/>
+          <w:sz w:val="24"/>
+        </w:rPr>
+        <w:t xml:space="preserve"> тих, що Його́ </w:t>
+      </w:r>
+      <w:r>
+        <w:rPr>
+          <w:rFonts w:ascii="Times New Roman" w:hAnsi="Times New Roman"/>
+          <w:sz w:val="24"/>
+        </w:rPr>
+        <w:t>боя́ться</w:t>
+      </w:r>
+      <w:r>
+        <w:rPr>
+          <w:rFonts w:ascii="Times New Roman" w:hAnsi="Times New Roman"/>
+          <w:sz w:val="24"/>
+        </w:rPr>
+        <w:t xml:space="preserve">,* і їх </w:t>
+      </w:r>
+      <w:r>
+        <w:rPr>
+          <w:rFonts w:ascii="Times New Roman" w:hAnsi="Times New Roman"/>
+          <w:sz w:val="24"/>
+        </w:rPr>
+        <w:t>визволя́є</w:t>
+      </w:r>
+      <w:r>
+        <w:rPr>
+          <w:rFonts w:ascii="Times New Roman" w:hAnsi="Times New Roman"/>
+          <w:sz w:val="24"/>
+        </w:rPr>
+        <w:t>.</w:t>
+      </w:r>
+    </w:p>
+    <w:p>
+      <w:pPr>
+        <w:pStyle w:val="a"/>
+        <w:spacing w:after="120"/>
+      </w:pPr>
+      <w:r>
+        <w:rPr>
+          <w:rFonts w:ascii="Times New Roman" w:hAnsi="Times New Roman"/>
+          <w:sz w:val="24"/>
+        </w:rPr>
+        <w:t>Спро́буйте</w:t>
+      </w:r>
+      <w:r>
+        <w:rPr>
+          <w:rFonts w:ascii="Times New Roman" w:hAnsi="Times New Roman"/>
+          <w:sz w:val="24"/>
+        </w:rPr>
+        <w:t xml:space="preserve"> й </w:t>
+      </w:r>
+      <w:r>
+        <w:rPr>
+          <w:rFonts w:ascii="Times New Roman" w:hAnsi="Times New Roman"/>
+          <w:sz w:val="24"/>
+        </w:rPr>
+        <w:t>подиві́ться</w:t>
+      </w:r>
+      <w:r>
+        <w:rPr>
+          <w:rFonts w:ascii="Times New Roman" w:hAnsi="Times New Roman"/>
+          <w:sz w:val="24"/>
+        </w:rPr>
+        <w:t xml:space="preserve">, </w:t>
+      </w:r>
+      <w:r>
+        <w:rPr>
+          <w:rFonts w:ascii="Times New Roman" w:hAnsi="Times New Roman"/>
+          <w:sz w:val="24"/>
+        </w:rPr>
+        <w:t>яки́й</w:t>
+      </w:r>
+      <w:r>
+        <w:rPr>
+          <w:rFonts w:ascii="Times New Roman" w:hAnsi="Times New Roman"/>
+          <w:sz w:val="24"/>
+        </w:rPr>
+        <w:t xml:space="preserve"> </w:t>
+      </w:r>
+      <w:r>
+        <w:rPr>
+          <w:rFonts w:ascii="Times New Roman" w:hAnsi="Times New Roman"/>
+          <w:sz w:val="24"/>
+        </w:rPr>
+        <w:t>до́брий</w:t>
+      </w:r>
+      <w:r>
+        <w:rPr>
+          <w:rFonts w:ascii="Times New Roman" w:hAnsi="Times New Roman"/>
+          <w:sz w:val="24"/>
+        </w:rPr>
+        <w:t xml:space="preserve"> Госпо́дь.* </w:t>
+      </w:r>
+      <w:r>
+        <w:rPr>
+          <w:rFonts w:ascii="Times New Roman" w:hAnsi="Times New Roman"/>
+          <w:sz w:val="24"/>
+        </w:rPr>
+        <w:t>Блаже́нний</w:t>
+      </w:r>
+      <w:r>
+        <w:rPr>
+          <w:rFonts w:ascii="Times New Roman" w:hAnsi="Times New Roman"/>
+          <w:sz w:val="24"/>
+        </w:rPr>
+        <w:t xml:space="preserve">, хто до </w:t>
+      </w:r>
+      <w:r>
+        <w:rPr>
+          <w:rFonts w:ascii="Times New Roman" w:hAnsi="Times New Roman"/>
+          <w:sz w:val="24"/>
+        </w:rPr>
+        <w:t>Ньо́го</w:t>
+      </w:r>
+      <w:r>
+        <w:rPr>
+          <w:rFonts w:ascii="Times New Roman" w:hAnsi="Times New Roman"/>
+          <w:sz w:val="24"/>
+        </w:rPr>
+        <w:t xml:space="preserve"> </w:t>
+      </w:r>
+      <w:r>
+        <w:rPr>
+          <w:rFonts w:ascii="Times New Roman" w:hAnsi="Times New Roman"/>
+          <w:sz w:val="24"/>
+        </w:rPr>
+        <w:t>прибіга́є</w:t>
+      </w:r>
+      <w:r>
+        <w:rPr>
+          <w:rFonts w:ascii="Times New Roman" w:hAnsi="Times New Roman"/>
+          <w:sz w:val="24"/>
+        </w:rPr>
+        <w:t>.</w:t>
+      </w:r>
+    </w:p>
+    <w:p>
+      <w:pPr>
+        <w:pStyle w:val="a"/>
+        <w:spacing w:after="120"/>
+      </w:pPr>
+      <w:r>
+        <w:rPr>
+          <w:rFonts w:ascii="Times New Roman" w:hAnsi="Times New Roman"/>
+          <w:sz w:val="24"/>
+        </w:rPr>
+        <w:t>Бі́йтеся</w:t>
+      </w:r>
+      <w:r>
+        <w:rPr>
+          <w:rFonts w:ascii="Times New Roman" w:hAnsi="Times New Roman"/>
+          <w:sz w:val="24"/>
+        </w:rPr>
+        <w:t xml:space="preserve"> </w:t>
+      </w:r>
+      <w:r>
+        <w:rPr>
+          <w:rFonts w:ascii="Times New Roman" w:hAnsi="Times New Roman"/>
+          <w:sz w:val="24"/>
+        </w:rPr>
+        <w:t>Го́спода</w:t>
+      </w:r>
+      <w:r>
+        <w:rPr>
+          <w:rFonts w:ascii="Times New Roman" w:hAnsi="Times New Roman"/>
+          <w:sz w:val="24"/>
+        </w:rPr>
+        <w:t xml:space="preserve">, Його́ святі́,* бо нема́ </w:t>
+      </w:r>
+      <w:r>
+        <w:rPr>
+          <w:rFonts w:ascii="Times New Roman" w:hAnsi="Times New Roman"/>
+          <w:sz w:val="24"/>
+        </w:rPr>
+        <w:t>неста́чі</w:t>
+      </w:r>
+      <w:r>
+        <w:rPr>
+          <w:rFonts w:ascii="Times New Roman" w:hAnsi="Times New Roman"/>
+          <w:sz w:val="24"/>
+        </w:rPr>
+        <w:t xml:space="preserve"> в тих, що Його́ </w:t>
+      </w:r>
+      <w:r>
+        <w:rPr>
+          <w:rFonts w:ascii="Times New Roman" w:hAnsi="Times New Roman"/>
+          <w:sz w:val="24"/>
+        </w:rPr>
+        <w:t>боя́ться</w:t>
+      </w:r>
+      <w:r>
+        <w:rPr>
+          <w:rFonts w:ascii="Times New Roman" w:hAnsi="Times New Roman"/>
+          <w:sz w:val="24"/>
+        </w:rPr>
+        <w:t>.</w:t>
+      </w:r>
+    </w:p>
+    <w:p>
+      <w:pPr>
+        <w:pStyle w:val="a"/>
+        <w:spacing w:after="120"/>
+      </w:pPr>
+      <w:r>
+        <w:rPr>
+          <w:rFonts w:ascii="Times New Roman" w:hAnsi="Times New Roman"/>
+          <w:sz w:val="24"/>
+        </w:rPr>
+        <w:t>Бага́ті</w:t>
+      </w:r>
+      <w:r>
+        <w:rPr>
+          <w:rFonts w:ascii="Times New Roman" w:hAnsi="Times New Roman"/>
+          <w:sz w:val="24"/>
+        </w:rPr>
+        <w:t xml:space="preserve"> </w:t>
+      </w:r>
+      <w:r>
+        <w:rPr>
+          <w:rFonts w:ascii="Times New Roman" w:hAnsi="Times New Roman"/>
+          <w:sz w:val="24"/>
+        </w:rPr>
+        <w:t>збідні́ли</w:t>
+      </w:r>
+      <w:r>
+        <w:rPr>
+          <w:rFonts w:ascii="Times New Roman" w:hAnsi="Times New Roman"/>
+          <w:sz w:val="24"/>
+        </w:rPr>
+        <w:t xml:space="preserve"> й </w:t>
+      </w:r>
+      <w:r>
+        <w:rPr>
+          <w:rFonts w:ascii="Times New Roman" w:hAnsi="Times New Roman"/>
+          <w:sz w:val="24"/>
+        </w:rPr>
+        <w:t>голоду́ють</w:t>
+      </w:r>
+      <w:r>
+        <w:rPr>
+          <w:rFonts w:ascii="Times New Roman" w:hAnsi="Times New Roman"/>
+          <w:sz w:val="24"/>
+        </w:rPr>
+        <w:t xml:space="preserve">,* а тим, що </w:t>
+      </w:r>
+      <w:r>
+        <w:rPr>
+          <w:rFonts w:ascii="Times New Roman" w:hAnsi="Times New Roman"/>
+          <w:sz w:val="24"/>
+        </w:rPr>
+        <w:t>Го́спода</w:t>
+      </w:r>
+      <w:r>
+        <w:rPr>
+          <w:rFonts w:ascii="Times New Roman" w:hAnsi="Times New Roman"/>
+          <w:sz w:val="24"/>
+        </w:rPr>
+        <w:t xml:space="preserve"> </w:t>
+      </w:r>
+      <w:r>
+        <w:rPr>
+          <w:rFonts w:ascii="Times New Roman" w:hAnsi="Times New Roman"/>
+          <w:sz w:val="24"/>
+        </w:rPr>
+        <w:t>шука́ють</w:t>
+      </w:r>
+      <w:r>
+        <w:rPr>
+          <w:rFonts w:ascii="Times New Roman" w:hAnsi="Times New Roman"/>
+          <w:sz w:val="24"/>
+        </w:rPr>
+        <w:t xml:space="preserve">, </w:t>
+      </w:r>
+      <w:r>
+        <w:rPr>
+          <w:rFonts w:ascii="Times New Roman" w:hAnsi="Times New Roman"/>
+          <w:sz w:val="24"/>
+        </w:rPr>
+        <w:t>нія́кого</w:t>
+      </w:r>
+      <w:r>
+        <w:rPr>
+          <w:rFonts w:ascii="Times New Roman" w:hAnsi="Times New Roman"/>
+          <w:sz w:val="24"/>
+        </w:rPr>
+        <w:t xml:space="preserve"> </w:t>
+      </w:r>
+      <w:r>
+        <w:rPr>
+          <w:rFonts w:ascii="Times New Roman" w:hAnsi="Times New Roman"/>
+          <w:sz w:val="24"/>
+        </w:rPr>
+        <w:t>бла́га</w:t>
+      </w:r>
+      <w:r>
+        <w:rPr>
+          <w:rFonts w:ascii="Times New Roman" w:hAnsi="Times New Roman"/>
+          <w:sz w:val="24"/>
+        </w:rPr>
+        <w:t xml:space="preserve"> не </w:t>
+      </w:r>
+      <w:r>
+        <w:rPr>
+          <w:rFonts w:ascii="Times New Roman" w:hAnsi="Times New Roman"/>
+          <w:sz w:val="24"/>
+        </w:rPr>
+        <w:t>забра́кне</w:t>
+      </w:r>
+      <w:r>
+        <w:rPr>
+          <w:rFonts w:ascii="Times New Roman" w:hAnsi="Times New Roman"/>
+          <w:sz w:val="24"/>
+        </w:rPr>
+        <w:t>.</w:t>
       </w:r>
     </w:p>
     <w:p>
@@ -19007,7 +21925,7 @@
           <w:sz w:val="24"/>
           <w:szCs w:val="24"/>
         </w:rPr>
-        <w:t>(3 р.)</w:t>
+        <w:t>(3 р.)</w:t>
       </w:r>
       <w:r>
         <w:rPr>
@@ -19515,7 +22433,7 @@
           <w:sz w:val="24"/>
           <w:szCs w:val="24"/>
         </w:rPr>
-        <w:t>(3 р.)</w:t>
+        <w:t>(3 р.)</w:t>
       </w:r>
     </w:p>
     <w:p>
@@ -19545,7 +22463,7 @@
           <w:sz w:val="24"/>
           <w:szCs w:val="24"/>
         </w:rPr>
-        <w:t>(2 р.)</w:t>
+        <w:t>(2 р.)</w:t>
       </w:r>
     </w:p>
     <w:p>
@@ -21979,7 +24897,7 @@
           <w:sz w:val="24"/>
           <w:szCs w:val="24"/>
         </w:rPr>
-        <w:t>(3 р.)</w:t>
+        <w:t>(3 р.)</w:t>
       </w:r>
     </w:p>
     <w:p>
@@ -22094,7 +25012,7 @@
           <w:sz w:val="24"/>
           <w:szCs w:val="24"/>
         </w:rPr>
-        <w:t>1. </w:t>
+        <w:t xml:space="preserve">1. </w:t>
       </w:r>
       <w:r>
         <w:rPr>
@@ -22144,7 +25062,7 @@
           <w:sz w:val="24"/>
           <w:szCs w:val="24"/>
         </w:rPr>
-        <w:t>2. </w:t>
+        <w:t xml:space="preserve">2. </w:t>
       </w:r>
       <w:r>
         <w:rPr>
@@ -22203,7 +25121,7 @@
           <w:sz w:val="24"/>
           <w:szCs w:val="24"/>
         </w:rPr>
-        <w:t> Від ночі лине дух наш до тебе, Боже, бо світлом є повеління твої. Навчи нас, Боже, правди твоєї, заповідей твоїх і виправдань твоїх. Просвіти наші духовні очі, щоб ми не заснули в гріхах на смерть. Віджени всяку мряку від сердець наших, даруй нам сонце правди і охорони життя наше знаменням і печаттю Святого твого Духа. Направ стопи наші на шлях мирний, дай нам бачити ранішній день у радості, щоб ми тобі засилали ранішні молитви, бо твоє є володіння і твоє є царство і сила, і слава Отця, і Сина, і Святого Духа, нині і повсякчас, і на віки віків. Амінь.</w:t>
+        <w:t xml:space="preserve"> Від ночі лине дух наш до тебе, Боже, бо світлом є повеління твої. Навчи нас, Боже, правди твоєї, заповідей твоїх і виправдань твоїх. Просвіти наші духовні очі, щоб ми не заснули в гріхах на смерть. Віджени всяку мряку від сердець наших, даруй нам сонце правди і охорони життя наше знаменням і печаттю Святого твого Духа. Направ стопи наші на шлях мирний, дай нам бачити ранішній день у радості, щоб ми тобі засилали ранішні молитви, бо твоє є володіння і твоє є царство і сила, і слава Отця, і Сина, і Святого Духа, нині і повсякчас, і на віки віків. Амінь.</w:t>
       </w:r>
     </w:p>
     <w:p>
@@ -22233,7 +25151,7 @@
           <w:sz w:val="24"/>
           <w:szCs w:val="24"/>
         </w:rPr>
-        <w:t xml:space="preserve"> Владико, Боже святий і неосяжний, що казав із темряви світлові засіяти, що заспокоїв нас у нічному сні й підвів до величання і моління твоєї доброти! Ти, що даєш себе умолити задля свого милосердя, прийми і нині нас, що поклоняємося тобі й по силі дякуємо тобі; і даруй нам те, чого просимо задля спасіння. Вчини нас синами світла і дня та спадкоємцями вічних твоїх дібр. Пом'яни, Господи, за багатством </w:t>
+        <w:t xml:space="preserve"> Владико, Боже святий і неосяжний, що казав із темряви світлові засіяти, що заспокоїв нас у нічному сні й підвів до величання і моління твоєї доброти! Ти, що даєш себе умолити задля свого милосердя, прийми і нині нас, що поклоняємося тобі й по силі дякуємо тобі; і даруй нам те, чого просимо задля спасіння. Вчини нас синами світла і дня та спадкоємцями вічних твоїх дібр. Пом'яни, Господи, за багатством </w:t>
       </w:r>
       <w:proofErr w:type="spellStart"/>
       <w:r>
@@ -22343,7 +25261,7 @@
           <w:sz w:val="24"/>
           <w:szCs w:val="24"/>
         </w:rPr>
-        <w:t xml:space="preserve"> Скарбе добра, джерело невисихаюче, Отче святий, чудотворче всесильний і вседержителю! Усі тобі поклоняємося і тобі молимося та твої милості і твої ласки призиваємо на поміч і на заступництво нашій смиренності. Пом'яни, Господи, слуг твоїх, прийми від усіх нас ранішні моління, як кадило перед тобою; ні одного з нас не вчини нездатним, але всіх нас зберігай ласками твоїми. Пом'яни, Господи, тих, що чувають і співають на славу твою і єдинородного твого Сина і Бога нашого, і Святого твого Духа. Будь їм помічником і заступником; прийми їх молитви на </w:t>
+        <w:t xml:space="preserve"> Скарбе добра, джерело невисихаюче, Отче святий, чудотворче всесильний і вседержителю! Усі тобі поклоняємося і тобі молимося та твої милості і твої ласки призиваємо на поміч і на заступництво нашій смиренності. Пом'яни, Господи, слуг твоїх, прийми від усіх нас ранішні моління, як кадило перед тобою; ні одного з нас не вчини нездатним, але всіх нас зберігай ласками твоїми. Пом'яни, Господи, тих, що чувають і співають на славу твою і єдинородного твого Сина і Бога нашого, і Святого твого Духа. Будь їм помічником і заступником; прийми їх молитви на </w:t>
       </w:r>
       <w:proofErr w:type="spellStart"/>
       <w:r>
@@ -22384,7 +25302,7 @@
           <w:sz w:val="24"/>
           <w:szCs w:val="24"/>
         </w:rPr>
-        <w:t>6. </w:t>
+        <w:t xml:space="preserve">6. </w:t>
       </w:r>
       <w:r>
         <w:rPr>
@@ -22423,7 +25341,7 @@
           <w:sz w:val="24"/>
           <w:szCs w:val="24"/>
         </w:rPr>
-        <w:t xml:space="preserve"> Боже й Отче Господа нашого Ісуса Христа! Ти підніс нас з постелі нашої і зібрав на годину молитви. Дай нам ласку відкрити уста наші і прийми наші подяки, що в наших силах, і навчи нас установ твоїх. Бо молитися як слід не вміємо, якщо ти, Господи, святим твоїм Духом не навчиш нас. Тому молимося тобі: Даруй і прости, якщо ми згрішили аж дотеперішньої години словом або ділом, або думкою, добровільно або недобровільно. Бо коли на провини будеш дивитися, Господи, Господи, то хто встоїться, бо в тебе є прощення. Ти один святий, </w:t>
+        <w:t xml:space="preserve"> Боже й Отче Господа нашого Ісуса Христа! Ти підніс нас з постелі нашої і зібрав на годину молитви. Дай нам ласку відкрити уста наші і прийми наші подяки, що в наших силах, і навчи нас установ твоїх. Бо молитися як слід не вміємо, якщо ти, Господи, святим твоїм Духом не навчиш нас. Тому молимося тобі: Даруй і прости, якщо ми згрішили аж дотеперішньої години словом або ділом, або думкою, добровільно або недобровільно. Бо коли на провини будеш дивитися, Господи, Господи, то хто встоїться, бо в тебе є прощення. Ти один святий, </w:t>
       </w:r>
       <w:proofErr w:type="spellStart"/>
       <w:r>
@@ -22484,7 +25402,7 @@
           <w:sz w:val="24"/>
           <w:szCs w:val="24"/>
         </w:rPr>
-        <w:t>8. </w:t>
+        <w:t xml:space="preserve">8. </w:t>
       </w:r>
       <w:r>
         <w:rPr>
@@ -22543,7 +25461,7 @@
           <w:sz w:val="24"/>
           <w:szCs w:val="24"/>
         </w:rPr>
-        <w:t xml:space="preserve"> Господи, Боже наш! Ти за покаяння дарував людям відпущення, нам же, як образ пізнання і визнання гріхів, показав покаяння і прощення пророка Давида. Тож, Владико, помилуй з великої милости твоєї нас, що в чимало великих гріхів впали, і по багатстві </w:t>
+        <w:t xml:space="preserve"> Господи, Боже наш! Ти за покаяння дарував людям відпущення, нам же, як образ пізнання і визнання гріхів, показав покаяння і прощення пророка Давида. Тож, Владико, помилуй з великої милости твоєї нас, що в чимало великих гріхів впали, і по багатстві </w:t>
       </w:r>
       <w:proofErr w:type="spellStart"/>
       <w:r>
@@ -22621,28 +25539,28 @@
           <w:sz w:val="24"/>
           <w:szCs w:val="24"/>
         </w:rPr>
-        <w:t> Боже, Боже наш! Ти сотворив розумні й духовні сили своєю волею. Тебе просимо й тобі молимося: Прийми наші посильні величання з усіма твоїми творіннями і збагати щедрими даруваннями твоєї ласки. Бо перед тобою згинається всяке коліно: на небі, на землі й під землею, і все, що живе, і все створіння оспівує неосяжну твою славу, бо ти Бог правдивий і вельми милостивий. Тебе бо хвалять усі небесні сили, і тобі славу віддаємо: Отцю, і Сину, і Святому Духові, нині і повсякчас, і на віки віків. Амінь.</w:t>
-      </w:r>
-    </w:p>
-    <w:p>
-      <w:pPr>
-        <w:spacing w:after="120"/>
-        <w:jc w:val="both"/>
-        <w:rPr>
-          <w:rFonts w:ascii="Times New Roman" w:hAnsi="Times New Roman" w:cs="Times New Roman"/>
-          <w:color w:val="FF0000"/>
-          <w:sz w:val="24"/>
-          <w:szCs w:val="24"/>
-        </w:rPr>
-      </w:pPr>
-      <w:r>
-        <w:rPr>
-          <w:rFonts w:ascii="Times New Roman" w:hAnsi="Times New Roman" w:cs="Times New Roman"/>
-          <w:color w:val="FF0000"/>
-          <w:sz w:val="24"/>
-          <w:szCs w:val="24"/>
-        </w:rPr>
-        <w:t>11. </w:t>
+        <w:t xml:space="preserve"> Боже, Боже наш! Ти сотворив розумні й духовні сили своєю волею. Тебе просимо й тобі молимося: Прийми наші посильні величання з усіма твоїми творіннями і збагати щедрими даруваннями твоєї ласки. Бо перед тобою згинається всяке коліно: на небі, на землі й під землею, і все, що живе, і все створіння оспівує неосяжну твою славу, бо ти Бог правдивий і вельми милостивий. Тебе бо хвалять усі небесні сили, і тобі славу віддаємо: Отцю, і Сину, і Святому Духові, нині і повсякчас, і на віки віків. Амінь.</w:t>
+      </w:r>
+    </w:p>
+    <w:p>
+      <w:pPr>
+        <w:spacing w:after="120"/>
+        <w:jc w:val="both"/>
+        <w:rPr>
+          <w:rFonts w:ascii="Times New Roman" w:hAnsi="Times New Roman" w:cs="Times New Roman"/>
+          <w:color w:val="FF0000"/>
+          <w:sz w:val="24"/>
+          <w:szCs w:val="24"/>
+        </w:rPr>
+      </w:pPr>
+      <w:r>
+        <w:rPr>
+          <w:rFonts w:ascii="Times New Roman" w:hAnsi="Times New Roman" w:cs="Times New Roman"/>
+          <w:color w:val="FF0000"/>
+          <w:sz w:val="24"/>
+          <w:szCs w:val="24"/>
+        </w:rPr>
+        <w:t xml:space="preserve">11. </w:t>
       </w:r>
       <w:r>
         <w:rPr>
@@ -24273,7 +27191,7 @@
           <w:sz w:val="24"/>
           <w:szCs w:val="24"/>
         </w:rPr>
-        <w:t>(г. 1):</w:t>
+        <w:t>(г. 1):</w:t>
       </w:r>
       <w:r>
         <w:rPr>
@@ -24331,7 +27249,7 @@
           <w:sz w:val="24"/>
           <w:szCs w:val="24"/>
         </w:rPr>
-        <w:t>(г. 1):</w:t>
+        <w:t>(г. 1):</w:t>
       </w:r>
       <w:r>
         <w:rPr>
@@ -24771,7 +27689,7 @@
           <w:sz w:val="24"/>
           <w:szCs w:val="24"/>
         </w:rPr>
-        <w:t xml:space="preserve">(г. 1, подібний: Воїни, які стерегли): </w:t>
+        <w:t xml:space="preserve">(г. 1, подібний: Воїни, які стерегли): </w:t>
       </w:r>
       <w:proofErr w:type="spellStart"/>
       <w:r>
@@ -25287,7 +28205,7 @@
           <w:sz w:val="24"/>
           <w:szCs w:val="24"/>
         </w:rPr>
-        <w:t xml:space="preserve">(г. 3, подібний: Красотою твого): </w:t>
+        <w:t xml:space="preserve">(г. 3, подібний: Красотою твого): </w:t>
       </w:r>
       <w:r>
         <w:rPr>
@@ -25453,7 +28371,7 @@
           <w:sz w:val="24"/>
           <w:szCs w:val="24"/>
         </w:rPr>
-        <w:t>(3 р.)</w:t>
+        <w:t>(3 р.)</w:t>
       </w:r>
       <w:r>
         <w:rPr>
@@ -25491,7 +28409,7 @@
           <w:sz w:val="24"/>
           <w:szCs w:val="24"/>
         </w:rPr>
-        <w:t>(3 р.)</w:t>
+        <w:t>(3 р.)</w:t>
       </w:r>
       <w:r>
         <w:rPr>
@@ -25530,7 +28448,7 @@
           <w:sz w:val="24"/>
           <w:szCs w:val="24"/>
         </w:rPr>
-        <w:t>(3 р.)</w:t>
+        <w:t>(3 р.)</w:t>
       </w:r>
       <w:r>
         <w:rPr>
@@ -25569,7 +28487,7 @@
           <w:sz w:val="24"/>
           <w:szCs w:val="24"/>
         </w:rPr>
-        <w:t>(3 р.)</w:t>
+        <w:t>(3 р.)</w:t>
       </w:r>
       <w:r>
         <w:rPr>
@@ -25607,7 +28525,7 @@
           <w:sz w:val="24"/>
           <w:szCs w:val="24"/>
         </w:rPr>
-        <w:t>(3 р.)</w:t>
+        <w:t>(3 р.)</w:t>
       </w:r>
       <w:r>
         <w:rPr>
@@ -25645,7 +28563,7 @@
           <w:sz w:val="24"/>
           <w:szCs w:val="24"/>
         </w:rPr>
-        <w:t>(3 р.)</w:t>
+        <w:t>(3 р.)</w:t>
       </w:r>
       <w:r>
         <w:rPr>
@@ -25683,7 +28601,7 @@
           <w:sz w:val="24"/>
           <w:szCs w:val="24"/>
         </w:rPr>
-        <w:t>(3 р.)</w:t>
+        <w:t>(3 р.)</w:t>
       </w:r>
       <w:r>
         <w:rPr>
@@ -25722,7 +28640,7 @@
           <w:sz w:val="24"/>
           <w:szCs w:val="24"/>
         </w:rPr>
-        <w:t>(3 р.)</w:t>
+        <w:t>(3 р.)</w:t>
       </w:r>
       <w:r>
         <w:rPr>
@@ -26009,7 +28927,7 @@
           <w:sz w:val="24"/>
           <w:szCs w:val="24"/>
         </w:rPr>
-        <w:t>(3 р.).</w:t>
+        <w:t>(3 р.).</w:t>
       </w:r>
     </w:p>
     <w:p>
@@ -26326,7 +29244,7 @@
           <w:rFonts w:ascii="Times New Roman" w:hAnsi="Times New Roman"/>
           <w:sz w:val="24"/>
         </w:rPr>
-        <w:t xml:space="preserve"> Бо благословилося і прославилося ім’я Твоє Отця, і Сина, і Святого Духа, нині і повсякчас, і на віки віків.</w:t>
+        <w:t xml:space="preserve"> Бо благословилося і прославилося ім’я Твоє Отця, і Сина, і Святого Духа, нині і повсякчас, і на віки віків.</w:t>
       </w:r>
     </w:p>
     <w:p>
@@ -26420,7 +29338,7 @@
           <w:sz w:val="24"/>
           <w:szCs w:val="24"/>
         </w:rPr>
-        <w:t xml:space="preserve">(г. 4, подібний: Здивувався Йосиф): </w:t>
+        <w:t xml:space="preserve">(г. 4, подібний: Здивувався Йосиф): </w:t>
       </w:r>
       <w:r>
         <w:rPr>
@@ -26949,7 +29867,7 @@
         <w:rPr>
           <w:rFonts w:ascii="Times New Roman" w:hAnsi="Times New Roman"/>
           <w:i/>
-          <w:color w:val="FF4400"/>
+          <w:color w:val="FF0000"/>
           <w:sz w:val="24"/>
         </w:rPr>
         <w:t>Священик:</w:t>
@@ -26957,6 +29875,7 @@
       <w:r>
         <w:rPr>
           <w:rFonts w:ascii="Times New Roman" w:hAnsi="Times New Roman"/>
+          <w:color w:val="000000"/>
           <w:sz w:val="24"/>
         </w:rPr>
         <w:t xml:space="preserve"> Бо Ти святий єси, Боже наш, і в святині перебуваєш, і ми Тобі славу віддаємо: Отцю, і Сину, і Святому Духові, нині і повсякчас, і на віки віків.</w:t>
@@ -27221,7 +30140,7 @@
           <w:sz w:val="24"/>
           <w:szCs w:val="24"/>
         </w:rPr>
-        <w:t>(3 р.)</w:t>
+        <w:t>(3 р.)</w:t>
       </w:r>
       <w:r>
         <w:rPr>
@@ -28102,7 +31021,7 @@
           <w:sz w:val="24"/>
           <w:szCs w:val="24"/>
         </w:rPr>
-        <w:t>(г. 6):</w:t>
+        <w:t>(г. 6):</w:t>
       </w:r>
       <w:r>
         <w:rPr>
@@ -28208,7 +31127,7 @@
           <w:sz w:val="24"/>
           <w:szCs w:val="24"/>
         </w:rPr>
-        <w:t xml:space="preserve">(г. 6): </w:t>
+        <w:t xml:space="preserve">(г. 6): </w:t>
       </w:r>
       <w:r>
         <w:rPr>
@@ -29975,7 +32894,7 @@
           <w:sz w:val="24"/>
           <w:szCs w:val="24"/>
         </w:rPr>
-        <w:t>12 р.</w:t>
+        <w:t>12 р.</w:t>
       </w:r>
       <w:r>
         <w:rPr>
@@ -30865,7 +33784,7 @@
           <w:sz w:val="24"/>
           <w:szCs w:val="24"/>
         </w:rPr>
-        <w:t>Священник: </w:t>
+        <w:t xml:space="preserve">Священник: </w:t>
       </w:r>
       <w:r>
         <w:rPr>
@@ -31965,7 +34884,7 @@
           <w:sz w:val="24"/>
           <w:szCs w:val="24"/>
         </w:rPr>
-        <w:t>Священник: </w:t>
+        <w:t xml:space="preserve">Священник: </w:t>
       </w:r>
       <w:r>
         <w:rPr>
@@ -33026,7 +35945,7 @@
           <w:sz w:val="24"/>
           <w:szCs w:val="24"/>
         </w:rPr>
-        <w:t xml:space="preserve">Ірмос (г. 1): </w:t>
+        <w:t xml:space="preserve">Ірмос (г. 1): </w:t>
       </w:r>
       <w:proofErr w:type="spellStart"/>
       <w:r>
@@ -33489,7 +36408,7 @@
           <w:rFonts w:ascii="Times New Roman" w:hAnsi="Times New Roman"/>
           <w:sz w:val="24"/>
         </w:rPr>
-        <w:t xml:space="preserve"> Бо Тебе хвалять усі сили небесні і Тобі славу возсилаємо: Отцю, і Сину, і Святому Духові, нині і повсякчас, і на віки віків.</w:t>
+        <w:t xml:space="preserve"> Бо Тебе хвалять усі сили небесні і Тобі славу возсилаємо: Отцю, і Сину, і Святому Духові, нині і повсякчас, і на віки віків.</w:t>
       </w:r>
     </w:p>
     <w:p>
@@ -34303,7 +37222,7 @@
           <w:sz w:val="24"/>
           <w:szCs w:val="24"/>
         </w:rPr>
-        <w:t xml:space="preserve">(г. 4, подібний: Як хороброго): </w:t>
+        <w:t xml:space="preserve">(г. 4, подібний: Як хороброго): </w:t>
       </w:r>
       <w:r>
         <w:rPr>
@@ -34582,7 +37501,7 @@
           <w:sz w:val="24"/>
           <w:szCs w:val="24"/>
         </w:rPr>
-        <w:t xml:space="preserve">(г. 6): </w:t>
+        <w:t xml:space="preserve">(г. 6): </w:t>
       </w:r>
       <w:r>
         <w:rPr>
@@ -35158,7 +38077,7 @@
           <w:sz w:val="24"/>
           <w:szCs w:val="24"/>
         </w:rPr>
-        <w:t>(3 р.).</w:t>
+        <w:t>(3 р.).</w:t>
       </w:r>
     </w:p>
     <w:p>
@@ -35271,7 +38190,7 @@
           <w:sz w:val="24"/>
           <w:szCs w:val="24"/>
         </w:rPr>
-        <w:t>(г. 1):</w:t>
+        <w:t>(г. 1):</w:t>
       </w:r>
       <w:r>
         <w:rPr>
@@ -35781,198 +38700,251 @@
     </w:p>
     <w:p>
       <w:pPr>
-        <w:spacing w:after="120"/>
-        <w:jc w:val="both"/>
-        <w:rPr>
-          <w:rFonts w:ascii="Times New Roman" w:hAnsi="Times New Roman" w:cs="Times New Roman"/>
-          <w:sz w:val="24"/>
-          <w:szCs w:val="24"/>
-        </w:rPr>
-      </w:pPr>
-      <w:r>
-        <w:rPr>
-          <w:rFonts w:ascii="Times New Roman" w:hAnsi="Times New Roman" w:cs="Times New Roman"/>
-          <w:i/>
-          <w:color w:val="FF0000"/>
-          <w:sz w:val="24"/>
-          <w:szCs w:val="24"/>
+        <w:pStyle w:val="a"/>
+        <w:spacing w:after="120"/>
+      </w:pPr>
+      <w:r>
+        <w:rPr>
+          <w:rFonts w:ascii="Times New Roman" w:hAnsi="Times New Roman"/>
+          <w:i/>
+          <w:color w:val="FF0000"/>
+          <w:sz w:val="24"/>
         </w:rPr>
         <w:t>Вірні:</w:t>
       </w:r>
       <w:r>
         <w:rPr>
-          <w:rFonts w:ascii="Times New Roman" w:hAnsi="Times New Roman" w:cs="Times New Roman"/>
-          <w:sz w:val="24"/>
-          <w:szCs w:val="24"/>
-        </w:rPr>
-        <w:t xml:space="preserve"> Амінь.</w:t>
-      </w:r>
-    </w:p>
-    <w:p>
-      <w:pPr>
-        <w:spacing w:after="120"/>
-        <w:jc w:val="both"/>
-        <w:rPr>
-          <w:rFonts w:ascii="Times New Roman" w:hAnsi="Times New Roman" w:cs="Times New Roman"/>
-          <w:sz w:val="24"/>
-          <w:szCs w:val="24"/>
-        </w:rPr>
+          <w:rFonts w:ascii="Times New Roman" w:hAnsi="Times New Roman"/>
+          <w:color w:val="000000"/>
+          <w:sz w:val="24"/>
+        </w:rPr>
+        <w:t xml:space="preserve"> </w:t>
+      </w:r>
+      <w:r>
+        <w:rPr>
+          <w:rFonts w:ascii="Times New Roman" w:hAnsi="Times New Roman"/>
+          <w:color w:val="000000"/>
+          <w:sz w:val="24"/>
+        </w:rPr>
+        <w:t>Амі</w:t>
+      </w:r>
+      <w:r>
+        <w:rPr>
+          <w:rFonts w:ascii="Times New Roman" w:hAnsi="Times New Roman"/>
+          <w:sz w:val="24"/>
+        </w:rPr>
+        <w:t>́</w:t>
+      </w:r>
+      <w:r>
+        <w:rPr>
+          <w:rFonts w:ascii="Times New Roman" w:hAnsi="Times New Roman"/>
+          <w:color w:val="000000"/>
+          <w:sz w:val="24"/>
+        </w:rPr>
+        <w:t>нь</w:t>
+      </w:r>
+      <w:r>
+        <w:rPr>
+          <w:rFonts w:ascii="Times New Roman" w:hAnsi="Times New Roman"/>
+          <w:color w:val="000000"/>
+          <w:sz w:val="24"/>
+        </w:rPr>
+        <w:t>.</w:t>
+      </w:r>
+    </w:p>
+    <w:p>
+      <w:pPr>
+        <w:pStyle w:val="a"/>
+        <w:spacing w:after="120"/>
       </w:pPr>
     </w:p>
     <w:p>
       <w:pPr>
         <w:pStyle w:val="3"/>
-        <w:spacing w:before="0" w:after="120"/>
-        <w:jc w:val="center"/>
-        <w:rPr>
-          <w:rFonts w:ascii="Times New Roman" w:hAnsi="Times New Roman" w:cs="Times New Roman"/>
-          <w:i/>
-          <w:color w:val="FF0000"/>
-          <w:sz w:val="24"/>
-          <w:szCs w:val="24"/>
-        </w:rPr>
-      </w:pPr>
-      <w:r>
-        <w:rPr>
-          <w:rFonts w:ascii="Times New Roman" w:hAnsi="Times New Roman" w:cs="Times New Roman"/>
-          <w:i/>
-          <w:color w:val="FF0000"/>
-          <w:sz w:val="24"/>
-          <w:szCs w:val="24"/>
+        <w:spacing w:after="120"/>
+      </w:pPr>
+      <w:r>
+        <w:rPr>
+          <w:rFonts w:ascii="Times New Roman" w:hAnsi="Times New Roman"/>
+          <w:i/>
+          <w:color w:val="FF0000"/>
+          <w:sz w:val="24"/>
         </w:rPr>
         <w:t>Прохальна єктенія</w:t>
       </w:r>
     </w:p>
     <w:p>
       <w:pPr>
-        <w:spacing w:after="120"/>
-        <w:jc w:val="both"/>
-        <w:rPr>
-          <w:rFonts w:ascii="Times New Roman" w:hAnsi="Times New Roman" w:cs="Times New Roman"/>
-          <w:sz w:val="24"/>
-          <w:szCs w:val="24"/>
-        </w:rPr>
-      </w:pPr>
-      <w:r>
-        <w:rPr>
-          <w:rFonts w:ascii="Times New Roman" w:hAnsi="Times New Roman" w:cs="Times New Roman"/>
-          <w:sz w:val="24"/>
-          <w:szCs w:val="24"/>
-        </w:rPr>
-        <w:t>Сповнім вечірню молитву нашу Господеві.</w:t>
-      </w:r>
-    </w:p>
-    <w:p>
-      <w:pPr>
-        <w:spacing w:after="120"/>
-        <w:jc w:val="both"/>
-        <w:rPr>
-          <w:rFonts w:ascii="Times New Roman" w:hAnsi="Times New Roman" w:cs="Times New Roman"/>
-          <w:sz w:val="24"/>
-          <w:szCs w:val="24"/>
-        </w:rPr>
-      </w:pPr>
-      <w:r>
-        <w:rPr>
-          <w:rFonts w:ascii="Times New Roman" w:hAnsi="Times New Roman" w:cs="Times New Roman"/>
-          <w:i/>
-          <w:color w:val="FF0000"/>
-          <w:sz w:val="24"/>
-          <w:szCs w:val="24"/>
+        <w:pStyle w:val="a4"/>
+        <w:spacing w:after="120"/>
+      </w:pPr>
+      <w:r>
+        <w:rPr>
+          <w:rFonts w:ascii="Times New Roman" w:hAnsi="Times New Roman"/>
+          <w:color w:val="000000"/>
+          <w:sz w:val="24"/>
+        </w:rPr>
+        <w:t xml:space="preserve">Сповнім </w:t>
+      </w:r>
+      <w:r>
+        <w:rPr>
+          <w:rFonts w:ascii="Times New Roman" w:hAnsi="Times New Roman"/>
+          <w:color w:val="000000"/>
+          <w:sz w:val="24"/>
+        </w:rPr>
+        <w:t>ранішню</w:t>
+      </w:r>
+      <w:r>
+        <w:rPr>
+          <w:rFonts w:ascii="Times New Roman" w:hAnsi="Times New Roman"/>
+          <w:color w:val="000000"/>
+          <w:sz w:val="24"/>
+        </w:rPr>
+        <w:t xml:space="preserve"> </w:t>
+      </w:r>
+      <w:r>
+        <w:rPr>
+          <w:rFonts w:ascii="Times New Roman" w:hAnsi="Times New Roman"/>
+          <w:color w:val="000000"/>
+          <w:sz w:val="24"/>
+        </w:rPr>
+        <w:t>молитву нашу Господеві.</w:t>
+      </w:r>
+    </w:p>
+    <w:p>
+      <w:pPr>
+        <w:pStyle w:val="a"/>
+        <w:spacing w:after="120"/>
+      </w:pPr>
+      <w:r>
+        <w:rPr>
+          <w:rFonts w:ascii="Times New Roman" w:hAnsi="Times New Roman"/>
+          <w:i/>
+          <w:color w:val="FF0000"/>
+          <w:sz w:val="24"/>
         </w:rPr>
         <w:t>Вірні:</w:t>
       </w:r>
       <w:r>
         <w:rPr>
-          <w:rFonts w:ascii="Times New Roman" w:hAnsi="Times New Roman" w:cs="Times New Roman"/>
-          <w:color w:val="FF0000"/>
-          <w:sz w:val="24"/>
-          <w:szCs w:val="24"/>
-        </w:rPr>
-        <w:t xml:space="preserve"> </w:t>
-      </w:r>
-      <w:r>
-        <w:rPr>
-          <w:rFonts w:ascii="Times New Roman" w:hAnsi="Times New Roman" w:cs="Times New Roman"/>
-          <w:sz w:val="24"/>
-          <w:szCs w:val="24"/>
-        </w:rPr>
-        <w:t>Господи, помилуй.</w:t>
-      </w:r>
-    </w:p>
-    <w:p>
-      <w:pPr>
-        <w:spacing w:after="120"/>
-        <w:rPr>
-          <w:rFonts w:ascii="Times New Roman" w:hAnsi="Times New Roman" w:cs="Times New Roman"/>
-          <w:sz w:val="24"/>
-          <w:szCs w:val="24"/>
-        </w:rPr>
-      </w:pPr>
-      <w:r>
-        <w:rPr>
-          <w:rFonts w:ascii="Times New Roman" w:hAnsi="Times New Roman" w:cs="Times New Roman"/>
-          <w:sz w:val="24"/>
-          <w:szCs w:val="24"/>
+          <w:rFonts w:ascii="Times New Roman" w:hAnsi="Times New Roman"/>
+          <w:color w:val="FF0000"/>
+          <w:sz w:val="24"/>
+        </w:rPr>
+        <w:t xml:space="preserve"> </w:t>
+      </w:r>
+      <w:r>
+        <w:rPr>
+          <w:rFonts w:ascii="Times New Roman" w:hAnsi="Times New Roman"/>
+          <w:color w:val="000000"/>
+          <w:sz w:val="24"/>
+        </w:rPr>
+        <w:t>Го</w:t>
+      </w:r>
+      <w:r>
+        <w:rPr>
+          <w:rFonts w:ascii="Times New Roman" w:hAnsi="Times New Roman"/>
+          <w:color w:val="000000"/>
+          <w:sz w:val="24"/>
+        </w:rPr>
+        <w:t>́</w:t>
+      </w:r>
+      <w:r>
+        <w:rPr>
+          <w:rFonts w:ascii="Times New Roman" w:hAnsi="Times New Roman"/>
+          <w:color w:val="000000"/>
+          <w:sz w:val="24"/>
+        </w:rPr>
+        <w:t>споди, помилуй.</w:t>
+      </w:r>
+    </w:p>
+    <w:p>
+      <w:pPr>
+        <w:pStyle w:val="a"/>
+        <w:spacing w:after="120"/>
+      </w:pPr>
+      <w:r>
+        <w:rPr>
+          <w:rFonts w:ascii="Times New Roman" w:hAnsi="Times New Roman"/>
+          <w:sz w:val="24"/>
         </w:rPr>
         <w:t>Заступи, спаси, помилуй і охорони нас, Боже, Твоєю благодаттю</w:t>
       </w:r>
     </w:p>
     <w:p>
       <w:pPr>
-        <w:spacing w:after="120"/>
-        <w:jc w:val="both"/>
-        <w:rPr>
-          <w:rFonts w:ascii="Times New Roman" w:hAnsi="Times New Roman" w:cs="Times New Roman"/>
-          <w:sz w:val="24"/>
-          <w:szCs w:val="24"/>
-        </w:rPr>
-      </w:pPr>
-      <w:r>
-        <w:rPr>
-          <w:rFonts w:ascii="Times New Roman" w:hAnsi="Times New Roman" w:cs="Times New Roman"/>
-          <w:i/>
-          <w:color w:val="FF0000"/>
-          <w:sz w:val="24"/>
-          <w:szCs w:val="24"/>
+        <w:pStyle w:val="a"/>
+        <w:spacing w:after="120"/>
+      </w:pPr>
+      <w:r>
+        <w:rPr>
+          <w:rFonts w:ascii="Times New Roman" w:hAnsi="Times New Roman"/>
+          <w:i/>
+          <w:color w:val="FF0000"/>
+          <w:sz w:val="24"/>
         </w:rPr>
         <w:t>Вірні:</w:t>
       </w:r>
       <w:r>
         <w:rPr>
-          <w:rFonts w:ascii="Times New Roman" w:hAnsi="Times New Roman" w:cs="Times New Roman"/>
-          <w:color w:val="FF0000"/>
-          <w:sz w:val="24"/>
-          <w:szCs w:val="24"/>
-        </w:rPr>
-        <w:t xml:space="preserve"> </w:t>
-      </w:r>
-      <w:r>
-        <w:rPr>
-          <w:rFonts w:ascii="Times New Roman" w:hAnsi="Times New Roman" w:cs="Times New Roman"/>
-          <w:sz w:val="24"/>
-          <w:szCs w:val="24"/>
-        </w:rPr>
-        <w:t>Господи, помилуй.</w:t>
-      </w:r>
-    </w:p>
-    <w:p>
-      <w:pPr>
-        <w:spacing w:after="120"/>
-        <w:jc w:val="both"/>
-        <w:rPr>
-          <w:rFonts w:ascii="Times New Roman" w:hAnsi="Times New Roman" w:cs="Times New Roman"/>
-          <w:sz w:val="24"/>
-          <w:szCs w:val="24"/>
-        </w:rPr>
-      </w:pPr>
-      <w:r>
-        <w:rPr>
-          <w:rFonts w:ascii="Times New Roman" w:hAnsi="Times New Roman" w:cs="Times New Roman"/>
-          <w:sz w:val="24"/>
-          <w:szCs w:val="24"/>
-        </w:rPr>
-        <w:t>Вечора всього досконалого, святого, мирного і безгрішного у Господа просім.</w:t>
+          <w:rFonts w:ascii="Times New Roman" w:hAnsi="Times New Roman"/>
+          <w:color w:val="FF0000"/>
+          <w:sz w:val="24"/>
+        </w:rPr>
+        <w:t xml:space="preserve"> </w:t>
+      </w:r>
+      <w:r>
+        <w:rPr>
+          <w:rFonts w:ascii="Times New Roman" w:hAnsi="Times New Roman"/>
+          <w:color w:val="000000"/>
+          <w:sz w:val="24"/>
+        </w:rPr>
+        <w:t>Го</w:t>
+      </w:r>
+      <w:r>
+        <w:rPr>
+          <w:rFonts w:ascii="Times New Roman" w:hAnsi="Times New Roman"/>
+          <w:sz w:val="24"/>
+        </w:rPr>
+        <w:t>́</w:t>
+      </w:r>
+      <w:r>
+        <w:rPr>
+          <w:rFonts w:ascii="Times New Roman" w:hAnsi="Times New Roman"/>
+          <w:color w:val="000000"/>
+          <w:sz w:val="24"/>
+        </w:rPr>
+        <w:t>споди, помилуй.</w:t>
+      </w:r>
+    </w:p>
+    <w:p>
+      <w:pPr>
+        <w:pStyle w:val="a4"/>
+        <w:spacing w:after="120"/>
+      </w:pPr>
+      <w:r>
+        <w:rPr>
+          <w:rFonts w:ascii="Times New Roman" w:hAnsi="Times New Roman"/>
+          <w:color w:val="000000"/>
+          <w:sz w:val="24"/>
+        </w:rPr>
+        <w:t>Дня</w:t>
+      </w:r>
+      <w:r>
+        <w:rPr>
+          <w:rFonts w:ascii="Times New Roman" w:hAnsi="Times New Roman"/>
+          <w:color w:val="000000"/>
+          <w:sz w:val="24"/>
+        </w:rPr>
+        <w:t xml:space="preserve"> </w:t>
+      </w:r>
+      <w:r>
+        <w:rPr>
+          <w:rFonts w:ascii="Times New Roman" w:hAnsi="Times New Roman"/>
+          <w:color w:val="000000"/>
+          <w:sz w:val="24"/>
+        </w:rPr>
+        <w:t>всього досконалого, святого, мирного і безгрішного у Господа просім.</w:t>
       </w:r>
     </w:p>
     <w:p>
@@ -36600,7 +39572,7 @@
           <w:rFonts w:ascii="Times New Roman" w:hAnsi="Times New Roman"/>
           <w:sz w:val="24"/>
         </w:rPr>
-        <w:t xml:space="preserve"> Бо Ти – Бог милости, ласк і людинолюбности, і Тобі славу віддаємо, Отцю, і Сину, і Святому Духові, нині, і повсякчас, і на віки віків.</w:t>
+        <w:t xml:space="preserve"> Бо Ти – Бог милости, ласк і людинолюбности, і Тобі славу віддаємо, Отцю, і Сину, і Святому Духові, нині, і повсякчас, і на віки віків.</w:t>
       </w:r>
     </w:p>
     <w:p>
@@ -37140,7 +40112,7 @@
           <w:sz w:val="24"/>
           <w:szCs w:val="24"/>
         </w:rPr>
-        <w:t>(3 р.)</w:t>
+        <w:t>(3 р.)</w:t>
       </w:r>
       <w:r>
         <w:rPr>
